--- a/작업일지/20주차.docx
+++ b/작업일지/20주차.docx
@@ -1,90 +1,62 @@
 
 <file path=word/document.xml><?xml version="1.0" encoding="utf-8"?>
-<w:document xmlns:o="urn:schemas-microsoft-com:office:office" xmlns:r="http://schemas.openxmlformats.org/officeDocument/2006/relationships" xmlns:v="urn:schemas-microsoft-com:vml" xmlns:w="http://schemas.openxmlformats.org/wordprocessingml/2006/main" xmlns:w10="urn:schemas-microsoft-com:office:word" xmlns:wp="http://schemas.openxmlformats.org/drawingml/2006/wordprocessingDrawing" xmlns:wps="http://schemas.microsoft.com/office/word/2010/wordprocessingShape" xmlns:wpg="http://schemas.microsoft.com/office/word/2010/wordprocessingGroup" xmlns:mc="http://schemas.openxmlformats.org/markup-compatibility/2006" xmlns:wp14="http://schemas.microsoft.com/office/word/2010/wordprocessingDrawing" xmlns:w14="http://schemas.microsoft.com/office/word/2010/wordml" mc:Ignorable="w14 wp14">
+<w:document xmlns:wpc="http://schemas.microsoft.com/office/word/2010/wordprocessingCanvas" xmlns:cx="http://schemas.microsoft.com/office/drawing/2014/chartex" xmlns:cx1="http://schemas.microsoft.com/office/drawing/2015/9/8/chartex" xmlns:cx2="http://schemas.microsoft.com/office/drawing/2015/10/21/chartex" xmlns:cx3="http://schemas.microsoft.com/office/drawing/2016/5/9/chartex" xmlns:cx4="http://schemas.microsoft.com/office/drawing/2016/5/10/chartex" xmlns:cx5="http://schemas.microsoft.com/office/drawing/2016/5/11/chartex" xmlns:cx6="http://schemas.microsoft.com/office/drawing/2016/5/12/chartex" xmlns:cx7="http://schemas.microsoft.com/office/drawing/2016/5/13/chartex" xmlns:cx8="http://schemas.microsoft.com/office/drawing/2016/5/14/chartex" xmlns:mc="http://schemas.openxmlformats.org/markup-compatibility/2006" xmlns:aink="http://schemas.microsoft.com/office/drawing/2016/ink" xmlns:am3d="http://schemas.microsoft.com/office/drawing/2017/model3d" xmlns:o="urn:schemas-microsoft-com:office:office" xmlns:oel="http://schemas.microsoft.com/office/2019/extlst" xmlns:r="http://schemas.openxmlformats.org/officeDocument/2006/relationships" xmlns:m="http://schemas.openxmlformats.org/officeDocument/2006/math" xmlns:v="urn:schemas-microsoft-com:vml" xmlns:wp14="http://schemas.microsoft.com/office/word/2010/wordprocessingDrawing" xmlns:wp="http://schemas.openxmlformats.org/drawingml/2006/wordprocessingDrawing" xmlns:w10="urn:schemas-microsoft-com:office:word" xmlns:w="http://schemas.openxmlformats.org/wordprocessingml/2006/main" xmlns:w14="http://schemas.microsoft.com/office/word/2010/wordml" xmlns:w15="http://schemas.microsoft.com/office/word/2012/wordml" xmlns:w16cex="http://schemas.microsoft.com/office/word/2018/wordml/cex" xmlns:w16cid="http://schemas.microsoft.com/office/word/2016/wordml/cid" xmlns:w16="http://schemas.microsoft.com/office/word/2018/wordml" xmlns:w16du="http://schemas.microsoft.com/office/word/2023/wordml/word16du" xmlns:w16sdtdh="http://schemas.microsoft.com/office/word/2020/wordml/sdtdatahash" xmlns:w16sdtfl="http://schemas.microsoft.com/office/word/2024/wordml/sdtformatlock" xmlns:w16se="http://schemas.microsoft.com/office/word/2015/wordml/symex" xmlns:wpg="http://schemas.microsoft.com/office/word/2010/wordprocessingGroup" xmlns:wpi="http://schemas.microsoft.com/office/word/2010/wordprocessingInk" xmlns:wne="http://schemas.microsoft.com/office/word/2006/wordml" xmlns:wps="http://schemas.microsoft.com/office/word/2010/wordprocessingShape" mc:Ignorable="w14 w15 w16se w16cid w16 w16cex w16sdtdh w16sdtfl w16du wp14">
   <w:body>
     <w:tbl>
       <w:tblPr>
-        <w:tblStyle w:val="1"/>
+        <w:tblStyle w:val="10"/>
         <w:tblW w:w="10468" w:type="dxa"/>
-        <w:jc w:val="left"/>
         <w:tblInd w:w="5" w:type="dxa"/>
-        <w:tblCellMar>
-          <w:top w:w="0" w:type="dxa"/>
-          <w:left w:w="108" w:type="dxa"/>
-          <w:bottom w:w="0" w:type="dxa"/>
-          <w:right w:w="108" w:type="dxa"/>
-        </w:tblCellMar>
-        <w:tblLook w:firstRow="1" w:noVBand="1" w:lastRow="0" w:firstColumn="1" w:lastColumn="0" w:noHBand="0" w:val="04a0"/>
+        <w:tblLook w:val="04A0" w:firstRow="1" w:lastRow="0" w:firstColumn="1" w:lastColumn="0" w:noHBand="0" w:noVBand="1"/>
       </w:tblPr>
       <w:tblGrid>
-        <w:gridCol w:w="1740"/>
-        <w:gridCol w:w="1742"/>
-        <w:gridCol w:w="2"/>
-        <w:gridCol w:w="1041"/>
-        <w:gridCol w:w="2"/>
-        <w:gridCol w:w="2974"/>
-        <w:gridCol w:w="2"/>
-        <w:gridCol w:w="1212"/>
-        <w:gridCol w:w="2"/>
-        <w:gridCol w:w="1750"/>
+        <w:gridCol w:w="1739"/>
+        <w:gridCol w:w="1744"/>
+        <w:gridCol w:w="1043"/>
+        <w:gridCol w:w="2976"/>
+        <w:gridCol w:w="1214"/>
+        <w:gridCol w:w="1752"/>
       </w:tblGrid>
       <w:tr>
         <w:trPr>
-          <w:trHeight w:val="888" w:hRule="atLeast"/>
+          <w:trHeight w:val="888"/>
         </w:trPr>
         <w:tc>
           <w:tcPr>
             <w:tcW w:w="3484" w:type="dxa"/>
-            <w:gridSpan w:val="3"/>
-            <w:tcBorders/>
-            <w:shd w:fill="auto" w:val="clear"/>
+            <w:gridSpan w:val="2"/>
+            <w:shd w:val="clear" w:color="auto" w:fill="auto"/>
             <w:vAlign w:val="center"/>
           </w:tcPr>
           <w:p>
             <w:pPr>
-              <w:pStyle w:val="Normal"/>
-              <w:spacing w:lineRule="auto" w:line="240" w:before="0" w:after="0"/>
-              <w:rPr>
-                <w:color w:val="605E5C"/>
-                <w:highlight w:val="lightGray"/>
-                <w:highlight w:val="lightGray"/>
-              </w:rPr>
-            </w:pPr>
-            <w:r>
-              <w:rPr>
-                <w:color w:val="605E5C"/>
-                <w:highlight w:val="lightGray"/>
-                <w:highlight w:val="lightGray"/>
-              </w:rPr>
-            </w:r>
+              <w:spacing w:after="0" w:line="240" w:lineRule="auto"/>
+              <w:rPr>
+                <w:color w:val="605E5C"/>
+              </w:rPr>
+            </w:pPr>
           </w:p>
         </w:tc>
         <w:tc>
           <w:tcPr>
             <w:tcW w:w="1043" w:type="dxa"/>
-            <w:gridSpan w:val="2"/>
-            <w:tcBorders/>
-            <w:shd w:fill="auto" w:val="clear"/>
+            <w:shd w:val="clear" w:color="auto" w:fill="auto"/>
             <w:vAlign w:val="center"/>
           </w:tcPr>
           <w:p>
             <w:pPr>
-              <w:pStyle w:val="Normal"/>
-              <w:spacing w:lineRule="auto" w:line="240" w:before="0" w:after="0"/>
+              <w:spacing w:after="0" w:line="240" w:lineRule="auto"/>
               <w:jc w:val="center"/>
               <w:rPr>
                 <w:b/>
-                <w:b/>
-                <w:sz w:val="22"/>
-              </w:rPr>
-            </w:pPr>
-            <w:r>
-              <w:rPr>
-                <w:b/>
-                <w:color w:val="605E5C"/>
-                <w:sz w:val="22"/>
-                <w:highlight w:val="lightGray"/>
-                <w:highlight w:val="lightGray"/>
+                <w:sz w:val="22"/>
+              </w:rPr>
+            </w:pPr>
+            <w:r>
+              <w:rPr>
+                <w:b/>
+                <w:color w:val="605E5C"/>
+                <w:sz w:val="22"/>
               </w:rPr>
               <w:t>작성자</w:t>
             </w:r>
@@ -93,15 +65,12 @@
         <w:tc>
           <w:tcPr>
             <w:tcW w:w="2976" w:type="dxa"/>
-            <w:gridSpan w:val="2"/>
-            <w:tcBorders/>
-            <w:shd w:fill="auto" w:val="clear"/>
+            <w:shd w:val="clear" w:color="auto" w:fill="auto"/>
             <w:vAlign w:val="center"/>
           </w:tcPr>
           <w:p>
             <w:pPr>
-              <w:pStyle w:val="Normal"/>
-              <w:spacing w:lineRule="auto" w:line="240" w:before="0" w:after="0"/>
+              <w:spacing w:after="0" w:line="240" w:lineRule="auto"/>
               <w:jc w:val="center"/>
               <w:rPr>
                 <w:szCs w:val="20"/>
@@ -111,86 +80,47 @@
               <w:rPr>
                 <w:color w:val="605E5C"/>
                 <w:szCs w:val="20"/>
-                <w:highlight w:val="lightGray"/>
-                <w:highlight w:val="lightGray"/>
-              </w:rPr>
-              <w:t xml:space="preserve">2022180041 </w:t>
+              </w:rPr>
+              <w:t>2022180041 최재혁</w:t>
             </w:r>
             <w:r>
               <w:rPr>
                 <w:color w:val="605E5C"/>
                 <w:szCs w:val="20"/>
-                <w:highlight w:val="lightGray"/>
-                <w:highlight w:val="lightGray"/>
-              </w:rPr>
-              <w:t>최재혁</w:t>
+              </w:rPr>
+              <w:br/>
+              <w:t>2022180003 김도엽</w:t>
             </w:r>
             <w:r>
               <w:rPr>
                 <w:color w:val="605E5C"/>
                 <w:szCs w:val="20"/>
-                <w:highlight w:val="lightGray"/>
-                <w:highlight w:val="lightGray"/>
               </w:rPr>
               <w:br/>
-              <w:t xml:space="preserve">2022180003 </w:t>
-            </w:r>
-            <w:r>
-              <w:rPr>
-                <w:color w:val="605E5C"/>
-                <w:szCs w:val="20"/>
-                <w:highlight w:val="lightGray"/>
-                <w:highlight w:val="lightGray"/>
-              </w:rPr>
-              <w:t>김도엽</w:t>
-            </w:r>
-            <w:r>
-              <w:rPr>
-                <w:color w:val="605E5C"/>
-                <w:szCs w:val="20"/>
-                <w:highlight w:val="lightGray"/>
-                <w:highlight w:val="lightGray"/>
-              </w:rPr>
-              <w:br/>
-              <w:t xml:space="preserve">2020184005 </w:t>
-            </w:r>
-            <w:r>
-              <w:rPr>
-                <w:color w:val="605E5C"/>
-                <w:szCs w:val="20"/>
-                <w:highlight w:val="lightGray"/>
-                <w:highlight w:val="lightGray"/>
-              </w:rPr>
-              <w:t>김나현</w:t>
+              <w:t>2020184005 김나현</w:t>
             </w:r>
           </w:p>
         </w:tc>
         <w:tc>
           <w:tcPr>
             <w:tcW w:w="1214" w:type="dxa"/>
-            <w:gridSpan w:val="2"/>
-            <w:tcBorders/>
-            <w:shd w:fill="auto" w:val="clear"/>
+            <w:shd w:val="clear" w:color="auto" w:fill="auto"/>
             <w:vAlign w:val="center"/>
           </w:tcPr>
           <w:p>
             <w:pPr>
-              <w:pStyle w:val="Normal"/>
-              <w:spacing w:lineRule="auto" w:line="240" w:before="0" w:after="0"/>
+              <w:spacing w:after="0" w:line="240" w:lineRule="auto"/>
               <w:jc w:val="center"/>
               <w:rPr>
                 <w:b/>
-                <w:b/>
-                <w:sz w:val="22"/>
-              </w:rPr>
-            </w:pPr>
-            <w:r>
-              <w:rPr>
-                <w:b/>
-                <w:color w:val="605E5C"/>
-                <w:sz w:val="22"/>
-                <w:highlight w:val="lightGray"/>
-                <w:highlight w:val="lightGray"/>
+                <w:sz w:val="22"/>
+              </w:rPr>
+            </w:pPr>
+            <w:r>
+              <w:rPr>
+                <w:b/>
+                <w:color w:val="605E5C"/>
+                <w:sz w:val="22"/>
               </w:rPr>
               <w:t>팀명</w:t>
             </w:r>
@@ -199,37 +129,33 @@
         <w:tc>
           <w:tcPr>
             <w:tcW w:w="1750" w:type="dxa"/>
-            <w:tcBorders/>
-            <w:shd w:fill="auto" w:val="clear"/>
+            <w:shd w:val="clear" w:color="auto" w:fill="auto"/>
             <w:vAlign w:val="center"/>
           </w:tcPr>
           <w:p>
             <w:pPr>
-              <w:pStyle w:val="Normal"/>
-              <w:spacing w:lineRule="auto" w:line="240" w:before="0" w:after="0"/>
+              <w:spacing w:after="0" w:line="240" w:lineRule="auto"/>
               <w:jc w:val="center"/>
               <w:rPr>
                 <w:sz w:val="24"/>
                 <w:szCs w:val="24"/>
               </w:rPr>
             </w:pPr>
+            <w:proofErr w:type="spellStart"/>
             <w:r>
               <w:rPr>
                 <w:color w:val="605E5C"/>
                 <w:sz w:val="24"/>
                 <w:szCs w:val="24"/>
-                <w:highlight w:val="lightGray"/>
-                <w:highlight w:val="lightGray"/>
               </w:rPr>
               <w:t>zl</w:t>
             </w:r>
+            <w:proofErr w:type="spellEnd"/>
             <w:r>
               <w:rPr>
                 <w:color w:val="605E5C"/>
                 <w:sz w:val="24"/>
                 <w:szCs w:val="24"/>
-                <w:highlight w:val="lightGray"/>
-                <w:highlight w:val="lightGray"/>
               </w:rPr>
               <w:t>존졸작전사</w:t>
             </w:r>
@@ -238,33 +164,28 @@
       </w:tr>
       <w:tr>
         <w:trPr>
-          <w:trHeight w:val="648" w:hRule="atLeast"/>
+          <w:trHeight w:val="648"/>
         </w:trPr>
         <w:tc>
           <w:tcPr>
             <w:tcW w:w="1740" w:type="dxa"/>
-            <w:tcBorders/>
-            <w:shd w:fill="auto" w:val="clear"/>
+            <w:shd w:val="clear" w:color="auto" w:fill="auto"/>
             <w:vAlign w:val="center"/>
           </w:tcPr>
           <w:p>
             <w:pPr>
-              <w:pStyle w:val="Normal"/>
-              <w:spacing w:lineRule="auto" w:line="240" w:before="0" w:after="0"/>
+              <w:spacing w:after="0" w:line="240" w:lineRule="auto"/>
               <w:jc w:val="center"/>
               <w:rPr>
                 <w:b/>
-                <w:b/>
-                <w:sz w:val="22"/>
-              </w:rPr>
-            </w:pPr>
-            <w:r>
-              <w:rPr>
-                <w:b/>
-                <w:color w:val="605E5C"/>
-                <w:sz w:val="22"/>
-                <w:highlight w:val="lightGray"/>
-                <w:highlight w:val="lightGray"/>
+                <w:sz w:val="22"/>
+              </w:rPr>
+            </w:pPr>
+            <w:r>
+              <w:rPr>
+                <w:b/>
+                <w:color w:val="605E5C"/>
+                <w:sz w:val="22"/>
               </w:rPr>
               <w:t>주차</w:t>
             </w:r>
@@ -273,27 +194,22 @@
         <w:tc>
           <w:tcPr>
             <w:tcW w:w="1742" w:type="dxa"/>
-            <w:tcBorders/>
-            <w:shd w:fill="auto" w:val="clear"/>
+            <w:shd w:val="clear" w:color="auto" w:fill="auto"/>
             <w:vAlign w:val="center"/>
           </w:tcPr>
           <w:p>
             <w:pPr>
-              <w:pStyle w:val="Normal"/>
-              <w:spacing w:lineRule="auto" w:line="240" w:before="0" w:after="0"/>
+              <w:spacing w:after="0" w:line="240" w:lineRule="auto"/>
               <w:jc w:val="center"/>
               <w:rPr>
                 <w:b/>
-                <w:b/>
-                <w:color w:val="605E5C"/>
-                <w:highlight w:val="lightGray"/>
-              </w:rPr>
-            </w:pPr>
-            <w:r>
-              <w:rPr>
-                <w:b/>
-                <w:color w:val="605E5C"/>
-                <w:shd w:fill="E1DFDD" w:val="clear"/>
+                <w:color w:val="605E5C"/>
+              </w:rPr>
+            </w:pPr>
+            <w:r>
+              <w:rPr>
+                <w:b/>
+                <w:color w:val="605E5C"/>
               </w:rPr>
               <w:t>20</w:t>
             </w:r>
@@ -302,29 +218,23 @@
         <w:tc>
           <w:tcPr>
             <w:tcW w:w="1043" w:type="dxa"/>
-            <w:gridSpan w:val="2"/>
-            <w:tcBorders/>
-            <w:shd w:fill="auto" w:val="clear"/>
+            <w:shd w:val="clear" w:color="auto" w:fill="auto"/>
             <w:vAlign w:val="center"/>
           </w:tcPr>
           <w:p>
             <w:pPr>
-              <w:pStyle w:val="Normal"/>
-              <w:spacing w:lineRule="auto" w:line="240" w:before="0" w:after="0"/>
+              <w:spacing w:after="0" w:line="240" w:lineRule="auto"/>
               <w:jc w:val="center"/>
               <w:rPr>
                 <w:b/>
-                <w:b/>
-                <w:sz w:val="22"/>
-              </w:rPr>
-            </w:pPr>
-            <w:r>
-              <w:rPr>
-                <w:b/>
-                <w:color w:val="605E5C"/>
-                <w:sz w:val="22"/>
-                <w:highlight w:val="lightGray"/>
-                <w:highlight w:val="lightGray"/>
+                <w:sz w:val="22"/>
+              </w:rPr>
+            </w:pPr>
+            <w:r>
+              <w:rPr>
+                <w:b/>
+                <w:color w:val="605E5C"/>
+                <w:sz w:val="22"/>
               </w:rPr>
               <w:t>기간</w:t>
             </w:r>
@@ -333,19 +243,15 @@
         <w:tc>
           <w:tcPr>
             <w:tcW w:w="2976" w:type="dxa"/>
-            <w:gridSpan w:val="2"/>
-            <w:tcBorders/>
-            <w:shd w:fill="auto" w:val="clear"/>
+            <w:shd w:val="clear" w:color="auto" w:fill="auto"/>
             <w:vAlign w:val="center"/>
           </w:tcPr>
           <w:p>
             <w:pPr>
-              <w:pStyle w:val="Normal"/>
-              <w:spacing w:lineRule="auto" w:line="240" w:before="0" w:after="0"/>
+              <w:spacing w:after="0" w:line="240" w:lineRule="auto"/>
               <w:jc w:val="center"/>
               <w:rPr>
                 <w:color w:val="605E5C"/>
-                <w:highlight w:val="lightGray"/>
               </w:rPr>
             </w:pPr>
             <w:bookmarkStart w:id="0" w:name="__DdeLink__213_76387965"/>
@@ -353,8 +259,6 @@
               <w:rPr>
                 <w:b/>
                 <w:color w:val="605E5C"/>
-                <w:highlight w:val="lightGray"/>
-                <w:highlight w:val="lightGray"/>
               </w:rPr>
               <w:t>2025.06.23 ~ 2025.06.30</w:t>
             </w:r>
@@ -364,29 +268,23 @@
         <w:tc>
           <w:tcPr>
             <w:tcW w:w="1214" w:type="dxa"/>
-            <w:gridSpan w:val="2"/>
-            <w:tcBorders/>
-            <w:shd w:fill="auto" w:val="clear"/>
+            <w:shd w:val="clear" w:color="auto" w:fill="auto"/>
             <w:vAlign w:val="center"/>
           </w:tcPr>
           <w:p>
             <w:pPr>
-              <w:pStyle w:val="Normal"/>
-              <w:spacing w:lineRule="auto" w:line="240" w:before="0" w:after="0"/>
+              <w:spacing w:after="0" w:line="240" w:lineRule="auto"/>
               <w:jc w:val="center"/>
               <w:rPr>
                 <w:b/>
-                <w:b/>
-                <w:sz w:val="22"/>
-              </w:rPr>
-            </w:pPr>
-            <w:r>
-              <w:rPr>
-                <w:b/>
-                <w:color w:val="605E5C"/>
-                <w:sz w:val="22"/>
-                <w:highlight w:val="lightGray"/>
-                <w:highlight w:val="lightGray"/>
+                <w:sz w:val="22"/>
+              </w:rPr>
+            </w:pPr>
+            <w:r>
+              <w:rPr>
+                <w:b/>
+                <w:color w:val="605E5C"/>
+                <w:sz w:val="22"/>
               </w:rPr>
               <w:t>지도교수</w:t>
             </w:r>
@@ -395,87 +293,58 @@
         <w:tc>
           <w:tcPr>
             <w:tcW w:w="1752" w:type="dxa"/>
-            <w:gridSpan w:val="2"/>
-            <w:tcBorders/>
-            <w:shd w:fill="auto" w:val="clear"/>
+            <w:shd w:val="clear" w:color="auto" w:fill="auto"/>
             <w:vAlign w:val="center"/>
           </w:tcPr>
           <w:p>
             <w:pPr>
-              <w:pStyle w:val="Normal"/>
-              <w:spacing w:lineRule="auto" w:line="240" w:before="0" w:after="0"/>
+              <w:spacing w:after="0" w:line="240" w:lineRule="auto"/>
               <w:jc w:val="left"/>
               <w:rPr>
                 <w:color w:val="605E5C"/>
-                <w:highlight w:val="lightGray"/>
-              </w:rPr>
-            </w:pPr>
-            <w:r>
-              <w:rPr>
-                <w:b/>
-                <w:color w:val="605E5C"/>
-                <w:sz w:val="22"/>
-                <w:highlight w:val="lightGray"/>
-                <w:highlight w:val="lightGray"/>
+              </w:rPr>
+            </w:pPr>
+            <w:r>
+              <w:rPr>
+                <w:b/>
+                <w:color w:val="605E5C"/>
+                <w:sz w:val="22"/>
               </w:rPr>
               <w:t>정 내 훈</w:t>
             </w:r>
             <w:r>
               <w:rPr>
                 <w:color w:val="605E5C"/>
-                <w:highlight w:val="lightGray"/>
-                <w:highlight w:val="lightGray"/>
-              </w:rPr>
-              <w:t>(</w:t>
-            </w:r>
-            <w:r>
-              <w:rPr>
-                <w:color w:val="605E5C"/>
-                <w:highlight w:val="lightGray"/>
-                <w:highlight w:val="lightGray"/>
-              </w:rPr>
-              <w:t>서명</w:t>
-            </w:r>
-            <w:r>
-              <w:rPr>
-                <w:color w:val="605E5C"/>
-                <w:highlight w:val="lightGray"/>
-                <w:highlight w:val="lightGray"/>
-              </w:rPr>
-              <w:t>)</w:t>
+              </w:rPr>
+              <w:t>(서명)</w:t>
             </w:r>
           </w:p>
         </w:tc>
       </w:tr>
       <w:tr>
         <w:trPr>
-          <w:trHeight w:val="1266" w:hRule="atLeast"/>
+          <w:trHeight w:val="1266"/>
         </w:trPr>
         <w:tc>
           <w:tcPr>
             <w:tcW w:w="1740" w:type="dxa"/>
-            <w:tcBorders/>
-            <w:shd w:fill="auto" w:val="clear"/>
+            <w:shd w:val="clear" w:color="auto" w:fill="auto"/>
             <w:vAlign w:val="center"/>
           </w:tcPr>
           <w:p>
             <w:pPr>
-              <w:pStyle w:val="Normal"/>
-              <w:spacing w:lineRule="auto" w:line="240" w:before="0" w:after="0"/>
+              <w:spacing w:after="0" w:line="240" w:lineRule="auto"/>
               <w:jc w:val="center"/>
               <w:rPr>
                 <w:b/>
-                <w:b/>
-                <w:sz w:val="22"/>
-              </w:rPr>
-            </w:pPr>
-            <w:r>
-              <w:rPr>
-                <w:b/>
-                <w:color w:val="605E5C"/>
-                <w:sz w:val="22"/>
-                <w:highlight w:val="lightGray"/>
-                <w:highlight w:val="lightGray"/>
+                <w:sz w:val="22"/>
+              </w:rPr>
+            </w:pPr>
+            <w:r>
+              <w:rPr>
+                <w:b/>
+                <w:color w:val="605E5C"/>
+                <w:sz w:val="22"/>
               </w:rPr>
               <w:t>이번주 한일</w:t>
             </w:r>
@@ -484,19 +353,16 @@
         <w:tc>
           <w:tcPr>
             <w:tcW w:w="8727" w:type="dxa"/>
-            <w:gridSpan w:val="9"/>
-            <w:tcBorders/>
-            <w:shd w:fill="auto" w:val="clear"/>
+            <w:gridSpan w:val="5"/>
+            <w:shd w:val="clear" w:color="auto" w:fill="auto"/>
             <w:vAlign w:val="center"/>
           </w:tcPr>
           <w:p>
             <w:pPr>
-              <w:pStyle w:val="Normal"/>
-              <w:spacing w:lineRule="auto" w:line="240" w:before="0" w:after="0"/>
+              <w:spacing w:after="0" w:line="240" w:lineRule="auto"/>
               <w:jc w:val="left"/>
               <w:rPr>
                 <w:color w:val="605E5C"/>
-                <w:highlight w:val="lightGray"/>
               </w:rPr>
             </w:pPr>
             <w:r>
@@ -504,30 +370,61 @@
                 <w:b/>
                 <w:bCs/>
                 <w:color w:val="605E5C"/>
-                <w:highlight w:val="lightGray"/>
-                <w:highlight w:val="lightGray"/>
-              </w:rPr>
-              <w:t>최재혁</w:t>
-            </w:r>
+              </w:rPr>
+              <w:t xml:space="preserve">최재혁: </w:t>
+            </w:r>
+          </w:p>
+          <w:p>
+            <w:pPr>
+              <w:spacing w:after="0" w:line="240" w:lineRule="auto"/>
+              <w:jc w:val="left"/>
+              <w:rPr>
+                <w:rFonts w:hint="eastAsia"/>
+                <w:color w:val="605E5C"/>
+              </w:rPr>
+            </w:pPr>
             <w:r>
               <w:rPr>
                 <w:b/>
                 <w:bCs/>
                 <w:color w:val="605E5C"/>
-                <w:highlight w:val="lightGray"/>
-                <w:highlight w:val="lightGray"/>
-              </w:rPr>
-              <w:t xml:space="preserve">: </w:t>
-            </w:r>
-          </w:p>
-          <w:p>
-            <w:pPr>
-              <w:pStyle w:val="Normal"/>
-              <w:spacing w:lineRule="auto" w:line="240" w:before="0" w:after="0"/>
+              </w:rPr>
+              <w:t>김도엽:</w:t>
+            </w:r>
+            <w:r>
+              <w:rPr>
+                <w:rFonts w:hint="eastAsia"/>
+                <w:b/>
+                <w:bCs/>
+                <w:color w:val="605E5C"/>
+              </w:rPr>
+              <w:t xml:space="preserve"> </w:t>
+            </w:r>
+            <w:r>
+              <w:rPr>
+                <w:rFonts w:hint="eastAsia"/>
+                <w:b/>
+                <w:bCs/>
+                <w:color w:val="605E5C"/>
+              </w:rPr>
+              <w:t xml:space="preserve">메쉬 / </w:t>
+            </w:r>
+            <w:r>
+              <w:rPr>
+                <w:rFonts w:hint="eastAsia"/>
+                <w:b/>
+                <w:bCs/>
+                <w:color w:val="605E5C"/>
+              </w:rPr>
+              <w:t>텍스처 업로드 버퍼 단일화, 파티 퀘스트 UI, 스택 기반 UI Push / Pop 시스템</w:t>
+            </w:r>
+          </w:p>
+          <w:p>
+            <w:pPr>
+              <w:spacing w:after="0" w:line="240" w:lineRule="auto"/>
               <w:jc w:val="left"/>
               <w:rPr>
                 <w:color w:val="605E5C"/>
-                <w:highlight w:val="lightGray"/>
               </w:rPr>
             </w:pPr>
             <w:r>
@@ -535,51 +432,8 @@
                 <w:b/>
                 <w:bCs/>
                 <w:color w:val="605E5C"/>
-                <w:highlight w:val="lightGray"/>
-                <w:highlight w:val="lightGray"/>
-              </w:rPr>
-              <w:t>김도엽</w:t>
-            </w:r>
-            <w:r>
-              <w:rPr>
-                <w:b/>
-                <w:bCs/>
-                <w:color w:val="605E5C"/>
-                <w:highlight w:val="lightGray"/>
-                <w:highlight w:val="lightGray"/>
-              </w:rPr>
-              <w:t>:</w:t>
-            </w:r>
-          </w:p>
-          <w:p>
-            <w:pPr>
-              <w:pStyle w:val="Normal"/>
-              <w:spacing w:lineRule="auto" w:line="240" w:before="0" w:after="0"/>
-              <w:jc w:val="left"/>
-              <w:rPr>
-                <w:color w:val="605E5C"/>
-                <w:highlight w:val="lightGray"/>
-              </w:rPr>
-            </w:pPr>
-            <w:r>
-              <w:rPr>
-                <w:b/>
-                <w:bCs/>
-                <w:color w:val="605E5C"/>
-                <w:highlight w:val="lightGray"/>
-                <w:highlight w:val="lightGray"/>
-              </w:rPr>
-              <w:t>김나현</w:t>
-            </w:r>
-            <w:r>
-              <w:rPr>
-                <w:b/>
-                <w:bCs/>
-                <w:color w:val="605E5C"/>
-                <w:highlight w:val="lightGray"/>
-                <w:highlight w:val="lightGray"/>
-              </w:rPr>
-              <w:t xml:space="preserve">: </w:t>
+              </w:rPr>
+              <w:t xml:space="preserve">김나현: </w:t>
             </w:r>
           </w:p>
         </w:tc>
@@ -587,9 +441,7 @@
     </w:tbl>
     <w:p>
       <w:pPr>
-        <w:pStyle w:val="Normal"/>
-        <w:rPr>
-          <w:b/>
+        <w:rPr>
           <w:b/>
           <w:sz w:val="22"/>
         </w:rPr>
@@ -599,21 +451,7 @@
           <w:b/>
           <w:sz w:val="22"/>
         </w:rPr>
-        <w:t>&lt;</w:t>
-      </w:r>
-      <w:r>
-        <w:rPr>
-          <w:b/>
-          <w:sz w:val="22"/>
-        </w:rPr>
-        <w:t>상세 수행내용</w:t>
-      </w:r>
-      <w:r>
-        <w:rPr>
-          <w:b/>
-          <w:sz w:val="22"/>
-        </w:rPr>
-        <w:t>&gt;</w:t>
+        <w:t>&lt;상세 수행내용&gt;</w:t>
       </w:r>
     </w:p>
     <w:p>
@@ -625,40 +463,24 @@
         </w:numPr>
         <w:rPr>
           <w:b/>
+          <w:sz w:val="22"/>
+        </w:rPr>
+      </w:pPr>
+      <w:r>
+        <w:rPr>
+          <w:bCs/>
+          <w:sz w:val="22"/>
+        </w:rPr>
+        <w:t>최재혁:</w:t>
+      </w:r>
+    </w:p>
+    <w:p>
+      <w:pPr>
+        <w:rPr>
           <w:b/>
           <w:sz w:val="22"/>
         </w:rPr>
       </w:pPr>
-      <w:r>
-        <w:rPr>
-          <w:bCs/>
-          <w:sz w:val="22"/>
-        </w:rPr>
-        <w:t>최재혁</w:t>
-      </w:r>
-      <w:r>
-        <w:rPr>
-          <w:bCs/>
-          <w:sz w:val="22"/>
-        </w:rPr>
-        <w:t>:</w:t>
-      </w:r>
-    </w:p>
-    <w:p>
-      <w:pPr>
-        <w:pStyle w:val="Normal"/>
-        <w:rPr>
-          <w:b/>
-          <w:b/>
-          <w:sz w:val="22"/>
-        </w:rPr>
-      </w:pPr>
-      <w:r>
-        <w:rPr>
-          <w:b/>
-          <w:sz w:val="22"/>
-        </w:rPr>
-      </w:r>
     </w:p>
     <w:p>
       <w:pPr>
@@ -677,30 +499,440 @@
           <w:bCs/>
           <w:sz w:val="22"/>
         </w:rPr>
-        <w:t>김도엽</w:t>
-      </w:r>
-      <w:r>
-        <w:rPr>
-          <w:bCs/>
-          <w:sz w:val="22"/>
-        </w:rPr>
-        <w:t>:</w:t>
+        <w:t>김도엽:</w:t>
       </w:r>
     </w:p>
     <w:p>
       <w:pPr>
         <w:pStyle w:val="ListParagraph"/>
-        <w:ind w:left="800" w:hanging="0"/>
-        <w:rPr>
-          <w:bCs/>
-          <w:sz w:val="22"/>
-        </w:rPr>
-      </w:pPr>
-      <w:r>
-        <w:rPr>
-          <w:bCs/>
-          <w:sz w:val="22"/>
-        </w:rPr>
+        <w:numPr>
+          <w:ilvl w:val="1"/>
+          <w:numId w:val="1"/>
+        </w:numPr>
+        <w:rPr>
+          <w:bCs/>
+          <w:szCs w:val="20"/>
+        </w:rPr>
+      </w:pPr>
+      <w:r>
+        <w:rPr>
+          <w:rFonts w:hint="eastAsia"/>
+          <w:bCs/>
+          <w:szCs w:val="20"/>
+        </w:rPr>
+        <w:t xml:space="preserve">메쉬 / </w:t>
+      </w:r>
+      <w:r>
+        <w:rPr>
+          <w:rFonts w:hint="eastAsia"/>
+          <w:bCs/>
+          <w:szCs w:val="20"/>
+        </w:rPr>
+        <w:t>텍스처 업로드 버퍼 단일화</w:t>
+      </w:r>
+    </w:p>
+    <w:p>
+      <w:pPr>
+        <w:pStyle w:val="ListParagraph"/>
+        <w:numPr>
+          <w:ilvl w:val="2"/>
+          <w:numId w:val="1"/>
+        </w:numPr>
+        <w:rPr>
+          <w:bCs/>
+          <w:szCs w:val="20"/>
+        </w:rPr>
+      </w:pPr>
+      <w:r>
+        <w:rPr>
+          <w:rFonts w:hint="eastAsia"/>
+          <w:bCs/>
+          <w:szCs w:val="20"/>
+        </w:rPr>
+        <w:t>게임을 시작하기 앞서 리소스를 불러올 때 메쉬 / 텍스처 하나당 업로드 버퍼를 각각 할당하는 기존의 방식에서, 전역적으로 버퍼를 하나 할당하고(scalable) 모든 리소스를 순회하면서 정보를 GPU에 업로드.</w:t>
+      </w:r>
+    </w:p>
+    <w:p>
+      <w:pPr>
+        <w:pStyle w:val="ListParagraph"/>
+        <w:numPr>
+          <w:ilvl w:val="2"/>
+          <w:numId w:val="1"/>
+        </w:numPr>
+        <w:rPr>
+          <w:bCs/>
+          <w:szCs w:val="20"/>
+        </w:rPr>
+      </w:pPr>
+      <w:r>
+        <w:rPr>
+          <w:rFonts w:hint="eastAsia"/>
+          <w:bCs/>
+          <w:szCs w:val="20"/>
+        </w:rPr>
+        <w:t xml:space="preserve">리소스를 모두 준비하고 GPU Upload에 대해 DirectX12 </w:t>
+      </w:r>
+      <w:proofErr w:type="spellStart"/>
+      <w:r>
+        <w:rPr>
+          <w:rFonts w:hint="eastAsia"/>
+          <w:bCs/>
+          <w:szCs w:val="20"/>
+        </w:rPr>
+        <w:t>CommandQueue</w:t>
+      </w:r>
+      <w:proofErr w:type="spellEnd"/>
+      <w:r>
+        <w:rPr>
+          <w:rFonts w:hint="eastAsia"/>
+          <w:bCs/>
+          <w:szCs w:val="20"/>
+        </w:rPr>
+        <w:t xml:space="preserve">를 Execute 하는 것이 아닌, 리소스 하나를 GPU에 업로드할 때 마다 </w:t>
+      </w:r>
+      <w:proofErr w:type="spellStart"/>
+      <w:r>
+        <w:rPr>
+          <w:rFonts w:hint="eastAsia"/>
+          <w:bCs/>
+          <w:szCs w:val="20"/>
+        </w:rPr>
+        <w:t>CommandQueue</w:t>
+      </w:r>
+      <w:proofErr w:type="spellEnd"/>
+      <w:r>
+        <w:rPr>
+          <w:rFonts w:hint="eastAsia"/>
+          <w:bCs/>
+          <w:szCs w:val="20"/>
+        </w:rPr>
+        <w:t>를 Execute하는 것으로 변경</w:t>
+      </w:r>
+      <w:r>
+        <w:rPr>
+          <w:rFonts w:hint="eastAsia"/>
+          <w:bCs/>
+          <w:szCs w:val="20"/>
+        </w:rPr>
+        <w:t>.</w:t>
+      </w:r>
+    </w:p>
+    <w:p>
+      <w:pPr>
+        <w:pStyle w:val="ListParagraph"/>
+        <w:numPr>
+          <w:ilvl w:val="2"/>
+          <w:numId w:val="1"/>
+        </w:numPr>
+        <w:rPr>
+          <w:bCs/>
+          <w:szCs w:val="20"/>
+        </w:rPr>
+      </w:pPr>
+      <w:r>
+        <w:rPr>
+          <w:rFonts w:hint="eastAsia"/>
+          <w:bCs/>
+          <w:szCs w:val="20"/>
+        </w:rPr>
+        <w:t>기존 리소스 불러오기 단계에서 GPU Memory를 두 배까지 차지하는 현상을 해결</w:t>
+      </w:r>
+      <w:r>
+        <w:rPr>
+          <w:rFonts w:hint="eastAsia"/>
+          <w:bCs/>
+          <w:szCs w:val="20"/>
+        </w:rPr>
+        <w:t>.</w:t>
+      </w:r>
+    </w:p>
+    <w:p>
+      <w:pPr>
+        <w:pStyle w:val="ListParagraph"/>
+        <w:numPr>
+          <w:ilvl w:val="1"/>
+          <w:numId w:val="1"/>
+        </w:numPr>
+        <w:rPr>
+          <w:bCs/>
+          <w:szCs w:val="20"/>
+        </w:rPr>
+      </w:pPr>
+      <w:r>
+        <w:rPr>
+          <w:rFonts w:hint="eastAsia"/>
+          <w:bCs/>
+          <w:szCs w:val="20"/>
+        </w:rPr>
+        <w:t>파티 퀘스트 UI</w:t>
+      </w:r>
+    </w:p>
+    <w:p>
+      <w:pPr>
+        <w:pStyle w:val="ListParagraph"/>
+        <w:numPr>
+          <w:ilvl w:val="1"/>
+          <w:numId w:val="1"/>
+        </w:numPr>
+        <w:rPr>
+          <w:bCs/>
+          <w:szCs w:val="20"/>
+        </w:rPr>
+      </w:pPr>
+      <w:r>
+        <w:rPr>
+          <w:noProof/>
+        </w:rPr>
+        <w:drawing>
+          <wp:inline distT="0" distB="0" distL="0" distR="0" wp14:anchorId="03A2B8CC" wp14:editId="2E6653A5">
+            <wp:extent cx="2743200" cy="1544851"/>
+            <wp:effectExtent l="0" t="0" r="0" b="0"/>
+            <wp:docPr id="254092261" name="Picture 1" descr="A screenshot of a video game&#10;&#10;AI-generated content may be incorrect."/>
+            <wp:cNvGraphicFramePr>
+              <a:graphicFrameLocks xmlns:a="http://schemas.openxmlformats.org/drawingml/2006/main" noChangeAspect="1"/>
+            </wp:cNvGraphicFramePr>
+            <a:graphic xmlns:a="http://schemas.openxmlformats.org/drawingml/2006/main">
+              <a:graphicData uri="http://schemas.openxmlformats.org/drawingml/2006/picture">
+                <pic:pic xmlns:pic="http://schemas.openxmlformats.org/drawingml/2006/picture">
+                  <pic:nvPicPr>
+                    <pic:cNvPr id="254092261" name="Picture 1" descr="A screenshot of a video game&#10;&#10;AI-generated content may be incorrect."/>
+                    <pic:cNvPicPr/>
+                  </pic:nvPicPr>
+                  <pic:blipFill>
+                    <a:blip r:embed="rId5"/>
+                    <a:stretch>
+                      <a:fillRect/>
+                    </a:stretch>
+                  </pic:blipFill>
+                  <pic:spPr>
+                    <a:xfrm>
+                      <a:off x="0" y="0"/>
+                      <a:ext cx="2743200" cy="1544851"/>
+                    </a:xfrm>
+                    <a:prstGeom prst="rect">
+                      <a:avLst/>
+                    </a:prstGeom>
+                  </pic:spPr>
+                </pic:pic>
+              </a:graphicData>
+            </a:graphic>
+          </wp:inline>
+        </w:drawing>
+      </w:r>
+      <w:r>
+        <w:rPr>
+          <w:rFonts w:hint="eastAsia"/>
+          <w:bCs/>
+          <w:szCs w:val="20"/>
+        </w:rPr>
+        <w:t xml:space="preserve"> </w:t>
+      </w:r>
+      <w:r>
+        <w:rPr>
+          <w:noProof/>
+        </w:rPr>
+        <w:drawing>
+          <wp:inline distT="0" distB="0" distL="0" distR="0" wp14:anchorId="7B867075" wp14:editId="5834891C">
+            <wp:extent cx="2743200" cy="1544852"/>
+            <wp:effectExtent l="0" t="0" r="0" b="0"/>
+            <wp:docPr id="867508055" name="Picture 1" descr="A screenshot of a video game&#10;&#10;AI-generated content may be incorrect."/>
+            <wp:cNvGraphicFramePr>
+              <a:graphicFrameLocks xmlns:a="http://schemas.openxmlformats.org/drawingml/2006/main" noChangeAspect="1"/>
+            </wp:cNvGraphicFramePr>
+            <a:graphic xmlns:a="http://schemas.openxmlformats.org/drawingml/2006/main">
+              <a:graphicData uri="http://schemas.openxmlformats.org/drawingml/2006/picture">
+                <pic:pic xmlns:pic="http://schemas.openxmlformats.org/drawingml/2006/picture">
+                  <pic:nvPicPr>
+                    <pic:cNvPr id="867508055" name="Picture 1" descr="A screenshot of a video game&#10;&#10;AI-generated content may be incorrect."/>
+                    <pic:cNvPicPr/>
+                  </pic:nvPicPr>
+                  <pic:blipFill>
+                    <a:blip r:embed="rId6"/>
+                    <a:stretch>
+                      <a:fillRect/>
+                    </a:stretch>
+                  </pic:blipFill>
+                  <pic:spPr>
+                    <a:xfrm>
+                      <a:off x="0" y="0"/>
+                      <a:ext cx="2743200" cy="1544852"/>
+                    </a:xfrm>
+                    <a:prstGeom prst="rect">
+                      <a:avLst/>
+                    </a:prstGeom>
+                  </pic:spPr>
+                </pic:pic>
+              </a:graphicData>
+            </a:graphic>
+          </wp:inline>
+        </w:drawing>
+      </w:r>
+    </w:p>
+    <w:p>
+      <w:pPr>
+        <w:pStyle w:val="ListParagraph"/>
+        <w:numPr>
+          <w:ilvl w:val="2"/>
+          <w:numId w:val="1"/>
+        </w:numPr>
+        <w:rPr>
+          <w:bCs/>
+          <w:szCs w:val="20"/>
+        </w:rPr>
+      </w:pPr>
+      <w:r>
+        <w:rPr>
+          <w:rFonts w:hint="eastAsia"/>
+          <w:bCs/>
+          <w:szCs w:val="20"/>
+        </w:rPr>
+        <w:t>파티 찾기를 수행할 때 찾고자 하는 퀘스트를 기준으로 파티 목록을 나열하여 파티를 입장할 수 있는 UI.</w:t>
+      </w:r>
+    </w:p>
+    <w:p>
+      <w:pPr>
+        <w:pStyle w:val="ListParagraph"/>
+        <w:numPr>
+          <w:ilvl w:val="1"/>
+          <w:numId w:val="1"/>
+        </w:numPr>
+        <w:rPr>
+          <w:bCs/>
+          <w:szCs w:val="20"/>
+        </w:rPr>
+      </w:pPr>
+      <w:r>
+        <w:rPr>
+          <w:rFonts w:hint="eastAsia"/>
+          <w:bCs/>
+          <w:szCs w:val="20"/>
+        </w:rPr>
+        <w:t>스택 기반 UI Push / Pop 시스템</w:t>
+      </w:r>
+    </w:p>
+    <w:p>
+      <w:pPr>
+        <w:pStyle w:val="ListParagraph"/>
+        <w:numPr>
+          <w:ilvl w:val="2"/>
+          <w:numId w:val="1"/>
+        </w:numPr>
+        <w:rPr>
+          <w:bCs/>
+          <w:szCs w:val="20"/>
+        </w:rPr>
+      </w:pPr>
+      <w:r>
+        <w:rPr>
+          <w:rFonts w:hint="eastAsia"/>
+          <w:bCs/>
+          <w:szCs w:val="20"/>
+        </w:rPr>
+        <w:t>상용 게임에서 편의성을 위해 존재하는 시스템을 차용하여, 활성화한 UI들을 Esc 키를 통해 차례대로 비활성화 시키는 시스템 구현.</w:t>
+      </w:r>
+    </w:p>
+    <w:p>
+      <w:pPr>
+        <w:pStyle w:val="ListParagraph"/>
+        <w:numPr>
+          <w:ilvl w:val="2"/>
+          <w:numId w:val="1"/>
+        </w:numPr>
+        <w:rPr>
+          <w:bCs/>
+          <w:szCs w:val="20"/>
+        </w:rPr>
+      </w:pPr>
+      <w:r>
+        <w:rPr>
+          <w:rFonts w:hint="eastAsia"/>
+          <w:bCs/>
+          <w:szCs w:val="20"/>
+        </w:rPr>
+        <w:t>모든 UI를 비활성화시켰을 때만 카메라 회전 가능.</w:t>
+      </w:r>
+    </w:p>
+    <w:p>
+      <w:pPr>
+        <w:pStyle w:val="ListParagraph"/>
+        <w:numPr>
+          <w:ilvl w:val="1"/>
+          <w:numId w:val="1"/>
+        </w:numPr>
+        <w:rPr>
+          <w:bCs/>
+          <w:szCs w:val="20"/>
+        </w:rPr>
+      </w:pPr>
+      <w:r>
+        <w:rPr>
+          <w:rFonts w:hint="eastAsia"/>
+          <w:bCs/>
+          <w:szCs w:val="20"/>
+        </w:rPr>
+        <w:t>Screen Space Ambient Occlusion 의 Blur Pass를 캐시 지역성을 활용하여 수행시간 개선</w:t>
+      </w:r>
+    </w:p>
+    <w:p>
+      <w:pPr>
+        <w:pStyle w:val="ListParagraph"/>
+        <w:numPr>
+          <w:ilvl w:val="2"/>
+          <w:numId w:val="1"/>
+        </w:numPr>
+        <w:rPr>
+          <w:bCs/>
+          <w:szCs w:val="20"/>
+        </w:rPr>
+      </w:pPr>
+      <w:r>
+        <w:rPr>
+          <w:rFonts w:hint="eastAsia"/>
+          <w:bCs/>
+          <w:szCs w:val="20"/>
+        </w:rPr>
+        <w:lastRenderedPageBreak/>
+        <w:t>3440 * 1440 기준</w:t>
+      </w:r>
+      <w:r>
+        <w:rPr>
+          <w:rFonts w:hint="eastAsia"/>
+          <w:bCs/>
+          <w:szCs w:val="20"/>
+        </w:rPr>
+        <w:t xml:space="preserve"> 수행시간</w:t>
+      </w:r>
+      <w:r>
+        <w:rPr>
+          <w:rFonts w:hint="eastAsia"/>
+          <w:bCs/>
+          <w:szCs w:val="20"/>
+        </w:rPr>
+        <w:t xml:space="preserve"> 2ms </w:t>
+      </w:r>
+      <w:r>
+        <w:rPr>
+          <w:rFonts w:hint="eastAsia"/>
+          <w:bCs/>
+          <w:szCs w:val="20"/>
+        </w:rPr>
+        <w:t>에서</w:t>
+      </w:r>
+      <w:r>
+        <w:rPr>
+          <w:rFonts w:hint="eastAsia"/>
+          <w:bCs/>
+          <w:szCs w:val="20"/>
+        </w:rPr>
+        <w:t xml:space="preserve"> 1.5ms</w:t>
+      </w:r>
+      <w:r>
+        <w:rPr>
+          <w:rFonts w:hint="eastAsia"/>
+          <w:bCs/>
+          <w:szCs w:val="20"/>
+        </w:rPr>
+        <w:t>로 단축</w:t>
       </w:r>
     </w:p>
     <w:p>
@@ -720,95 +952,61 @@
           <w:bCs/>
           <w:sz w:val="22"/>
         </w:rPr>
-        <w:t>김나현</w:t>
-      </w:r>
-      <w:r>
-        <w:rPr>
-          <w:bCs/>
-          <w:sz w:val="22"/>
-        </w:rPr>
-        <w:t xml:space="preserve">: </w:t>
+        <w:t xml:space="preserve">김나현: </w:t>
       </w:r>
     </w:p>
     <w:p>
       <w:pPr>
-        <w:pStyle w:val="Normal"/>
         <w:rPr>
           <w:bCs/>
           <w:sz w:val="22"/>
         </w:rPr>
       </w:pPr>
-      <w:r>
-        <w:rPr>
-          <w:bCs/>
-          <w:sz w:val="22"/>
-        </w:rPr>
-      </w:r>
     </w:p>
     <w:p>
       <w:pPr>
-        <w:pStyle w:val="Normal"/>
         <w:rPr>
           <w:bCs/>
           <w:sz w:val="22"/>
         </w:rPr>
       </w:pPr>
-      <w:r>
-        <w:rPr>
-          <w:bCs/>
-          <w:sz w:val="22"/>
-        </w:rPr>
-      </w:r>
     </w:p>
     <w:tbl>
       <w:tblPr>
-        <w:tblStyle w:val="1"/>
+        <w:tblStyle w:val="10"/>
         <w:tblW w:w="10456" w:type="dxa"/>
-        <w:jc w:val="left"/>
-        <w:tblInd w:w="0" w:type="dxa"/>
-        <w:tblCellMar>
-          <w:top w:w="0" w:type="dxa"/>
-          <w:left w:w="108" w:type="dxa"/>
-          <w:bottom w:w="0" w:type="dxa"/>
-          <w:right w:w="108" w:type="dxa"/>
-        </w:tblCellMar>
-        <w:tblLook w:firstRow="1" w:noVBand="1" w:lastRow="0" w:firstColumn="1" w:lastColumn="0" w:noHBand="0" w:val="04a0"/>
+        <w:tblLook w:val="04A0" w:firstRow="1" w:lastRow="0" w:firstColumn="1" w:lastColumn="0" w:noHBand="0" w:noVBand="1"/>
       </w:tblPr>
       <w:tblGrid>
-        <w:gridCol w:w="1552"/>
+        <w:gridCol w:w="1553"/>
         <w:gridCol w:w="3968"/>
         <w:gridCol w:w="1558"/>
         <w:gridCol w:w="3377"/>
       </w:tblGrid>
       <w:tr>
         <w:trPr>
-          <w:trHeight w:val="875" w:hRule="atLeast"/>
+          <w:trHeight w:val="875"/>
         </w:trPr>
         <w:tc>
           <w:tcPr>
             <w:tcW w:w="1552" w:type="dxa"/>
-            <w:tcBorders/>
-            <w:shd w:fill="auto" w:val="clear"/>
+            <w:shd w:val="clear" w:color="auto" w:fill="auto"/>
             <w:vAlign w:val="center"/>
           </w:tcPr>
           <w:p>
             <w:pPr>
-              <w:pStyle w:val="Normal"/>
-              <w:spacing w:lineRule="auto" w:line="240" w:before="0" w:after="0"/>
+              <w:spacing w:after="0" w:line="240" w:lineRule="auto"/>
               <w:jc w:val="center"/>
               <w:rPr>
                 <w:b/>
-                <w:b/>
-                <w:sz w:val="22"/>
-              </w:rPr>
-            </w:pPr>
-            <w:r>
-              <w:rPr>
-                <w:b/>
-                <w:color w:val="605E5C"/>
-                <w:sz w:val="22"/>
-                <w:highlight w:val="lightGray"/>
-                <w:highlight w:val="lightGray"/>
+                <w:sz w:val="22"/>
+              </w:rPr>
+            </w:pPr>
+            <w:r>
+              <w:rPr>
+                <w:b/>
+                <w:color w:val="605E5C"/>
+                <w:sz w:val="22"/>
               </w:rPr>
               <w:t>문제점 정리</w:t>
             </w:r>
@@ -817,55 +1015,39 @@
         <w:tc>
           <w:tcPr>
             <w:tcW w:w="3968" w:type="dxa"/>
-            <w:tcBorders/>
-            <w:shd w:fill="auto" w:val="clear"/>
+            <w:shd w:val="clear" w:color="auto" w:fill="auto"/>
             <w:vAlign w:val="center"/>
           </w:tcPr>
           <w:p>
             <w:pPr>
-              <w:pStyle w:val="Normal"/>
-              <w:spacing w:lineRule="auto" w:line="240" w:before="0" w:after="0"/>
+              <w:spacing w:after="0" w:line="240" w:lineRule="auto"/>
               <w:jc w:val="left"/>
               <w:rPr>
                 <w:color w:val="605E5C"/>
-                <w:highlight w:val="lightGray"/>
-                <w:highlight w:val="lightGray"/>
-              </w:rPr>
-            </w:pPr>
-            <w:r>
-              <w:rPr>
-                <w:color w:val="605E5C"/>
-                <w:highlight w:val="lightGray"/>
-                <w:highlight w:val="lightGray"/>
-              </w:rPr>
-            </w:r>
+              </w:rPr>
+            </w:pPr>
           </w:p>
         </w:tc>
         <w:tc>
           <w:tcPr>
             <w:tcW w:w="1558" w:type="dxa"/>
-            <w:tcBorders/>
-            <w:shd w:fill="auto" w:val="clear"/>
+            <w:shd w:val="clear" w:color="auto" w:fill="auto"/>
             <w:vAlign w:val="center"/>
           </w:tcPr>
           <w:p>
             <w:pPr>
-              <w:pStyle w:val="Normal"/>
-              <w:spacing w:lineRule="auto" w:line="240" w:before="0" w:after="0"/>
+              <w:spacing w:after="0" w:line="240" w:lineRule="auto"/>
               <w:jc w:val="center"/>
               <w:rPr>
                 <w:b/>
-                <w:b/>
-                <w:sz w:val="22"/>
-              </w:rPr>
-            </w:pPr>
-            <w:r>
-              <w:rPr>
-                <w:b/>
-                <w:color w:val="605E5C"/>
-                <w:sz w:val="22"/>
-                <w:highlight w:val="lightGray"/>
-                <w:highlight w:val="lightGray"/>
+                <w:sz w:val="22"/>
+              </w:rPr>
+            </w:pPr>
+            <w:r>
+              <w:rPr>
+                <w:b/>
+                <w:color w:val="605E5C"/>
+                <w:sz w:val="22"/>
               </w:rPr>
               <w:t>해결 방안</w:t>
             </w:r>
@@ -874,60 +1056,44 @@
         <w:tc>
           <w:tcPr>
             <w:tcW w:w="3377" w:type="dxa"/>
-            <w:tcBorders/>
-            <w:shd w:fill="auto" w:val="clear"/>
+            <w:shd w:val="clear" w:color="auto" w:fill="auto"/>
             <w:vAlign w:val="center"/>
           </w:tcPr>
           <w:p>
             <w:pPr>
-              <w:pStyle w:val="Normal"/>
-              <w:spacing w:lineRule="auto" w:line="240" w:before="0" w:after="0"/>
+              <w:spacing w:after="0" w:line="240" w:lineRule="auto"/>
               <w:jc w:val="left"/>
               <w:rPr>
                 <w:color w:val="605E5C"/>
-                <w:highlight w:val="lightGray"/>
-                <w:highlight w:val="lightGray"/>
-              </w:rPr>
-            </w:pPr>
-            <w:r>
-              <w:rPr>
-                <w:color w:val="605E5C"/>
-                <w:highlight w:val="lightGray"/>
-                <w:highlight w:val="lightGray"/>
-              </w:rPr>
-            </w:r>
+              </w:rPr>
+            </w:pPr>
           </w:p>
         </w:tc>
       </w:tr>
       <w:tr>
         <w:trPr>
-          <w:trHeight w:val="590" w:hRule="atLeast"/>
+          <w:trHeight w:val="590"/>
         </w:trPr>
         <w:tc>
           <w:tcPr>
             <w:tcW w:w="1552" w:type="dxa"/>
-            <w:tcBorders/>
-            <w:shd w:fill="auto" w:val="clear"/>
+            <w:shd w:val="clear" w:color="auto" w:fill="auto"/>
             <w:vAlign w:val="center"/>
           </w:tcPr>
           <w:p>
             <w:pPr>
-              <w:pStyle w:val="Normal"/>
-              <w:spacing w:lineRule="auto" w:line="240" w:before="0" w:after="0"/>
+              <w:spacing w:after="0" w:line="240" w:lineRule="auto"/>
               <w:jc w:val="center"/>
               <w:rPr>
                 <w:b/>
-                <w:b/>
-                <w:sz w:val="22"/>
-              </w:rPr>
-            </w:pPr>
-            <w:r>
-              <w:rPr>
-                <w:b/>
-                <w:color w:val="605E5C"/>
-                <w:sz w:val="22"/>
-                <w:highlight w:val="lightGray"/>
-                <w:highlight w:val="lightGray"/>
+                <w:sz w:val="22"/>
+              </w:rPr>
+            </w:pPr>
+            <w:r>
+              <w:rPr>
+                <w:b/>
+                <w:color w:val="605E5C"/>
+                <w:sz w:val="22"/>
               </w:rPr>
               <w:t>다음 주차</w:t>
             </w:r>
@@ -936,29 +1102,24 @@
         <w:tc>
           <w:tcPr>
             <w:tcW w:w="3968" w:type="dxa"/>
-            <w:tcBorders/>
-            <w:shd w:fill="auto" w:val="clear"/>
+            <w:shd w:val="clear" w:color="auto" w:fill="auto"/>
             <w:vAlign w:val="center"/>
           </w:tcPr>
           <w:p>
             <w:pPr>
-              <w:pStyle w:val="Normal"/>
-              <w:spacing w:lineRule="auto" w:line="240" w:before="0" w:after="0"/>
+              <w:spacing w:after="0" w:line="240" w:lineRule="auto"/>
               <w:jc w:val="center"/>
               <w:rPr>
                 <w:b/>
-                <w:b/>
-                <w:color w:val="605E5C"/>
-                <w:sz w:val="22"/>
-                <w:highlight w:val="lightGray"/>
-              </w:rPr>
-            </w:pPr>
-            <w:r>
-              <w:rPr>
-                <w:b/>
-                <w:color w:val="605E5C"/>
-                <w:sz w:val="22"/>
-                <w:shd w:fill="E1DFDD" w:val="clear"/>
+                <w:color w:val="605E5C"/>
+                <w:sz w:val="22"/>
+              </w:rPr>
+            </w:pPr>
+            <w:r>
+              <w:rPr>
+                <w:b/>
+                <w:color w:val="605E5C"/>
+                <w:sz w:val="22"/>
               </w:rPr>
               <w:t>21</w:t>
             </w:r>
@@ -967,28 +1128,23 @@
         <w:tc>
           <w:tcPr>
             <w:tcW w:w="1558" w:type="dxa"/>
-            <w:tcBorders/>
-            <w:shd w:fill="auto" w:val="clear"/>
+            <w:shd w:val="clear" w:color="auto" w:fill="auto"/>
             <w:vAlign w:val="center"/>
           </w:tcPr>
           <w:p>
             <w:pPr>
-              <w:pStyle w:val="Normal"/>
-              <w:spacing w:lineRule="auto" w:line="240" w:before="0" w:after="0"/>
+              <w:spacing w:after="0" w:line="240" w:lineRule="auto"/>
               <w:jc w:val="center"/>
               <w:rPr>
                 <w:b/>
-                <w:b/>
-                <w:sz w:val="22"/>
-              </w:rPr>
-            </w:pPr>
-            <w:r>
-              <w:rPr>
-                <w:b/>
-                <w:color w:val="605E5C"/>
-                <w:sz w:val="22"/>
-                <w:highlight w:val="lightGray"/>
-                <w:highlight w:val="lightGray"/>
+                <w:sz w:val="22"/>
+              </w:rPr>
+            </w:pPr>
+            <w:r>
+              <w:rPr>
+                <w:b/>
+                <w:color w:val="605E5C"/>
+                <w:sz w:val="22"/>
               </w:rPr>
               <w:t>다음 기간</w:t>
             </w:r>
@@ -997,81 +1153,52 @@
         <w:tc>
           <w:tcPr>
             <w:tcW w:w="3377" w:type="dxa"/>
-            <w:tcBorders/>
-            <w:shd w:fill="auto" w:val="clear"/>
+            <w:shd w:val="clear" w:color="auto" w:fill="auto"/>
             <w:vAlign w:val="center"/>
           </w:tcPr>
           <w:p>
             <w:pPr>
-              <w:pStyle w:val="Normal"/>
-              <w:spacing w:lineRule="auto" w:line="240" w:before="0" w:after="0"/>
+              <w:spacing w:after="0" w:line="240" w:lineRule="auto"/>
               <w:jc w:val="center"/>
               <w:rPr>
                 <w:b/>
-                <w:b/>
-                <w:color w:val="605E5C"/>
-                <w:highlight w:val="lightGray"/>
-              </w:rPr>
-            </w:pPr>
-            <w:r>
-              <w:rPr>
-                <w:b/>
-                <w:color w:val="605E5C"/>
-                <w:highlight w:val="lightGray"/>
-                <w:highlight w:val="lightGray"/>
-              </w:rPr>
-              <w:t>2025.06.30 ~ 2025.07.</w:t>
-            </w:r>
-            <w:r>
-              <w:rPr>
-                <w:b/>
-                <w:color w:val="605E5C"/>
-                <w:highlight w:val="lightGray"/>
-                <w:highlight w:val="lightGray"/>
-              </w:rPr>
-              <w:t>0</w:t>
-            </w:r>
-            <w:r>
-              <w:rPr>
-                <w:b/>
-                <w:color w:val="605E5C"/>
-                <w:highlight w:val="lightGray"/>
-                <w:highlight w:val="lightGray"/>
-              </w:rPr>
-              <w:t>7</w:t>
+                <w:color w:val="605E5C"/>
+              </w:rPr>
+            </w:pPr>
+            <w:r>
+              <w:rPr>
+                <w:b/>
+                <w:color w:val="605E5C"/>
+              </w:rPr>
+              <w:t>2025.06.30 ~ 2025.07.07</w:t>
             </w:r>
           </w:p>
         </w:tc>
       </w:tr>
       <w:tr>
         <w:trPr>
-          <w:trHeight w:val="1520" w:hRule="atLeast"/>
+          <w:trHeight w:val="1520"/>
         </w:trPr>
         <w:tc>
           <w:tcPr>
             <w:tcW w:w="1552" w:type="dxa"/>
-            <w:tcBorders/>
-            <w:shd w:fill="auto" w:val="clear"/>
+            <w:shd w:val="clear" w:color="auto" w:fill="auto"/>
             <w:vAlign w:val="center"/>
           </w:tcPr>
           <w:p>
             <w:pPr>
-              <w:pStyle w:val="Normal"/>
-              <w:spacing w:lineRule="auto" w:line="240" w:before="0" w:after="0"/>
+              <w:spacing w:after="0" w:line="240" w:lineRule="auto"/>
               <w:jc w:val="center"/>
               <w:rPr>
                 <w:b/>
-                <w:b/>
-                <w:sz w:val="22"/>
-              </w:rPr>
-            </w:pPr>
-            <w:r>
-              <w:rPr>
-                <w:b/>
-                <w:color w:val="605E5C"/>
-                <w:sz w:val="22"/>
-                <w:highlight w:val="lightGray"/>
-                <w:highlight w:val="lightGray"/>
+                <w:sz w:val="22"/>
+              </w:rPr>
+            </w:pPr>
+            <w:r>
+              <w:rPr>
+                <w:b/>
+                <w:color w:val="605E5C"/>
+                <w:sz w:val="22"/>
               </w:rPr>
               <w:t>다음주 할 일</w:t>
             </w:r>
@@ -1081,83 +1208,71 @@
           <w:tcPr>
             <w:tcW w:w="8903" w:type="dxa"/>
             <w:gridSpan w:val="3"/>
-            <w:tcBorders/>
-            <w:shd w:fill="auto" w:val="clear"/>
+            <w:shd w:val="clear" w:color="auto" w:fill="auto"/>
             <w:vAlign w:val="center"/>
           </w:tcPr>
           <w:p>
             <w:pPr>
-              <w:pStyle w:val="Normal"/>
-              <w:spacing w:lineRule="auto" w:line="240" w:before="0" w:after="0"/>
-              <w:rPr>
+              <w:spacing w:after="0" w:line="240" w:lineRule="auto"/>
+              <w:rPr>
+                <w:rFonts w:hint="eastAsia"/>
                 <w:color w:val="605E5C"/>
                 <w:szCs w:val="20"/>
-                <w:highlight w:val="lightGray"/>
-                <w:highlight w:val="lightGray"/>
-              </w:rPr>
-            </w:pPr>
-            <w:r>
-              <w:rPr>
+              </w:rPr>
+            </w:pPr>
+            <w:r>
+              <w:rPr>
+                <w:rFonts w:hint="eastAsia"/>
                 <w:color w:val="605E5C"/>
                 <w:szCs w:val="20"/>
-                <w:highlight w:val="lightGray"/>
-                <w:highlight w:val="lightGray"/>
-              </w:rPr>
+              </w:rPr>
+              <w:t>Main / Game 씬 분리, 던전 맵 이동 로직 구현</w:t>
             </w:r>
           </w:p>
         </w:tc>
       </w:tr>
       <w:tr>
         <w:trPr>
-          <w:trHeight w:val="1963" w:hRule="atLeast"/>
+          <w:trHeight w:val="1963"/>
         </w:trPr>
         <w:tc>
           <w:tcPr>
             <w:tcW w:w="1552" w:type="dxa"/>
-            <w:tcBorders/>
-            <w:shd w:color="auto" w:fill="F2F2F2" w:val="clear"/>
+            <w:shd w:val="clear" w:color="auto" w:fill="F2F2F2"/>
             <w:vAlign w:val="center"/>
           </w:tcPr>
           <w:p>
             <w:pPr>
-              <w:pStyle w:val="Normal"/>
-              <w:spacing w:lineRule="auto" w:line="240" w:before="0" w:after="0"/>
+              <w:spacing w:after="0" w:line="240" w:lineRule="auto"/>
               <w:jc w:val="center"/>
               <w:rPr>
                 <w:b/>
-                <w:b/>
-                <w:sz w:val="22"/>
-              </w:rPr>
-            </w:pPr>
-            <w:r>
-              <w:rPr>
-                <w:b/>
-                <w:color w:val="605E5C"/>
-                <w:sz w:val="22"/>
-                <w:highlight w:val="lightGray"/>
-                <w:highlight w:val="lightGray"/>
+                <w:sz w:val="22"/>
+              </w:rPr>
+            </w:pPr>
+            <w:r>
+              <w:rPr>
+                <w:b/>
+                <w:color w:val="605E5C"/>
+                <w:sz w:val="22"/>
               </w:rPr>
               <w:t>지도교수</w:t>
             </w:r>
           </w:p>
           <w:p>
             <w:pPr>
-              <w:pStyle w:val="Normal"/>
-              <w:spacing w:lineRule="auto" w:line="240" w:before="0" w:after="0"/>
+              <w:spacing w:after="0" w:line="240" w:lineRule="auto"/>
               <w:jc w:val="center"/>
               <w:rPr>
                 <w:b/>
-                <w:b/>
-                <w:sz w:val="22"/>
-              </w:rPr>
-            </w:pPr>
-            <w:r>
-              <w:rPr>
-                <w:b/>
-                <w:color w:val="605E5C"/>
-                <w:sz w:val="22"/>
-                <w:highlight w:val="lightGray"/>
-                <w:highlight w:val="lightGray"/>
+                <w:sz w:val="22"/>
+              </w:rPr>
+            </w:pPr>
+            <w:r>
+              <w:rPr>
+                <w:b/>
+                <w:color w:val="605E5C"/>
+                <w:sz w:val="22"/>
               </w:rPr>
               <w:t>Comment</w:t>
             </w:r>
@@ -1167,61 +1282,39 @@
           <w:tcPr>
             <w:tcW w:w="8903" w:type="dxa"/>
             <w:gridSpan w:val="3"/>
-            <w:tcBorders/>
-            <w:shd w:color="auto" w:fill="F2F2F2" w:val="clear"/>
+            <w:shd w:val="clear" w:color="auto" w:fill="F2F2F2"/>
             <w:vAlign w:val="center"/>
           </w:tcPr>
           <w:p>
             <w:pPr>
-              <w:pStyle w:val="Normal"/>
-              <w:spacing w:lineRule="auto" w:line="240" w:before="0" w:after="0"/>
+              <w:spacing w:after="0" w:line="240" w:lineRule="auto"/>
               <w:jc w:val="left"/>
               <w:rPr>
                 <w:color w:val="605E5C"/>
-                <w:highlight w:val="lightGray"/>
-                <w:highlight w:val="lightGray"/>
-              </w:rPr>
-            </w:pPr>
-            <w:r>
-              <w:rPr>
-                <w:color w:val="605E5C"/>
-                <w:highlight w:val="lightGray"/>
-                <w:highlight w:val="lightGray"/>
-              </w:rPr>
-            </w:r>
+              </w:rPr>
+            </w:pPr>
           </w:p>
         </w:tc>
       </w:tr>
     </w:tbl>
-    <w:p>
-      <w:pPr>
-        <w:pStyle w:val="Normal"/>
-        <w:widowControl w:val="false"/>
-        <w:bidi w:val="0"/>
-        <w:spacing w:lineRule="auto" w:line="259" w:before="0" w:after="160"/>
-        <w:jc w:val="both"/>
-        <w:rPr/>
-      </w:pPr>
-      <w:r>
-        <w:rPr/>
-      </w:r>
-    </w:p>
+    <w:p/>
     <w:sectPr>
-      <w:type w:val="nextPage"/>
       <w:pgSz w:w="11906" w:h="16838"/>
-      <w:pgMar w:left="720" w:right="720" w:header="0" w:top="720" w:footer="0" w:bottom="720" w:gutter="0"/>
-      <w:pgNumType w:fmt="decimal"/>
-      <w:formProt w:val="false"/>
-      <w:textDirection w:val="lrTb"/>
-      <w:docGrid w:type="default" w:linePitch="360" w:charSpace="8192"/>
+      <w:pgMar w:top="720" w:right="720" w:bottom="720" w:left="720" w:header="0" w:footer="0" w:gutter="0"/>
+      <w:cols w:space="720"/>
+      <w:formProt w:val="0"/>
+      <w:docGrid w:linePitch="360" w:charSpace="8192"/>
     </w:sectPr>
   </w:body>
 </w:document>
 </file>
 
 <file path=word/numbering.xml><?xml version="1.0" encoding="utf-8"?>
-<w:numbering xmlns:w="http://schemas.openxmlformats.org/wordprocessingml/2006/main" xmlns:o="urn:schemas-microsoft-com:office:office" xmlns:r="http://schemas.openxmlformats.org/officeDocument/2006/relationships" xmlns:v="urn:schemas-microsoft-com:vml">
-  <w:abstractNum w:abstractNumId="1">
+<w:numbering xmlns:wpc="http://schemas.microsoft.com/office/word/2010/wordprocessingCanvas" xmlns:cx="http://schemas.microsoft.com/office/drawing/2014/chartex" xmlns:cx1="http://schemas.microsoft.com/office/drawing/2015/9/8/chartex" xmlns:cx2="http://schemas.microsoft.com/office/drawing/2015/10/21/chartex" xmlns:cx3="http://schemas.microsoft.com/office/drawing/2016/5/9/chartex" xmlns:cx4="http://schemas.microsoft.com/office/drawing/2016/5/10/chartex" xmlns:cx5="http://schemas.microsoft.com/office/drawing/2016/5/11/chartex" xmlns:cx6="http://schemas.microsoft.com/office/drawing/2016/5/12/chartex" xmlns:cx7="http://schemas.microsoft.com/office/drawing/2016/5/13/chartex" xmlns:cx8="http://schemas.microsoft.com/office/drawing/2016/5/14/chartex" xmlns:mc="http://schemas.openxmlformats.org/markup-compatibility/2006" xmlns:aink="http://schemas.microsoft.com/office/drawing/2016/ink" xmlns:am3d="http://schemas.microsoft.com/office/drawing/2017/model3d" xmlns:o="urn:schemas-microsoft-com:office:office" xmlns:oel="http://schemas.microsoft.com/office/2019/extlst" xmlns:r="http://schemas.openxmlformats.org/officeDocument/2006/relationships" xmlns:m="http://schemas.openxmlformats.org/officeDocument/2006/math" xmlns:v="urn:schemas-microsoft-com:vml" xmlns:wp14="http://schemas.microsoft.com/office/word/2010/wordprocessingDrawing" xmlns:wp="http://schemas.openxmlformats.org/drawingml/2006/wordprocessingDrawing" xmlns:w10="urn:schemas-microsoft-com:office:word" xmlns:w="http://schemas.openxmlformats.org/wordprocessingml/2006/main" xmlns:w14="http://schemas.microsoft.com/office/word/2010/wordml" xmlns:w15="http://schemas.microsoft.com/office/word/2012/wordml" xmlns:w16cex="http://schemas.microsoft.com/office/word/2018/wordml/cex" xmlns:w16cid="http://schemas.microsoft.com/office/word/2016/wordml/cid" xmlns:w16="http://schemas.microsoft.com/office/word/2018/wordml" xmlns:w16du="http://schemas.microsoft.com/office/word/2023/wordml/word16du" xmlns:w16sdtdh="http://schemas.microsoft.com/office/word/2020/wordml/sdtdatahash" xmlns:w16sdtfl="http://schemas.microsoft.com/office/word/2024/wordml/sdtformatlock" xmlns:w16se="http://schemas.microsoft.com/office/word/2015/wordml/symex" xmlns:wpg="http://schemas.microsoft.com/office/word/2010/wordprocessingGroup" xmlns:wpi="http://schemas.microsoft.com/office/word/2010/wordprocessingInk" xmlns:wne="http://schemas.microsoft.com/office/word/2006/wordml" xmlns:wps="http://schemas.microsoft.com/office/word/2010/wordprocessingShape" mc:Ignorable="w14 w15 w16se w16cid w16 w16cex w16sdtdh w16sdtfl w16du wp14">
+  <w:abstractNum w:abstractNumId="0" w15:restartNumberingAfterBreak="0">
+    <w:nsid w:val="34805B5E"/>
+    <w:multiLevelType w:val="multilevel"/>
+    <w:tmpl w:val="F7F88FC2"/>
     <w:lvl w:ilvl="0">
       <w:start w:val="1"/>
       <w:numFmt w:val="bullet"/>
@@ -1232,9 +1325,8 @@
       </w:pPr>
       <w:rPr>
         <w:rFonts w:ascii="Symbol" w:hAnsi="Symbol" w:cs="Symbol" w:hint="default"/>
+        <w:b/>
         <w:sz w:val="22"/>
-        <w:b/>
-        <w:rFonts w:cs="Symbol"/>
       </w:rPr>
     </w:lvl>
     <w:lvl w:ilvl="1">
@@ -1247,9 +1339,8 @@
       </w:pPr>
       <w:rPr>
         <w:rFonts w:ascii="Courier New" w:hAnsi="Courier New" w:cs="Courier New" w:hint="default"/>
+        <w:b/>
         <w:sz w:val="22"/>
-        <w:b/>
-        <w:rFonts w:cs="Courier New"/>
       </w:rPr>
     </w:lvl>
     <w:lvl w:ilvl="2">
@@ -1262,7 +1353,6 @@
       </w:pPr>
       <w:rPr>
         <w:rFonts w:ascii="Wingdings" w:hAnsi="Wingdings" w:cs="Wingdings" w:hint="default"/>
-        <w:rFonts w:cs="Wingdings"/>
       </w:rPr>
     </w:lvl>
     <w:lvl w:ilvl="3">
@@ -1275,7 +1365,6 @@
       </w:pPr>
       <w:rPr>
         <w:rFonts w:ascii="Symbol" w:hAnsi="Symbol" w:cs="Symbol" w:hint="default"/>
-        <w:rFonts w:cs="Symbol"/>
       </w:rPr>
     </w:lvl>
     <w:lvl w:ilvl="4">
@@ -1288,7 +1377,6 @@
       </w:pPr>
       <w:rPr>
         <w:rFonts w:ascii="Courier New" w:hAnsi="Courier New" w:cs="Courier New" w:hint="default"/>
-        <w:rFonts w:cs="Courier New"/>
       </w:rPr>
     </w:lvl>
     <w:lvl w:ilvl="5">
@@ -1301,7 +1389,6 @@
       </w:pPr>
       <w:rPr>
         <w:rFonts w:ascii="Wingdings" w:hAnsi="Wingdings" w:cs="Wingdings" w:hint="default"/>
-        <w:rFonts w:cs="Wingdings"/>
       </w:rPr>
     </w:lvl>
     <w:lvl w:ilvl="6">
@@ -1314,7 +1401,6 @@
       </w:pPr>
       <w:rPr>
         <w:rFonts w:ascii="Symbol" w:hAnsi="Symbol" w:cs="Symbol" w:hint="default"/>
-        <w:rFonts w:cs="Symbol"/>
       </w:rPr>
     </w:lvl>
     <w:lvl w:ilvl="7">
@@ -1327,7 +1413,6 @@
       </w:pPr>
       <w:rPr>
         <w:rFonts w:ascii="Courier New" w:hAnsi="Courier New" w:cs="Courier New" w:hint="default"/>
-        <w:rFonts w:cs="Courier New"/>
       </w:rPr>
     </w:lvl>
     <w:lvl w:ilvl="8">
@@ -1340,11 +1425,13 @@
       </w:pPr>
       <w:rPr>
         <w:rFonts w:ascii="Wingdings" w:hAnsi="Wingdings" w:cs="Wingdings" w:hint="default"/>
-        <w:rFonts w:cs="Wingdings"/>
       </w:rPr>
     </w:lvl>
   </w:abstractNum>
-  <w:abstractNum w:abstractNumId="2">
+  <w:abstractNum w:abstractNumId="1" w15:restartNumberingAfterBreak="0">
+    <w:nsid w:val="60363D65"/>
+    <w:multiLevelType w:val="multilevel"/>
+    <w:tmpl w:val="1398FF14"/>
     <w:lvl w:ilvl="0">
       <w:start w:val="1"/>
       <w:numFmt w:val="none"/>
@@ -1352,7 +1439,7 @@
       <w:lvlText w:val=""/>
       <w:lvlJc w:val="left"/>
       <w:pPr>
-        <w:ind w:left="0" w:hanging="0"/>
+        <w:ind w:left="0" w:firstLine="0"/>
       </w:pPr>
     </w:lvl>
     <w:lvl w:ilvl="1">
@@ -1362,7 +1449,7 @@
       <w:lvlText w:val=""/>
       <w:lvlJc w:val="left"/>
       <w:pPr>
-        <w:ind w:left="0" w:hanging="0"/>
+        <w:ind w:left="0" w:firstLine="0"/>
       </w:pPr>
     </w:lvl>
     <w:lvl w:ilvl="2">
@@ -1372,7 +1459,7 @@
       <w:lvlText w:val=""/>
       <w:lvlJc w:val="left"/>
       <w:pPr>
-        <w:ind w:left="0" w:hanging="0"/>
+        <w:ind w:left="0" w:firstLine="0"/>
       </w:pPr>
     </w:lvl>
     <w:lvl w:ilvl="3">
@@ -1382,7 +1469,7 @@
       <w:lvlText w:val=""/>
       <w:lvlJc w:val="left"/>
       <w:pPr>
-        <w:ind w:left="0" w:hanging="0"/>
+        <w:ind w:left="0" w:firstLine="0"/>
       </w:pPr>
     </w:lvl>
     <w:lvl w:ilvl="4">
@@ -1392,7 +1479,7 @@
       <w:lvlText w:val=""/>
       <w:lvlJc w:val="left"/>
       <w:pPr>
-        <w:ind w:left="0" w:hanging="0"/>
+        <w:ind w:left="0" w:firstLine="0"/>
       </w:pPr>
     </w:lvl>
     <w:lvl w:ilvl="5">
@@ -1402,7 +1489,7 @@
       <w:lvlText w:val=""/>
       <w:lvlJc w:val="left"/>
       <w:pPr>
-        <w:ind w:left="0" w:hanging="0"/>
+        <w:ind w:left="0" w:firstLine="0"/>
       </w:pPr>
     </w:lvl>
     <w:lvl w:ilvl="6">
@@ -1412,7 +1499,7 @@
       <w:lvlText w:val=""/>
       <w:lvlJc w:val="left"/>
       <w:pPr>
-        <w:ind w:left="0" w:hanging="0"/>
+        <w:ind w:left="0" w:firstLine="0"/>
       </w:pPr>
     </w:lvl>
     <w:lvl w:ilvl="7">
@@ -1422,7 +1509,7 @@
       <w:lvlText w:val=""/>
       <w:lvlJc w:val="left"/>
       <w:pPr>
-        <w:ind w:left="0" w:hanging="0"/>
+        <w:ind w:left="0" w:firstLine="0"/>
       </w:pPr>
     </w:lvl>
     <w:lvl w:ilvl="8">
@@ -1432,45 +1519,43 @@
       <w:lvlText w:val=""/>
       <w:lvlJc w:val="left"/>
       <w:pPr>
-        <w:ind w:left="0" w:hanging="0"/>
+        <w:ind w:left="0" w:firstLine="0"/>
       </w:pPr>
     </w:lvl>
   </w:abstractNum>
-  <w:num w:numId="1">
+  <w:num w:numId="1" w16cid:durableId="1702896034">
+    <w:abstractNumId w:val="0"/>
+  </w:num>
+  <w:num w:numId="2" w16cid:durableId="554590504">
     <w:abstractNumId w:val="1"/>
-  </w:num>
-  <w:num w:numId="2">
-    <w:abstractNumId w:val="2"/>
   </w:num>
 </w:numbering>
 </file>
 
 <file path=word/styles.xml><?xml version="1.0" encoding="utf-8"?>
-<w:styles xmlns:w="http://schemas.openxmlformats.org/wordprocessingml/2006/main" xmlns:w14="http://schemas.microsoft.com/office/word/2010/wordml" xmlns:mc="http://schemas.openxmlformats.org/markup-compatibility/2006" mc:Ignorable="w14">
+<w:styles xmlns:mc="http://schemas.openxmlformats.org/markup-compatibility/2006" xmlns:r="http://schemas.openxmlformats.org/officeDocument/2006/relationships" xmlns:w="http://schemas.openxmlformats.org/wordprocessingml/2006/main" xmlns:w14="http://schemas.microsoft.com/office/word/2010/wordml" xmlns:w15="http://schemas.microsoft.com/office/word/2012/wordml" xmlns:w16cex="http://schemas.microsoft.com/office/word/2018/wordml/cex" xmlns:w16cid="http://schemas.microsoft.com/office/word/2016/wordml/cid" xmlns:w16="http://schemas.microsoft.com/office/word/2018/wordml" xmlns:w16du="http://schemas.microsoft.com/office/word/2023/wordml/word16du" xmlns:w16sdtdh="http://schemas.microsoft.com/office/word/2020/wordml/sdtdatahash" xmlns:w16sdtfl="http://schemas.microsoft.com/office/word/2024/wordml/sdtformatlock" xmlns:w16se="http://schemas.microsoft.com/office/word/2015/wordml/symex" mc:Ignorable="w14 w15 w16se w16cid w16 w16cex w16sdtdh w16sdtfl w16du">
   <w:docDefaults>
     <w:rPrDefault>
       <w:rPr>
-        <w:rFonts w:ascii="맑은 고딕" w:hAnsi="맑은 고딕" w:eastAsia="맑은 고딕" w:cs="Arial" w:asciiTheme="minorHAnsi" w:cstheme="minorBidi" w:eastAsiaTheme="minorEastAsia" w:hAnsiTheme="minorHAnsi"/>
+        <w:rFonts w:asciiTheme="minorHAnsi" w:eastAsiaTheme="minorEastAsia" w:hAnsiTheme="minorHAnsi" w:cstheme="minorBidi"/>
         <w:kern w:val="2"/>
         <w:szCs w:val="22"/>
         <w:lang w:val="en-US" w:eastAsia="ko-KR" w:bidi="ar-SA"/>
       </w:rPr>
     </w:rPrDefault>
-    <w:pPrDefault>
-      <w:pPr/>
-    </w:pPrDefault>
+    <w:pPrDefault/>
   </w:docDefaults>
   <w:latentStyles w:defLockedState="0" w:defUIPriority="0" w:defSemiHidden="0" w:defUnhideWhenUsed="0" w:defQFormat="0" w:count="376">
     <w:lsdException w:name="Normal" w:qFormat="1"/>
     <w:lsdException w:name="heading 1" w:uiPriority="9" w:qFormat="1"/>
-    <w:lsdException w:name="heading 2" w:uiPriority="9" w:semiHidden="1" w:unhideWhenUsed="1" w:qFormat="1"/>
-    <w:lsdException w:name="heading 3" w:uiPriority="9" w:semiHidden="1" w:unhideWhenUsed="1" w:qFormat="1"/>
-    <w:lsdException w:name="heading 4" w:uiPriority="9" w:semiHidden="1" w:unhideWhenUsed="1" w:qFormat="1"/>
-    <w:lsdException w:name="heading 5" w:uiPriority="9" w:semiHidden="1" w:unhideWhenUsed="1" w:qFormat="1"/>
-    <w:lsdException w:name="heading 6" w:uiPriority="9" w:semiHidden="1" w:unhideWhenUsed="1" w:qFormat="1"/>
-    <w:lsdException w:name="heading 7" w:uiPriority="9" w:semiHidden="1" w:unhideWhenUsed="1" w:qFormat="1"/>
-    <w:lsdException w:name="heading 8" w:uiPriority="9" w:semiHidden="1" w:unhideWhenUsed="1" w:qFormat="1"/>
-    <w:lsdException w:name="heading 9" w:uiPriority="9" w:semiHidden="1" w:unhideWhenUsed="1" w:qFormat="1"/>
+    <w:lsdException w:name="heading 2" w:semiHidden="1" w:uiPriority="9" w:unhideWhenUsed="1" w:qFormat="1"/>
+    <w:lsdException w:name="heading 3" w:semiHidden="1" w:uiPriority="9" w:unhideWhenUsed="1" w:qFormat="1"/>
+    <w:lsdException w:name="heading 4" w:semiHidden="1" w:uiPriority="9" w:unhideWhenUsed="1" w:qFormat="1"/>
+    <w:lsdException w:name="heading 5" w:semiHidden="1" w:uiPriority="9" w:unhideWhenUsed="1" w:qFormat="1"/>
+    <w:lsdException w:name="heading 6" w:semiHidden="1" w:uiPriority="9" w:unhideWhenUsed="1" w:qFormat="1"/>
+    <w:lsdException w:name="heading 7" w:semiHidden="1" w:uiPriority="9" w:unhideWhenUsed="1" w:qFormat="1"/>
+    <w:lsdException w:name="heading 8" w:semiHidden="1" w:uiPriority="9" w:unhideWhenUsed="1" w:qFormat="1"/>
+    <w:lsdException w:name="heading 9" w:semiHidden="1" w:uiPriority="9" w:unhideWhenUsed="1" w:qFormat="1"/>
     <w:lsdException w:name="index 1" w:semiHidden="1" w:unhideWhenUsed="1"/>
     <w:lsdException w:name="index 2" w:semiHidden="1" w:unhideWhenUsed="1"/>
     <w:lsdException w:name="index 3" w:semiHidden="1" w:unhideWhenUsed="1"/>
@@ -1526,7 +1611,7 @@
     <w:lsdException w:name="Title" w:qFormat="1"/>
     <w:lsdException w:name="Closing" w:semiHidden="1" w:unhideWhenUsed="1"/>
     <w:lsdException w:name="Signature" w:semiHidden="1" w:unhideWhenUsed="1"/>
-    <w:lsdException w:name="Default Paragraph Font" w:uiPriority="1" w:semiHidden="1" w:unhideWhenUsed="1"/>
+    <w:lsdException w:name="Default Paragraph Font" w:semiHidden="1" w:uiPriority="1" w:unhideWhenUsed="1"/>
     <w:lsdException w:name="Body Text" w:semiHidden="1" w:unhideWhenUsed="1"/>
     <w:lsdException w:name="Body Text Indent" w:semiHidden="1" w:unhideWhenUsed="1"/>
     <w:lsdException w:name="List Continue" w:semiHidden="1" w:unhideWhenUsed="1"/>
@@ -1733,331 +1818,20 @@
     <w:lsdException w:name="Unresolved Mention" w:semiHidden="1" w:unhideWhenUsed="1"/>
     <w:lsdException w:name="Smart Link" w:semiHidden="1" w:unhideWhenUsed="1"/>
   </w:latentStyles>
-  <w:style w:type="paragraph" w:styleId="Normal" w:default="1">
+  <w:style w:type="paragraph" w:default="1" w:styleId="Normal">
     <w:name w:val="Normal"/>
     <w:qFormat/>
     <w:pPr>
-      <w:widowControl w:val="false"/>
-      <w:bidi w:val="0"/>
-      <w:spacing w:lineRule="auto" w:line="259" w:before="0" w:after="160"/>
+      <w:widowControl w:val="0"/>
+      <w:spacing w:after="160" w:line="259" w:lineRule="auto"/>
       <w:jc w:val="both"/>
     </w:pPr>
-    <w:rPr>
-      <w:rFonts w:ascii="맑은 고딕" w:hAnsi="맑은 고딕" w:eastAsia="맑은 고딕" w:cs="Arial" w:asciiTheme="minorHAnsi" w:cstheme="minorBidi" w:eastAsiaTheme="minorEastAsia" w:hAnsiTheme="minorHAnsi"/>
-      <w:color w:val="auto"/>
-      <w:kern w:val="2"/>
-      <w:sz w:val="20"/>
-      <w:szCs w:val="22"/>
-      <w:lang w:val="en-US" w:eastAsia="ko-KR" w:bidi="ar-SA"/>
-    </w:rPr>
-  </w:style>
-  <w:style w:type="character" w:styleId="DefaultParagraphFont" w:default="1">
+  </w:style>
+  <w:style w:type="character" w:default="1" w:styleId="DefaultParagraphFont">
     <w:name w:val="Default Paragraph Font"/>
     <w:uiPriority w:val="1"/>
     <w:semiHidden/>
     <w:unhideWhenUsed/>
-    <w:qFormat/>
-    <w:rPr/>
-  </w:style>
-  <w:style w:type="character" w:styleId="HeaderChar" w:customStyle="1">
-    <w:name w:val="Header Char"/>
-    <w:basedOn w:val="DefaultParagraphFont"/>
-    <w:link w:val="Header"/>
-    <w:uiPriority w:val="99"/>
-    <w:qFormat/>
-    <w:rPr/>
-  </w:style>
-  <w:style w:type="character" w:styleId="FooterChar" w:customStyle="1">
-    <w:name w:val="Footer Char"/>
-    <w:basedOn w:val="DefaultParagraphFont"/>
-    <w:link w:val="Footer"/>
-    <w:uiPriority w:val="99"/>
-    <w:qFormat/>
-    <w:rPr/>
-  </w:style>
-  <w:style w:type="character" w:styleId="InternetLink">
-    <w:name w:val="Internet Link"/>
-    <w:basedOn w:val="DefaultParagraphFont"/>
-    <w:unhideWhenUsed/>
-    <w:rPr>
-      <w:color w:val="0563C1"/>
-      <w:u w:val="single"/>
-    </w:rPr>
-  </w:style>
-  <w:style w:type="character" w:styleId="1" w:customStyle="1">
-    <w:name w:val="확인되지 않은 멘션1"/>
-    <w:basedOn w:val="DefaultParagraphFont"/>
-    <w:semiHidden/>
-    <w:unhideWhenUsed/>
-    <w:qFormat/>
-    <w:rPr>
-      <w:color w:val="605E5C"/>
-      <w:shd w:fill="E1DFDD" w:val="clear"/>
-    </w:rPr>
-  </w:style>
-  <w:style w:type="character" w:styleId="ListLabel1">
-    <w:name w:val="ListLabel 1"/>
-    <w:qFormat/>
-    <w:rPr>
-      <w:rFonts w:cs="Courier New"/>
-      <w:b/>
-      <w:sz w:val="22"/>
-    </w:rPr>
-  </w:style>
-  <w:style w:type="character" w:styleId="ListLabel2">
-    <w:name w:val="ListLabel 2"/>
-    <w:qFormat/>
-    <w:rPr>
-      <w:rFonts w:cs="Courier New"/>
-    </w:rPr>
-  </w:style>
-  <w:style w:type="character" w:styleId="ListLabel3">
-    <w:name w:val="ListLabel 3"/>
-    <w:qFormat/>
-    <w:rPr>
-      <w:rFonts w:cs="Courier New"/>
-    </w:rPr>
-  </w:style>
-  <w:style w:type="character" w:styleId="ListLabel4">
-    <w:name w:val="ListLabel 4"/>
-    <w:qFormat/>
-    <w:rPr>
-      <w:rFonts w:cs="Symbol"/>
-      <w:b/>
-      <w:sz w:val="22"/>
-    </w:rPr>
-  </w:style>
-  <w:style w:type="character" w:styleId="ListLabel5">
-    <w:name w:val="ListLabel 5"/>
-    <w:qFormat/>
-    <w:rPr>
-      <w:rFonts w:cs="Courier New"/>
-      <w:b/>
-      <w:sz w:val="22"/>
-    </w:rPr>
-  </w:style>
-  <w:style w:type="character" w:styleId="ListLabel6">
-    <w:name w:val="ListLabel 6"/>
-    <w:qFormat/>
-    <w:rPr>
-      <w:rFonts w:cs="Wingdings"/>
-    </w:rPr>
-  </w:style>
-  <w:style w:type="character" w:styleId="ListLabel7">
-    <w:name w:val="ListLabel 7"/>
-    <w:qFormat/>
-    <w:rPr>
-      <w:rFonts w:cs="Symbol"/>
-    </w:rPr>
-  </w:style>
-  <w:style w:type="character" w:styleId="ListLabel8">
-    <w:name w:val="ListLabel 8"/>
-    <w:qFormat/>
-    <w:rPr>
-      <w:rFonts w:cs="Courier New"/>
-    </w:rPr>
-  </w:style>
-  <w:style w:type="character" w:styleId="ListLabel9">
-    <w:name w:val="ListLabel 9"/>
-    <w:qFormat/>
-    <w:rPr>
-      <w:rFonts w:cs="Wingdings"/>
-    </w:rPr>
-  </w:style>
-  <w:style w:type="character" w:styleId="ListLabel10">
-    <w:name w:val="ListLabel 10"/>
-    <w:qFormat/>
-    <w:rPr>
-      <w:rFonts w:cs="Symbol"/>
-    </w:rPr>
-  </w:style>
-  <w:style w:type="character" w:styleId="ListLabel11">
-    <w:name w:val="ListLabel 11"/>
-    <w:qFormat/>
-    <w:rPr>
-      <w:rFonts w:cs="Courier New"/>
-    </w:rPr>
-  </w:style>
-  <w:style w:type="character" w:styleId="ListLabel12">
-    <w:name w:val="ListLabel 12"/>
-    <w:qFormat/>
-    <w:rPr>
-      <w:rFonts w:cs="Wingdings"/>
-    </w:rPr>
-  </w:style>
-  <w:style w:type="character" w:styleId="ListLabel13">
-    <w:name w:val="ListLabel 13"/>
-    <w:qFormat/>
-    <w:rPr>
-      <w:rFonts w:cs="Symbol"/>
-      <w:b/>
-      <w:sz w:val="22"/>
-    </w:rPr>
-  </w:style>
-  <w:style w:type="character" w:styleId="ListLabel14">
-    <w:name w:val="ListLabel 14"/>
-    <w:qFormat/>
-    <w:rPr>
-      <w:rFonts w:cs="Courier New"/>
-      <w:b/>
-      <w:sz w:val="22"/>
-    </w:rPr>
-  </w:style>
-  <w:style w:type="character" w:styleId="ListLabel15">
-    <w:name w:val="ListLabel 15"/>
-    <w:qFormat/>
-    <w:rPr>
-      <w:rFonts w:cs="Wingdings"/>
-    </w:rPr>
-  </w:style>
-  <w:style w:type="character" w:styleId="ListLabel16">
-    <w:name w:val="ListLabel 16"/>
-    <w:qFormat/>
-    <w:rPr>
-      <w:rFonts w:cs="Symbol"/>
-    </w:rPr>
-  </w:style>
-  <w:style w:type="character" w:styleId="ListLabel17">
-    <w:name w:val="ListLabel 17"/>
-    <w:qFormat/>
-    <w:rPr>
-      <w:rFonts w:cs="Courier New"/>
-    </w:rPr>
-  </w:style>
-  <w:style w:type="character" w:styleId="ListLabel18">
-    <w:name w:val="ListLabel 18"/>
-    <w:qFormat/>
-    <w:rPr>
-      <w:rFonts w:cs="Wingdings"/>
-    </w:rPr>
-  </w:style>
-  <w:style w:type="character" w:styleId="ListLabel19">
-    <w:name w:val="ListLabel 19"/>
-    <w:qFormat/>
-    <w:rPr>
-      <w:rFonts w:cs="Symbol"/>
-    </w:rPr>
-  </w:style>
-  <w:style w:type="character" w:styleId="ListLabel20">
-    <w:name w:val="ListLabel 20"/>
-    <w:qFormat/>
-    <w:rPr>
-      <w:rFonts w:cs="Courier New"/>
-    </w:rPr>
-  </w:style>
-  <w:style w:type="character" w:styleId="ListLabel21">
-    <w:name w:val="ListLabel 21"/>
-    <w:qFormat/>
-    <w:rPr>
-      <w:rFonts w:cs="Wingdings"/>
-    </w:rPr>
-  </w:style>
-  <w:style w:type="paragraph" w:styleId="Heading">
-    <w:name w:val="Heading"/>
-    <w:basedOn w:val="Normal"/>
-    <w:next w:val="TextBody"/>
-    <w:qFormat/>
-    <w:pPr>
-      <w:keepNext w:val="true"/>
-      <w:spacing w:before="240" w:after="120"/>
-    </w:pPr>
-    <w:rPr>
-      <w:rFonts w:ascii="Arial" w:hAnsi="Arial" w:eastAsia="바탕" w:cs="Arial"/>
-      <w:sz w:val="28"/>
-      <w:szCs w:val="28"/>
-    </w:rPr>
-  </w:style>
-  <w:style w:type="paragraph" w:styleId="TextBody">
-    <w:name w:val="Body Text"/>
-    <w:basedOn w:val="Normal"/>
-    <w:pPr>
-      <w:spacing w:lineRule="auto" w:line="276" w:before="0" w:after="140"/>
-    </w:pPr>
-    <w:rPr/>
-  </w:style>
-  <w:style w:type="paragraph" w:styleId="List">
-    <w:name w:val="List"/>
-    <w:basedOn w:val="TextBody"/>
-    <w:pPr/>
-    <w:rPr>
-      <w:rFonts w:cs="Arial"/>
-    </w:rPr>
-  </w:style>
-  <w:style w:type="paragraph" w:styleId="Caption">
-    <w:name w:val="Caption"/>
-    <w:basedOn w:val="Normal"/>
-    <w:qFormat/>
-    <w:pPr>
-      <w:suppressLineNumbers/>
-      <w:spacing w:before="120" w:after="120"/>
-    </w:pPr>
-    <w:rPr>
-      <w:rFonts w:cs="Arial"/>
-      <w:i/>
-      <w:iCs/>
-      <w:sz w:val="24"/>
-      <w:szCs w:val="24"/>
-    </w:rPr>
-  </w:style>
-  <w:style w:type="paragraph" w:styleId="Index">
-    <w:name w:val="Index"/>
-    <w:basedOn w:val="Normal"/>
-    <w:qFormat/>
-    <w:pPr>
-      <w:suppressLineNumbers/>
-    </w:pPr>
-    <w:rPr>
-      <w:rFonts w:cs="Arial"/>
-    </w:rPr>
-  </w:style>
-  <w:style w:type="paragraph" w:styleId="ListParagraph">
-    <w:name w:val="List Paragraph"/>
-    <w:basedOn w:val="Normal"/>
-    <w:uiPriority w:val="34"/>
-    <w:qFormat/>
-    <w:pPr>
-      <w:ind w:left="800" w:hanging="0"/>
-    </w:pPr>
-    <w:rPr/>
-  </w:style>
-  <w:style w:type="paragraph" w:styleId="Header">
-    <w:name w:val="Header"/>
-    <w:basedOn w:val="Normal"/>
-    <w:link w:val="HeaderChar"/>
-    <w:uiPriority w:val="99"/>
-    <w:unhideWhenUsed/>
-    <w:pPr>
-      <w:tabs>
-        <w:tab w:val="clear" w:pos="800"/>
-        <w:tab w:val="center" w:pos="4513" w:leader="none"/>
-        <w:tab w:val="right" w:pos="9026" w:leader="none"/>
-      </w:tabs>
-      <w:snapToGrid w:val="false"/>
-    </w:pPr>
-    <w:rPr/>
-  </w:style>
-  <w:style w:type="paragraph" w:styleId="Footer">
-    <w:name w:val="Footer"/>
-    <w:basedOn w:val="Normal"/>
-    <w:link w:val="FooterChar"/>
-    <w:uiPriority w:val="99"/>
-    <w:unhideWhenUsed/>
-    <w:pPr>
-      <w:tabs>
-        <w:tab w:val="clear" w:pos="800"/>
-        <w:tab w:val="center" w:pos="4513" w:leader="none"/>
-        <w:tab w:val="right" w:pos="9026" w:leader="none"/>
-      </w:tabs>
-      <w:snapToGrid w:val="false"/>
-    </w:pPr>
-    <w:rPr/>
-  </w:style>
-  <w:style w:type="numbering" w:styleId="NoList" w:default="1">
-    <w:name w:val="No List"/>
-    <w:uiPriority w:val="99"/>
-    <w:semiHidden/>
-    <w:unhideWhenUsed/>
-    <w:qFormat/>
   </w:style>
   <w:style w:type="table" w:default="1" w:styleId="TableNormal">
     <w:name w:val="Normal Table"/>
@@ -2074,38 +1848,322 @@
       </w:tblCellMar>
     </w:tblPr>
   </w:style>
-  <w:style w:type="table" w:customStyle="1" w:styleId="1">
+  <w:style w:type="numbering" w:default="1" w:styleId="NoList">
+    <w:name w:val="No List"/>
+    <w:uiPriority w:val="99"/>
+    <w:semiHidden/>
+    <w:unhideWhenUsed/>
+  </w:style>
+  <w:style w:type="character" w:customStyle="1" w:styleId="HeaderChar">
+    <w:name w:val="Header Char"/>
+    <w:basedOn w:val="DefaultParagraphFont"/>
+    <w:link w:val="Header"/>
+    <w:uiPriority w:val="99"/>
+    <w:qFormat/>
+  </w:style>
+  <w:style w:type="character" w:customStyle="1" w:styleId="FooterChar">
+    <w:name w:val="Footer Char"/>
+    <w:basedOn w:val="DefaultParagraphFont"/>
+    <w:link w:val="Footer"/>
+    <w:uiPriority w:val="99"/>
+    <w:qFormat/>
+  </w:style>
+  <w:style w:type="character" w:customStyle="1" w:styleId="InternetLink">
+    <w:name w:val="Internet Link"/>
+    <w:basedOn w:val="DefaultParagraphFont"/>
+    <w:unhideWhenUsed/>
+    <w:rPr>
+      <w:color w:val="0563C1"/>
+      <w:u w:val="single"/>
+    </w:rPr>
+  </w:style>
+  <w:style w:type="character" w:customStyle="1" w:styleId="1">
+    <w:name w:val="확인되지 않은 멘션1"/>
+    <w:basedOn w:val="DefaultParagraphFont"/>
+    <w:semiHidden/>
+    <w:unhideWhenUsed/>
+    <w:qFormat/>
+    <w:rPr>
+      <w:color w:val="605E5C"/>
+      <w:shd w:val="clear" w:color="auto" w:fill="E1DFDD"/>
+    </w:rPr>
+  </w:style>
+  <w:style w:type="character" w:customStyle="1" w:styleId="ListLabel1">
+    <w:name w:val="ListLabel 1"/>
+    <w:qFormat/>
+    <w:rPr>
+      <w:rFonts w:cs="Courier New"/>
+      <w:b/>
+      <w:sz w:val="22"/>
+    </w:rPr>
+  </w:style>
+  <w:style w:type="character" w:customStyle="1" w:styleId="ListLabel2">
+    <w:name w:val="ListLabel 2"/>
+    <w:qFormat/>
+    <w:rPr>
+      <w:rFonts w:cs="Courier New"/>
+    </w:rPr>
+  </w:style>
+  <w:style w:type="character" w:customStyle="1" w:styleId="ListLabel3">
+    <w:name w:val="ListLabel 3"/>
+    <w:qFormat/>
+    <w:rPr>
+      <w:rFonts w:cs="Courier New"/>
+    </w:rPr>
+  </w:style>
+  <w:style w:type="character" w:customStyle="1" w:styleId="ListLabel4">
+    <w:name w:val="ListLabel 4"/>
+    <w:qFormat/>
+    <w:rPr>
+      <w:rFonts w:cs="Symbol"/>
+      <w:b/>
+      <w:sz w:val="22"/>
+    </w:rPr>
+  </w:style>
+  <w:style w:type="character" w:customStyle="1" w:styleId="ListLabel5">
+    <w:name w:val="ListLabel 5"/>
+    <w:qFormat/>
+    <w:rPr>
+      <w:rFonts w:cs="Courier New"/>
+      <w:b/>
+      <w:sz w:val="22"/>
+    </w:rPr>
+  </w:style>
+  <w:style w:type="character" w:customStyle="1" w:styleId="ListLabel6">
+    <w:name w:val="ListLabel 6"/>
+    <w:qFormat/>
+    <w:rPr>
+      <w:rFonts w:cs="Wingdings"/>
+    </w:rPr>
+  </w:style>
+  <w:style w:type="character" w:customStyle="1" w:styleId="ListLabel7">
+    <w:name w:val="ListLabel 7"/>
+    <w:qFormat/>
+    <w:rPr>
+      <w:rFonts w:cs="Symbol"/>
+    </w:rPr>
+  </w:style>
+  <w:style w:type="character" w:customStyle="1" w:styleId="ListLabel8">
+    <w:name w:val="ListLabel 8"/>
+    <w:qFormat/>
+    <w:rPr>
+      <w:rFonts w:cs="Courier New"/>
+    </w:rPr>
+  </w:style>
+  <w:style w:type="character" w:customStyle="1" w:styleId="ListLabel9">
+    <w:name w:val="ListLabel 9"/>
+    <w:qFormat/>
+    <w:rPr>
+      <w:rFonts w:cs="Wingdings"/>
+    </w:rPr>
+  </w:style>
+  <w:style w:type="character" w:customStyle="1" w:styleId="ListLabel10">
+    <w:name w:val="ListLabel 10"/>
+    <w:qFormat/>
+    <w:rPr>
+      <w:rFonts w:cs="Symbol"/>
+    </w:rPr>
+  </w:style>
+  <w:style w:type="character" w:customStyle="1" w:styleId="ListLabel11">
+    <w:name w:val="ListLabel 11"/>
+    <w:qFormat/>
+    <w:rPr>
+      <w:rFonts w:cs="Courier New"/>
+    </w:rPr>
+  </w:style>
+  <w:style w:type="character" w:customStyle="1" w:styleId="ListLabel12">
+    <w:name w:val="ListLabel 12"/>
+    <w:qFormat/>
+    <w:rPr>
+      <w:rFonts w:cs="Wingdings"/>
+    </w:rPr>
+  </w:style>
+  <w:style w:type="character" w:customStyle="1" w:styleId="ListLabel13">
+    <w:name w:val="ListLabel 13"/>
+    <w:qFormat/>
+    <w:rPr>
+      <w:rFonts w:cs="Symbol"/>
+      <w:b/>
+      <w:sz w:val="22"/>
+    </w:rPr>
+  </w:style>
+  <w:style w:type="character" w:customStyle="1" w:styleId="ListLabel14">
+    <w:name w:val="ListLabel 14"/>
+    <w:qFormat/>
+    <w:rPr>
+      <w:rFonts w:cs="Courier New"/>
+      <w:b/>
+      <w:sz w:val="22"/>
+    </w:rPr>
+  </w:style>
+  <w:style w:type="character" w:customStyle="1" w:styleId="ListLabel15">
+    <w:name w:val="ListLabel 15"/>
+    <w:qFormat/>
+    <w:rPr>
+      <w:rFonts w:cs="Wingdings"/>
+    </w:rPr>
+  </w:style>
+  <w:style w:type="character" w:customStyle="1" w:styleId="ListLabel16">
+    <w:name w:val="ListLabel 16"/>
+    <w:qFormat/>
+    <w:rPr>
+      <w:rFonts w:cs="Symbol"/>
+    </w:rPr>
+  </w:style>
+  <w:style w:type="character" w:customStyle="1" w:styleId="ListLabel17">
+    <w:name w:val="ListLabel 17"/>
+    <w:qFormat/>
+    <w:rPr>
+      <w:rFonts w:cs="Courier New"/>
+    </w:rPr>
+  </w:style>
+  <w:style w:type="character" w:customStyle="1" w:styleId="ListLabel18">
+    <w:name w:val="ListLabel 18"/>
+    <w:qFormat/>
+    <w:rPr>
+      <w:rFonts w:cs="Wingdings"/>
+    </w:rPr>
+  </w:style>
+  <w:style w:type="character" w:customStyle="1" w:styleId="ListLabel19">
+    <w:name w:val="ListLabel 19"/>
+    <w:qFormat/>
+    <w:rPr>
+      <w:rFonts w:cs="Symbol"/>
+    </w:rPr>
+  </w:style>
+  <w:style w:type="character" w:customStyle="1" w:styleId="ListLabel20">
+    <w:name w:val="ListLabel 20"/>
+    <w:qFormat/>
+    <w:rPr>
+      <w:rFonts w:cs="Courier New"/>
+    </w:rPr>
+  </w:style>
+  <w:style w:type="character" w:customStyle="1" w:styleId="ListLabel21">
+    <w:name w:val="ListLabel 21"/>
+    <w:qFormat/>
+    <w:rPr>
+      <w:rFonts w:cs="Wingdings"/>
+    </w:rPr>
+  </w:style>
+  <w:style w:type="paragraph" w:customStyle="1" w:styleId="Heading">
+    <w:name w:val="Heading"/>
+    <w:basedOn w:val="Normal"/>
+    <w:next w:val="BodyText"/>
+    <w:qFormat/>
+    <w:pPr>
+      <w:keepNext/>
+      <w:spacing w:before="240" w:after="120"/>
+    </w:pPr>
+    <w:rPr>
+      <w:rFonts w:ascii="Arial" w:eastAsia="바탕" w:hAnsi="Arial" w:cs="Arial"/>
+      <w:sz w:val="28"/>
+      <w:szCs w:val="28"/>
+    </w:rPr>
+  </w:style>
+  <w:style w:type="paragraph" w:styleId="BodyText">
+    <w:name w:val="Body Text"/>
+    <w:basedOn w:val="Normal"/>
+    <w:pPr>
+      <w:spacing w:after="140" w:line="276" w:lineRule="auto"/>
+    </w:pPr>
+  </w:style>
+  <w:style w:type="paragraph" w:styleId="List">
+    <w:name w:val="List"/>
+    <w:basedOn w:val="BodyText"/>
+    <w:rPr>
+      <w:rFonts w:cs="Arial"/>
+    </w:rPr>
+  </w:style>
+  <w:style w:type="paragraph" w:styleId="Caption">
+    <w:name w:val="caption"/>
+    <w:basedOn w:val="Normal"/>
+    <w:qFormat/>
+    <w:pPr>
+      <w:suppressLineNumbers/>
+      <w:spacing w:before="120" w:after="120"/>
+    </w:pPr>
+    <w:rPr>
+      <w:rFonts w:cs="Arial"/>
+      <w:i/>
+      <w:iCs/>
+      <w:sz w:val="24"/>
+      <w:szCs w:val="24"/>
+    </w:rPr>
+  </w:style>
+  <w:style w:type="paragraph" w:customStyle="1" w:styleId="Index">
+    <w:name w:val="Index"/>
+    <w:basedOn w:val="Normal"/>
+    <w:qFormat/>
+    <w:pPr>
+      <w:suppressLineNumbers/>
+    </w:pPr>
+    <w:rPr>
+      <w:rFonts w:cs="Arial"/>
+    </w:rPr>
+  </w:style>
+  <w:style w:type="paragraph" w:styleId="ListParagraph">
+    <w:name w:val="List Paragraph"/>
+    <w:basedOn w:val="Normal"/>
+    <w:uiPriority w:val="34"/>
+    <w:qFormat/>
+    <w:pPr>
+      <w:ind w:left="800"/>
+    </w:pPr>
+  </w:style>
+  <w:style w:type="paragraph" w:styleId="Header">
+    <w:name w:val="header"/>
+    <w:basedOn w:val="Normal"/>
+    <w:link w:val="HeaderChar"/>
+    <w:uiPriority w:val="99"/>
+    <w:unhideWhenUsed/>
+    <w:pPr>
+      <w:tabs>
+        <w:tab w:val="center" w:pos="4513"/>
+        <w:tab w:val="right" w:pos="9026"/>
+      </w:tabs>
+      <w:snapToGrid w:val="0"/>
+    </w:pPr>
+  </w:style>
+  <w:style w:type="paragraph" w:styleId="Footer">
+    <w:name w:val="footer"/>
+    <w:basedOn w:val="Normal"/>
+    <w:link w:val="FooterChar"/>
+    <w:uiPriority w:val="99"/>
+    <w:unhideWhenUsed/>
+    <w:pPr>
+      <w:tabs>
+        <w:tab w:val="center" w:pos="4513"/>
+        <w:tab w:val="right" w:pos="9026"/>
+      </w:tabs>
+      <w:snapToGrid w:val="0"/>
+    </w:pPr>
+  </w:style>
+  <w:style w:type="table" w:customStyle="1" w:styleId="10">
     <w:name w:val="표 구분선1"/>
     <w:basedOn w:val="TableNormal"/>
     <w:uiPriority w:val="39"/>
-    <w:pPr>
-      <w:spacing w:after="0" w:line="240" w:lineRule="auto"/>
-    </w:pPr>
     <w:tblPr>
       <w:tblBorders>
-        <w:top w:val="single" w:color="auto" w:sz="4" w:space="0"/>
-        <w:left w:val="single" w:color="auto" w:sz="4" w:space="0"/>
-        <w:bottom w:val="single" w:color="auto" w:sz="4" w:space="0"/>
-        <w:right w:val="single" w:color="auto" w:sz="4" w:space="0"/>
-        <w:insideH w:val="single" w:color="auto" w:sz="4" w:space="0"/>
-        <w:insideV w:val="single" w:color="auto" w:sz="4" w:space="0"/>
+        <w:top w:val="single" w:sz="4" w:space="0" w:color="auto"/>
+        <w:left w:val="single" w:sz="4" w:space="0" w:color="auto"/>
+        <w:bottom w:val="single" w:sz="4" w:space="0" w:color="auto"/>
+        <w:right w:val="single" w:sz="4" w:space="0" w:color="auto"/>
+        <w:insideH w:val="single" w:sz="4" w:space="0" w:color="auto"/>
+        <w:insideV w:val="single" w:sz="4" w:space="0" w:color="auto"/>
       </w:tblBorders>
     </w:tblPr>
   </w:style>
   <w:style w:type="table" w:customStyle="1" w:styleId="2">
     <w:name w:val="표 구분선2"/>
     <w:basedOn w:val="TableNormal"/>
-    <w:pPr>
-      <w:spacing w:after="0" w:line="240" w:lineRule="auto"/>
-    </w:pPr>
     <w:tblPr>
       <w:tblBorders>
-        <w:top w:val="single" w:color="auto" w:sz="4" w:space="0"/>
-        <w:left w:val="single" w:color="auto" w:sz="4" w:space="0"/>
-        <w:bottom w:val="single" w:color="auto" w:sz="4" w:space="0"/>
-        <w:right w:val="single" w:color="auto" w:sz="4" w:space="0"/>
-        <w:insideH w:val="single" w:color="auto" w:sz="4" w:space="0"/>
-        <w:insideV w:val="single" w:color="auto" w:sz="4" w:space="0"/>
+        <w:top w:val="single" w:sz="4" w:space="0" w:color="auto"/>
+        <w:left w:val="single" w:sz="4" w:space="0" w:color="auto"/>
+        <w:bottom w:val="single" w:sz="4" w:space="0" w:color="auto"/>
+        <w:right w:val="single" w:sz="4" w:space="0" w:color="auto"/>
+        <w:insideH w:val="single" w:sz="4" w:space="0" w:color="auto"/>
+        <w:insideV w:val="single" w:sz="4" w:space="0" w:color="auto"/>
       </w:tblBorders>
     </w:tblPr>
   </w:style>

--- a/작업일지/20주차.docx
+++ b/작업일지/20주차.docx
@@ -1,53 +1,75 @@
 
 <file path=word/document.xml><?xml version="1.0" encoding="utf-8"?>
-<w:document xmlns:wpc="http://schemas.microsoft.com/office/word/2010/wordprocessingCanvas" xmlns:cx="http://schemas.microsoft.com/office/drawing/2014/chartex" xmlns:cx1="http://schemas.microsoft.com/office/drawing/2015/9/8/chartex" xmlns:cx2="http://schemas.microsoft.com/office/drawing/2015/10/21/chartex" xmlns:cx3="http://schemas.microsoft.com/office/drawing/2016/5/9/chartex" xmlns:cx4="http://schemas.microsoft.com/office/drawing/2016/5/10/chartex" xmlns:cx5="http://schemas.microsoft.com/office/drawing/2016/5/11/chartex" xmlns:cx6="http://schemas.microsoft.com/office/drawing/2016/5/12/chartex" xmlns:cx7="http://schemas.microsoft.com/office/drawing/2016/5/13/chartex" xmlns:cx8="http://schemas.microsoft.com/office/drawing/2016/5/14/chartex" xmlns:mc="http://schemas.openxmlformats.org/markup-compatibility/2006" xmlns:aink="http://schemas.microsoft.com/office/drawing/2016/ink" xmlns:am3d="http://schemas.microsoft.com/office/drawing/2017/model3d" xmlns:o="urn:schemas-microsoft-com:office:office" xmlns:oel="http://schemas.microsoft.com/office/2019/extlst" xmlns:r="http://schemas.openxmlformats.org/officeDocument/2006/relationships" xmlns:m="http://schemas.openxmlformats.org/officeDocument/2006/math" xmlns:v="urn:schemas-microsoft-com:vml" xmlns:wp14="http://schemas.microsoft.com/office/word/2010/wordprocessingDrawing" xmlns:wp="http://schemas.openxmlformats.org/drawingml/2006/wordprocessingDrawing" xmlns:w10="urn:schemas-microsoft-com:office:word" xmlns:w="http://schemas.openxmlformats.org/wordprocessingml/2006/main" xmlns:w14="http://schemas.microsoft.com/office/word/2010/wordml" xmlns:w15="http://schemas.microsoft.com/office/word/2012/wordml" xmlns:w16cex="http://schemas.microsoft.com/office/word/2018/wordml/cex" xmlns:w16cid="http://schemas.microsoft.com/office/word/2016/wordml/cid" xmlns:w16="http://schemas.microsoft.com/office/word/2018/wordml" xmlns:w16du="http://schemas.microsoft.com/office/word/2023/wordml/word16du" xmlns:w16sdtdh="http://schemas.microsoft.com/office/word/2020/wordml/sdtdatahash" xmlns:w16sdtfl="http://schemas.microsoft.com/office/word/2024/wordml/sdtformatlock" xmlns:w16se="http://schemas.microsoft.com/office/word/2015/wordml/symex" xmlns:wpg="http://schemas.microsoft.com/office/word/2010/wordprocessingGroup" xmlns:wpi="http://schemas.microsoft.com/office/word/2010/wordprocessingInk" xmlns:wne="http://schemas.microsoft.com/office/word/2006/wordml" xmlns:wps="http://schemas.microsoft.com/office/word/2010/wordprocessingShape" mc:Ignorable="w14 w15 w16se w16cid w16 w16cex w16sdtdh w16sdtfl w16du wp14">
+<w:document xmlns:o="urn:schemas-microsoft-com:office:office" xmlns:r="http://schemas.openxmlformats.org/officeDocument/2006/relationships" xmlns:v="urn:schemas-microsoft-com:vml" xmlns:w="http://schemas.openxmlformats.org/wordprocessingml/2006/main" xmlns:w10="urn:schemas-microsoft-com:office:word" xmlns:wp="http://schemas.openxmlformats.org/drawingml/2006/wordprocessingDrawing" xmlns:wps="http://schemas.microsoft.com/office/word/2010/wordprocessingShape" xmlns:wpg="http://schemas.microsoft.com/office/word/2010/wordprocessingGroup" xmlns:mc="http://schemas.openxmlformats.org/markup-compatibility/2006" xmlns:wp14="http://schemas.microsoft.com/office/word/2010/wordprocessingDrawing" xmlns:w14="http://schemas.microsoft.com/office/word/2010/wordml" mc:Ignorable="w14 wp14">
   <w:body>
     <w:tbl>
       <w:tblPr>
         <w:tblStyle w:val="10"/>
         <w:tblW w:w="10468" w:type="dxa"/>
+        <w:jc w:val="left"/>
         <w:tblInd w:w="5" w:type="dxa"/>
-        <w:tblLook w:val="04A0" w:firstRow="1" w:lastRow="0" w:firstColumn="1" w:lastColumn="0" w:noHBand="0" w:noVBand="1"/>
+        <w:tblCellMar>
+          <w:top w:w="0" w:type="dxa"/>
+          <w:left w:w="108" w:type="dxa"/>
+          <w:bottom w:w="0" w:type="dxa"/>
+          <w:right w:w="108" w:type="dxa"/>
+        </w:tblCellMar>
+        <w:tblLook w:firstRow="1" w:noVBand="1" w:lastRow="0" w:firstColumn="1" w:lastColumn="0" w:noHBand="0" w:val="04a0"/>
       </w:tblPr>
       <w:tblGrid>
-        <w:gridCol w:w="1739"/>
-        <w:gridCol w:w="1744"/>
-        <w:gridCol w:w="1043"/>
-        <w:gridCol w:w="2976"/>
-        <w:gridCol w:w="1214"/>
-        <w:gridCol w:w="1752"/>
+        <w:gridCol w:w="1736"/>
+        <w:gridCol w:w="1742"/>
+        <w:gridCol w:w="2"/>
+        <w:gridCol w:w="1041"/>
+        <w:gridCol w:w="2"/>
+        <w:gridCol w:w="2973"/>
+        <w:gridCol w:w="2"/>
+        <w:gridCol w:w="1211"/>
+        <w:gridCol w:w="2"/>
+        <w:gridCol w:w="1756"/>
       </w:tblGrid>
       <w:tr>
         <w:trPr>
-          <w:trHeight w:val="888"/>
+          <w:trHeight w:val="888" w:hRule="atLeast"/>
         </w:trPr>
         <w:tc>
           <w:tcPr>
-            <w:tcW w:w="3484" w:type="dxa"/>
-            <w:gridSpan w:val="2"/>
-            <w:shd w:val="clear" w:color="auto" w:fill="auto"/>
+            <w:tcW w:w="3480" w:type="dxa"/>
+            <w:gridSpan w:val="3"/>
+            <w:tcBorders/>
+            <w:shd w:color="auto" w:fill="auto" w:val="clear"/>
             <w:vAlign w:val="center"/>
           </w:tcPr>
           <w:p>
             <w:pPr>
-              <w:spacing w:after="0" w:line="240" w:lineRule="auto"/>
+              <w:pStyle w:val="Normal"/>
+              <w:spacing w:lineRule="auto" w:line="240" w:before="0" w:after="0"/>
               <w:rPr>
                 <w:color w:val="605E5C"/>
               </w:rPr>
             </w:pPr>
+            <w:r>
+              <w:rPr>
+                <w:color w:val="605E5C"/>
+              </w:rPr>
+            </w:r>
           </w:p>
         </w:tc>
         <w:tc>
           <w:tcPr>
             <w:tcW w:w="1043" w:type="dxa"/>
-            <w:shd w:val="clear" w:color="auto" w:fill="auto"/>
+            <w:gridSpan w:val="2"/>
+            <w:tcBorders/>
+            <w:shd w:color="auto" w:fill="auto" w:val="clear"/>
             <w:vAlign w:val="center"/>
           </w:tcPr>
           <w:p>
             <w:pPr>
-              <w:spacing w:after="0" w:line="240" w:lineRule="auto"/>
+              <w:pStyle w:val="Normal"/>
+              <w:spacing w:lineRule="auto" w:line="240" w:before="0" w:after="0"/>
               <w:jc w:val="center"/>
               <w:rPr>
+                <w:b/>
                 <w:b/>
                 <w:sz w:val="22"/>
               </w:rPr>
@@ -64,13 +86,16 @@
         </w:tc>
         <w:tc>
           <w:tcPr>
-            <w:tcW w:w="2976" w:type="dxa"/>
-            <w:shd w:val="clear" w:color="auto" w:fill="auto"/>
+            <w:tcW w:w="2975" w:type="dxa"/>
+            <w:gridSpan w:val="2"/>
+            <w:tcBorders/>
+            <w:shd w:color="auto" w:fill="auto" w:val="clear"/>
             <w:vAlign w:val="center"/>
           </w:tcPr>
           <w:p>
             <w:pPr>
-              <w:spacing w:after="0" w:line="240" w:lineRule="auto"/>
+              <w:pStyle w:val="Normal"/>
+              <w:spacing w:lineRule="auto" w:line="240" w:before="0" w:after="0"/>
               <w:jc w:val="center"/>
               <w:rPr>
                 <w:szCs w:val="20"/>
@@ -81,37 +106,62 @@
                 <w:color w:val="605E5C"/>
                 <w:szCs w:val="20"/>
               </w:rPr>
-              <w:t>2022180041 최재혁</w:t>
+              <w:t xml:space="preserve">2022180041 </w:t>
             </w:r>
             <w:r>
               <w:rPr>
                 <w:color w:val="605E5C"/>
                 <w:szCs w:val="20"/>
               </w:rPr>
+              <w:t>최재혁</w:t>
+            </w:r>
+            <w:r>
+              <w:rPr>
+                <w:color w:val="605E5C"/>
+                <w:szCs w:val="20"/>
+              </w:rPr>
               <w:br/>
-              <w:t>2022180003 김도엽</w:t>
+              <w:t xml:space="preserve">2022180003 </w:t>
             </w:r>
             <w:r>
               <w:rPr>
                 <w:color w:val="605E5C"/>
                 <w:szCs w:val="20"/>
               </w:rPr>
+              <w:t>김도엽</w:t>
+            </w:r>
+            <w:r>
+              <w:rPr>
+                <w:color w:val="605E5C"/>
+                <w:szCs w:val="20"/>
+              </w:rPr>
               <w:br/>
-              <w:t>2020184005 김나현</w:t>
+              <w:t xml:space="preserve">2020184005 </w:t>
+            </w:r>
+            <w:r>
+              <w:rPr>
+                <w:color w:val="605E5C"/>
+                <w:szCs w:val="20"/>
+              </w:rPr>
+              <w:t>김나현</w:t>
             </w:r>
           </w:p>
         </w:tc>
         <w:tc>
           <w:tcPr>
-            <w:tcW w:w="1214" w:type="dxa"/>
-            <w:shd w:val="clear" w:color="auto" w:fill="auto"/>
+            <w:tcW w:w="1213" w:type="dxa"/>
+            <w:gridSpan w:val="2"/>
+            <w:tcBorders/>
+            <w:shd w:color="auto" w:fill="auto" w:val="clear"/>
             <w:vAlign w:val="center"/>
           </w:tcPr>
           <w:p>
             <w:pPr>
-              <w:spacing w:after="0" w:line="240" w:lineRule="auto"/>
+              <w:pStyle w:val="Normal"/>
+              <w:spacing w:lineRule="auto" w:line="240" w:before="0" w:after="0"/>
               <w:jc w:val="center"/>
               <w:rPr>
+                <w:b/>
                 <w:b/>
                 <w:sz w:val="22"/>
               </w:rPr>
@@ -128,20 +178,21 @@
         </w:tc>
         <w:tc>
           <w:tcPr>
-            <w:tcW w:w="1750" w:type="dxa"/>
-            <w:shd w:val="clear" w:color="auto" w:fill="auto"/>
+            <w:tcW w:w="1756" w:type="dxa"/>
+            <w:tcBorders/>
+            <w:shd w:color="auto" w:fill="auto" w:val="clear"/>
             <w:vAlign w:val="center"/>
           </w:tcPr>
           <w:p>
             <w:pPr>
-              <w:spacing w:after="0" w:line="240" w:lineRule="auto"/>
+              <w:pStyle w:val="Normal"/>
+              <w:spacing w:lineRule="auto" w:line="240" w:before="0" w:after="0"/>
               <w:jc w:val="center"/>
               <w:rPr>
                 <w:sz w:val="24"/>
                 <w:szCs w:val="24"/>
               </w:rPr>
             </w:pPr>
-            <w:proofErr w:type="spellStart"/>
             <w:r>
               <w:rPr>
                 <w:color w:val="605E5C"/>
@@ -150,7 +201,6 @@
               </w:rPr>
               <w:t>zl</w:t>
             </w:r>
-            <w:proofErr w:type="spellEnd"/>
             <w:r>
               <w:rPr>
                 <w:color w:val="605E5C"/>
@@ -164,19 +214,22 @@
       </w:tr>
       <w:tr>
         <w:trPr>
-          <w:trHeight w:val="648"/>
+          <w:trHeight w:val="648" w:hRule="atLeast"/>
         </w:trPr>
         <w:tc>
           <w:tcPr>
-            <w:tcW w:w="1740" w:type="dxa"/>
-            <w:shd w:val="clear" w:color="auto" w:fill="auto"/>
+            <w:tcW w:w="1736" w:type="dxa"/>
+            <w:tcBorders/>
+            <w:shd w:color="auto" w:fill="auto" w:val="clear"/>
             <w:vAlign w:val="center"/>
           </w:tcPr>
           <w:p>
             <w:pPr>
-              <w:spacing w:after="0" w:line="240" w:lineRule="auto"/>
+              <w:pStyle w:val="Normal"/>
+              <w:spacing w:lineRule="auto" w:line="240" w:before="0" w:after="0"/>
               <w:jc w:val="center"/>
               <w:rPr>
+                <w:b/>
                 <w:b/>
                 <w:sz w:val="22"/>
               </w:rPr>
@@ -194,14 +247,17 @@
         <w:tc>
           <w:tcPr>
             <w:tcW w:w="1742" w:type="dxa"/>
-            <w:shd w:val="clear" w:color="auto" w:fill="auto"/>
+            <w:tcBorders/>
+            <w:shd w:color="auto" w:fill="auto" w:val="clear"/>
             <w:vAlign w:val="center"/>
           </w:tcPr>
           <w:p>
             <w:pPr>
-              <w:spacing w:after="0" w:line="240" w:lineRule="auto"/>
+              <w:pStyle w:val="Normal"/>
+              <w:spacing w:lineRule="auto" w:line="240" w:before="0" w:after="0"/>
               <w:jc w:val="center"/>
               <w:rPr>
+                <w:b/>
                 <w:b/>
                 <w:color w:val="605E5C"/>
               </w:rPr>
@@ -218,14 +274,18 @@
         <w:tc>
           <w:tcPr>
             <w:tcW w:w="1043" w:type="dxa"/>
-            <w:shd w:val="clear" w:color="auto" w:fill="auto"/>
+            <w:gridSpan w:val="2"/>
+            <w:tcBorders/>
+            <w:shd w:color="auto" w:fill="auto" w:val="clear"/>
             <w:vAlign w:val="center"/>
           </w:tcPr>
           <w:p>
             <w:pPr>
-              <w:spacing w:after="0" w:line="240" w:lineRule="auto"/>
+              <w:pStyle w:val="Normal"/>
+              <w:spacing w:lineRule="auto" w:line="240" w:before="0" w:after="0"/>
               <w:jc w:val="center"/>
               <w:rPr>
+                <w:b/>
                 <w:b/>
                 <w:sz w:val="22"/>
               </w:rPr>
@@ -242,13 +302,16 @@
         </w:tc>
         <w:tc>
           <w:tcPr>
-            <w:tcW w:w="2976" w:type="dxa"/>
-            <w:shd w:val="clear" w:color="auto" w:fill="auto"/>
+            <w:tcW w:w="2975" w:type="dxa"/>
+            <w:gridSpan w:val="2"/>
+            <w:tcBorders/>
+            <w:shd w:color="auto" w:fill="auto" w:val="clear"/>
             <w:vAlign w:val="center"/>
           </w:tcPr>
           <w:p>
             <w:pPr>
-              <w:spacing w:after="0" w:line="240" w:lineRule="auto"/>
+              <w:pStyle w:val="Normal"/>
+              <w:spacing w:lineRule="auto" w:line="240" w:before="0" w:after="0"/>
               <w:jc w:val="center"/>
               <w:rPr>
                 <w:color w:val="605E5C"/>
@@ -267,15 +330,19 @@
         </w:tc>
         <w:tc>
           <w:tcPr>
-            <w:tcW w:w="1214" w:type="dxa"/>
-            <w:shd w:val="clear" w:color="auto" w:fill="auto"/>
+            <w:tcW w:w="1213" w:type="dxa"/>
+            <w:gridSpan w:val="2"/>
+            <w:tcBorders/>
+            <w:shd w:color="auto" w:fill="auto" w:val="clear"/>
             <w:vAlign w:val="center"/>
           </w:tcPr>
           <w:p>
             <w:pPr>
-              <w:spacing w:after="0" w:line="240" w:lineRule="auto"/>
+              <w:pStyle w:val="Normal"/>
+              <w:spacing w:lineRule="auto" w:line="240" w:before="0" w:after="0"/>
               <w:jc w:val="center"/>
               <w:rPr>
+                <w:b/>
                 <w:b/>
                 <w:sz w:val="22"/>
               </w:rPr>
@@ -292,13 +359,16 @@
         </w:tc>
         <w:tc>
           <w:tcPr>
-            <w:tcW w:w="1752" w:type="dxa"/>
-            <w:shd w:val="clear" w:color="auto" w:fill="auto"/>
+            <w:tcW w:w="1758" w:type="dxa"/>
+            <w:gridSpan w:val="2"/>
+            <w:tcBorders/>
+            <w:shd w:color="auto" w:fill="auto" w:val="clear"/>
             <w:vAlign w:val="center"/>
           </w:tcPr>
           <w:p>
             <w:pPr>
-              <w:spacing w:after="0" w:line="240" w:lineRule="auto"/>
+              <w:pStyle w:val="Normal"/>
+              <w:spacing w:lineRule="auto" w:line="240" w:before="0" w:after="0"/>
               <w:jc w:val="left"/>
               <w:rPr>
                 <w:color w:val="605E5C"/>
@@ -316,26 +386,41 @@
               <w:rPr>
                 <w:color w:val="605E5C"/>
               </w:rPr>
-              <w:t>(서명)</w:t>
+              <w:t>(</w:t>
+            </w:r>
+            <w:r>
+              <w:rPr>
+                <w:color w:val="605E5C"/>
+              </w:rPr>
+              <w:t>서명</w:t>
+            </w:r>
+            <w:r>
+              <w:rPr>
+                <w:color w:val="605E5C"/>
+              </w:rPr>
+              <w:t>)</w:t>
             </w:r>
           </w:p>
         </w:tc>
       </w:tr>
       <w:tr>
         <w:trPr>
-          <w:trHeight w:val="1266"/>
+          <w:trHeight w:val="1266" w:hRule="atLeast"/>
         </w:trPr>
         <w:tc>
           <w:tcPr>
-            <w:tcW w:w="1740" w:type="dxa"/>
-            <w:shd w:val="clear" w:color="auto" w:fill="auto"/>
+            <w:tcW w:w="1736" w:type="dxa"/>
+            <w:tcBorders/>
+            <w:shd w:color="auto" w:fill="auto" w:val="clear"/>
             <w:vAlign w:val="center"/>
           </w:tcPr>
           <w:p>
             <w:pPr>
-              <w:spacing w:after="0" w:line="240" w:lineRule="auto"/>
+              <w:pStyle w:val="Normal"/>
+              <w:spacing w:lineRule="auto" w:line="240" w:before="0" w:after="0"/>
               <w:jc w:val="center"/>
               <w:rPr>
+                <w:b/>
                 <w:b/>
                 <w:sz w:val="22"/>
               </w:rPr>
@@ -352,18 +437,18 @@
         </w:tc>
         <w:tc>
           <w:tcPr>
-            <w:tcW w:w="8727" w:type="dxa"/>
-            <w:gridSpan w:val="5"/>
-            <w:shd w:val="clear" w:color="auto" w:fill="auto"/>
+            <w:tcW w:w="8731" w:type="dxa"/>
+            <w:gridSpan w:val="9"/>
+            <w:tcBorders/>
+            <w:shd w:color="auto" w:fill="auto" w:val="clear"/>
             <w:vAlign w:val="center"/>
           </w:tcPr>
           <w:p>
             <w:pPr>
-              <w:spacing w:after="0" w:line="240" w:lineRule="auto"/>
+              <w:pStyle w:val="Normal"/>
+              <w:spacing w:lineRule="auto" w:line="240" w:before="0" w:after="0"/>
               <w:jc w:val="left"/>
-              <w:rPr>
-                <w:color w:val="605E5C"/>
-              </w:rPr>
+              <w:rPr/>
             </w:pPr>
             <w:r>
               <w:rPr>
@@ -371,15 +456,95 @@
                 <w:bCs/>
                 <w:color w:val="605E5C"/>
               </w:rPr>
-              <w:t xml:space="preserve">최재혁: </w:t>
+              <w:t>최재혁</w:t>
+            </w:r>
+            <w:r>
+              <w:rPr>
+                <w:b/>
+                <w:bCs/>
+                <w:color w:val="605E5C"/>
+              </w:rPr>
+              <w:t xml:space="preserve">: </w:t>
+            </w:r>
+            <w:r>
+              <w:rPr>
+                <w:b/>
+                <w:bCs/>
+                <w:color w:val="605E5C"/>
+              </w:rPr>
+              <w:t>몬스터</w:t>
+            </w:r>
+            <w:r>
+              <w:rPr>
+                <w:b/>
+                <w:bCs/>
+                <w:color w:val="605E5C"/>
+              </w:rPr>
+              <w:t xml:space="preserve">Idle </w:t>
+            </w:r>
+            <w:r>
+              <w:rPr>
+                <w:b/>
+                <w:bCs/>
+                <w:color w:val="605E5C"/>
+              </w:rPr>
+              <w:t xml:space="preserve">상태시 </w:t>
+            </w:r>
+            <w:r>
+              <w:rPr>
+                <w:b/>
+                <w:bCs/>
+                <w:color w:val="605E5C"/>
+              </w:rPr>
+              <w:t>Patrol</w:t>
+            </w:r>
+            <w:r>
+              <w:rPr>
+                <w:b/>
+                <w:bCs/>
+                <w:color w:val="605E5C"/>
+              </w:rPr>
+              <w:t>추가</w:t>
+            </w:r>
+            <w:r>
+              <w:rPr>
+                <w:b/>
+                <w:bCs/>
+                <w:color w:val="605E5C"/>
+              </w:rPr>
+              <w:t xml:space="preserve">, </w:t>
+            </w:r>
+            <w:r>
+              <w:rPr>
+                <w:b/>
+                <w:bCs/>
+                <w:color w:val="605E5C"/>
+              </w:rPr>
+              <w:t>파티퀘스트 여러 개 추가 및 침투 퀘스트 추가</w:t>
+            </w:r>
+            <w:r>
+              <w:rPr>
+                <w:b/>
+                <w:bCs/>
+                <w:color w:val="605E5C"/>
+              </w:rPr>
+              <w:t xml:space="preserve">, </w:t>
+            </w:r>
+            <w:r>
+              <w:rPr>
+                <w:b/>
+                <w:bCs/>
+                <w:color w:val="605E5C"/>
+              </w:rPr>
+              <w:t>장비시스템</w:t>
             </w:r>
           </w:p>
           <w:p>
             <w:pPr>
-              <w:spacing w:after="0" w:line="240" w:lineRule="auto"/>
+              <w:pStyle w:val="Normal"/>
+              <w:spacing w:lineRule="auto" w:line="240" w:before="0" w:after="0"/>
               <w:jc w:val="left"/>
               <w:rPr>
-                <w:rFonts w:hint="eastAsia"/>
                 <w:color w:val="605E5C"/>
               </w:rPr>
             </w:pPr>
@@ -389,39 +554,93 @@
                 <w:bCs/>
                 <w:color w:val="605E5C"/>
               </w:rPr>
-              <w:t>김도엽:</w:t>
-            </w:r>
-            <w:r>
-              <w:rPr>
-                <w:rFonts w:hint="eastAsia"/>
+              <w:t>김도엽</w:t>
+            </w:r>
+            <w:r>
+              <w:rPr>
                 <w:b/>
                 <w:bCs/>
                 <w:color w:val="605E5C"/>
               </w:rPr>
-              <w:t xml:space="preserve"> </w:t>
-            </w:r>
-            <w:r>
-              <w:rPr>
-                <w:rFonts w:hint="eastAsia"/>
+              <w:t xml:space="preserve">: </w:t>
+            </w:r>
+            <w:r>
+              <w:rPr>
                 <w:b/>
                 <w:bCs/>
                 <w:color w:val="605E5C"/>
               </w:rPr>
-              <w:t xml:space="preserve">메쉬 / </w:t>
-            </w:r>
-            <w:r>
-              <w:rPr>
-                <w:rFonts w:hint="eastAsia"/>
+              <w:t xml:space="preserve">메쉬 </w:t>
+            </w:r>
+            <w:r>
+              <w:rPr>
                 <w:b/>
                 <w:bCs/>
                 <w:color w:val="605E5C"/>
               </w:rPr>
-              <w:t>텍스처 업로드 버퍼 단일화, 파티 퀘스트 UI, 스택 기반 UI Push / Pop 시스템</w:t>
+              <w:t xml:space="preserve">/ </w:t>
+            </w:r>
+            <w:r>
+              <w:rPr>
+                <w:b/>
+                <w:bCs/>
+                <w:color w:val="605E5C"/>
+              </w:rPr>
+              <w:t>텍스처 업로드 버퍼 단일화</w:t>
+            </w:r>
+            <w:r>
+              <w:rPr>
+                <w:b/>
+                <w:bCs/>
+                <w:color w:val="605E5C"/>
+              </w:rPr>
+              <w:t xml:space="preserve">, </w:t>
+            </w:r>
+            <w:r>
+              <w:rPr>
+                <w:b/>
+                <w:bCs/>
+                <w:color w:val="605E5C"/>
+              </w:rPr>
+              <w:t xml:space="preserve">파티 퀘스트 </w:t>
+            </w:r>
+            <w:r>
+              <w:rPr>
+                <w:b/>
+                <w:bCs/>
+                <w:color w:val="605E5C"/>
+              </w:rPr>
+              <w:t xml:space="preserve">UI, </w:t>
+            </w:r>
+            <w:r>
+              <w:rPr>
+                <w:b/>
+                <w:bCs/>
+                <w:color w:val="605E5C"/>
+              </w:rPr>
+              <w:t xml:space="preserve">스택 기반 </w:t>
+            </w:r>
+            <w:r>
+              <w:rPr>
+                <w:b/>
+                <w:bCs/>
+                <w:color w:val="605E5C"/>
+              </w:rPr>
+              <w:t xml:space="preserve">UI Push / Pop </w:t>
+            </w:r>
+            <w:r>
+              <w:rPr>
+                <w:b/>
+                <w:bCs/>
+                <w:color w:val="605E5C"/>
+              </w:rPr>
+              <w:t>시스템</w:t>
             </w:r>
           </w:p>
           <w:p>
             <w:pPr>
-              <w:spacing w:after="0" w:line="240" w:lineRule="auto"/>
+              <w:pStyle w:val="Normal"/>
+              <w:spacing w:lineRule="auto" w:line="240" w:before="0" w:after="0"/>
               <w:jc w:val="left"/>
               <w:rPr>
                 <w:color w:val="605E5C"/>
@@ -433,7 +652,15 @@
                 <w:bCs/>
                 <w:color w:val="605E5C"/>
               </w:rPr>
-              <w:t xml:space="preserve">김나현: </w:t>
+              <w:t>김나현</w:t>
+            </w:r>
+            <w:r>
+              <w:rPr>
+                <w:b/>
+                <w:bCs/>
+                <w:color w:val="605E5C"/>
+              </w:rPr>
+              <w:t xml:space="preserve">: </w:t>
             </w:r>
           </w:p>
         </w:tc>
@@ -441,17 +668,33 @@
     </w:tbl>
     <w:p>
       <w:pPr>
+        <w:pStyle w:val="Normal"/>
         <w:rPr>
           <w:b/>
-          <w:sz w:val="22"/>
-        </w:rPr>
-      </w:pPr>
-      <w:r>
-        <w:rPr>
           <w:b/>
           <w:sz w:val="22"/>
         </w:rPr>
-        <w:t>&lt;상세 수행내용&gt;</w:t>
+      </w:pPr>
+      <w:r>
+        <w:rPr>
+          <w:b/>
+          <w:sz w:val="22"/>
+        </w:rPr>
+        <w:t>&lt;</w:t>
+      </w:r>
+      <w:r>
+        <w:rPr>
+          <w:b/>
+          <w:sz w:val="22"/>
+        </w:rPr>
+        <w:t>상세 수행내용</w:t>
+      </w:r>
+      <w:r>
+        <w:rPr>
+          <w:b/>
+          <w:sz w:val="22"/>
+        </w:rPr>
+        <w:t>&gt;</w:t>
       </w:r>
     </w:p>
     <w:p>
@@ -461,233 +704,50 @@
           <w:ilvl w:val="0"/>
           <w:numId w:val="1"/>
         </w:numPr>
-        <w:rPr>
-          <w:b/>
-          <w:sz w:val="22"/>
-        </w:rPr>
-      </w:pPr>
-      <w:r>
-        <w:rPr>
-          <w:bCs/>
-          <w:sz w:val="22"/>
-        </w:rPr>
-        <w:t>최재혁:</w:t>
+        <w:rPr/>
+      </w:pPr>
+      <w:r>
+        <w:rPr>
+          <w:bCs/>
+          <w:sz w:val="22"/>
+        </w:rPr>
+        <w:t>최재혁</w:t>
+      </w:r>
+      <w:r>
+        <w:rPr>
+          <w:bCs/>
+          <w:sz w:val="22"/>
+        </w:rPr>
+        <w:t>:</w:t>
       </w:r>
     </w:p>
     <w:p>
       <w:pPr>
+        <w:pStyle w:val="Normal"/>
         <w:rPr>
           <w:b/>
-          <w:sz w:val="22"/>
-        </w:rPr>
-      </w:pPr>
-    </w:p>
-    <w:p>
-      <w:pPr>
-        <w:pStyle w:val="ListParagraph"/>
-        <w:numPr>
-          <w:ilvl w:val="0"/>
-          <w:numId w:val="1"/>
-        </w:numPr>
-        <w:rPr>
-          <w:bCs/>
-          <w:sz w:val="22"/>
-        </w:rPr>
-      </w:pPr>
-      <w:r>
-        <w:rPr>
-          <w:bCs/>
-          <w:sz w:val="22"/>
-        </w:rPr>
-        <w:t>김도엽:</w:t>
-      </w:r>
-    </w:p>
-    <w:p>
-      <w:pPr>
-        <w:pStyle w:val="ListParagraph"/>
-        <w:numPr>
-          <w:ilvl w:val="1"/>
-          <w:numId w:val="1"/>
-        </w:numPr>
-        <w:rPr>
-          <w:bCs/>
-          <w:szCs w:val="20"/>
-        </w:rPr>
-      </w:pPr>
-      <w:r>
-        <w:rPr>
-          <w:rFonts w:hint="eastAsia"/>
-          <w:bCs/>
-          <w:szCs w:val="20"/>
-        </w:rPr>
-        <w:t xml:space="preserve">메쉬 / </w:t>
-      </w:r>
-      <w:r>
-        <w:rPr>
-          <w:rFonts w:hint="eastAsia"/>
-          <w:bCs/>
-          <w:szCs w:val="20"/>
-        </w:rPr>
-        <w:t>텍스처 업로드 버퍼 단일화</w:t>
-      </w:r>
-    </w:p>
-    <w:p>
-      <w:pPr>
-        <w:pStyle w:val="ListParagraph"/>
-        <w:numPr>
-          <w:ilvl w:val="2"/>
-          <w:numId w:val="1"/>
-        </w:numPr>
-        <w:rPr>
-          <w:bCs/>
-          <w:szCs w:val="20"/>
-        </w:rPr>
-      </w:pPr>
-      <w:r>
-        <w:rPr>
-          <w:rFonts w:hint="eastAsia"/>
-          <w:bCs/>
-          <w:szCs w:val="20"/>
-        </w:rPr>
-        <w:t>게임을 시작하기 앞서 리소스를 불러올 때 메쉬 / 텍스처 하나당 업로드 버퍼를 각각 할당하는 기존의 방식에서, 전역적으로 버퍼를 하나 할당하고(scalable) 모든 리소스를 순회하면서 정보를 GPU에 업로드.</w:t>
-      </w:r>
-    </w:p>
-    <w:p>
-      <w:pPr>
-        <w:pStyle w:val="ListParagraph"/>
-        <w:numPr>
-          <w:ilvl w:val="2"/>
-          <w:numId w:val="1"/>
-        </w:numPr>
-        <w:rPr>
-          <w:bCs/>
-          <w:szCs w:val="20"/>
-        </w:rPr>
-      </w:pPr>
-      <w:r>
-        <w:rPr>
-          <w:rFonts w:hint="eastAsia"/>
-          <w:bCs/>
-          <w:szCs w:val="20"/>
-        </w:rPr>
-        <w:t xml:space="preserve">리소스를 모두 준비하고 GPU Upload에 대해 DirectX12 </w:t>
-      </w:r>
-      <w:proofErr w:type="spellStart"/>
-      <w:r>
-        <w:rPr>
-          <w:rFonts w:hint="eastAsia"/>
-          <w:bCs/>
-          <w:szCs w:val="20"/>
-        </w:rPr>
-        <w:t>CommandQueue</w:t>
-      </w:r>
-      <w:proofErr w:type="spellEnd"/>
-      <w:r>
-        <w:rPr>
-          <w:rFonts w:hint="eastAsia"/>
-          <w:bCs/>
-          <w:szCs w:val="20"/>
-        </w:rPr>
-        <w:t xml:space="preserve">를 Execute 하는 것이 아닌, 리소스 하나를 GPU에 업로드할 때 마다 </w:t>
-      </w:r>
-      <w:proofErr w:type="spellStart"/>
-      <w:r>
-        <w:rPr>
-          <w:rFonts w:hint="eastAsia"/>
-          <w:bCs/>
-          <w:szCs w:val="20"/>
-        </w:rPr>
-        <w:t>CommandQueue</w:t>
-      </w:r>
-      <w:proofErr w:type="spellEnd"/>
-      <w:r>
-        <w:rPr>
-          <w:rFonts w:hint="eastAsia"/>
-          <w:bCs/>
-          <w:szCs w:val="20"/>
-        </w:rPr>
-        <w:t>를 Execute하는 것으로 변경</w:t>
-      </w:r>
-      <w:r>
-        <w:rPr>
-          <w:rFonts w:hint="eastAsia"/>
-          <w:bCs/>
-          <w:szCs w:val="20"/>
-        </w:rPr>
-        <w:t>.</w:t>
-      </w:r>
-    </w:p>
-    <w:p>
-      <w:pPr>
-        <w:pStyle w:val="ListParagraph"/>
-        <w:numPr>
-          <w:ilvl w:val="2"/>
-          <w:numId w:val="1"/>
-        </w:numPr>
-        <w:rPr>
-          <w:bCs/>
-          <w:szCs w:val="20"/>
-        </w:rPr>
-      </w:pPr>
-      <w:r>
-        <w:rPr>
-          <w:rFonts w:hint="eastAsia"/>
-          <w:bCs/>
-          <w:szCs w:val="20"/>
-        </w:rPr>
-        <w:t>기존 리소스 불러오기 단계에서 GPU Memory를 두 배까지 차지하는 현상을 해결</w:t>
-      </w:r>
-      <w:r>
-        <w:rPr>
-          <w:rFonts w:hint="eastAsia"/>
-          <w:bCs/>
-          <w:szCs w:val="20"/>
-        </w:rPr>
-        <w:t>.</w:t>
-      </w:r>
-    </w:p>
-    <w:p>
-      <w:pPr>
-        <w:pStyle w:val="ListParagraph"/>
-        <w:numPr>
-          <w:ilvl w:val="1"/>
-          <w:numId w:val="1"/>
-        </w:numPr>
-        <w:rPr>
-          <w:bCs/>
-          <w:szCs w:val="20"/>
-        </w:rPr>
-      </w:pPr>
-      <w:r>
-        <w:rPr>
-          <w:rFonts w:hint="eastAsia"/>
-          <w:bCs/>
-          <w:szCs w:val="20"/>
-        </w:rPr>
-        <w:t>파티 퀘스트 UI</w:t>
-      </w:r>
-    </w:p>
-    <w:p>
-      <w:pPr>
-        <w:pStyle w:val="ListParagraph"/>
-        <w:numPr>
-          <w:ilvl w:val="1"/>
-          <w:numId w:val="1"/>
-        </w:numPr>
-        <w:rPr>
-          <w:bCs/>
-          <w:szCs w:val="20"/>
-        </w:rPr>
-      </w:pPr>
-      <w:r>
-        <w:rPr>
-          <w:noProof/>
+          <w:b/>
+          <w:sz w:val="22"/>
+        </w:rPr>
+      </w:pPr>
+      <w:r>
+        <w:rPr>
+          <w:b/>
+          <w:sz w:val="22"/>
         </w:rPr>
         <w:drawing>
-          <wp:inline distT="0" distB="0" distL="0" distR="0" wp14:anchorId="03A2B8CC" wp14:editId="2E6653A5">
-            <wp:extent cx="2743200" cy="1544851"/>
+          <wp:anchor behindDoc="0" distT="0" distB="0" distL="0" distR="0" simplePos="0" locked="0" layoutInCell="1" allowOverlap="1" relativeHeight="2">
+            <wp:simplePos x="0" y="0"/>
+            <wp:positionH relativeFrom="column">
+              <wp:posOffset>3074035</wp:posOffset>
+            </wp:positionH>
+            <wp:positionV relativeFrom="paragraph">
+              <wp:posOffset>42545</wp:posOffset>
+            </wp:positionV>
+            <wp:extent cx="4028440" cy="2924810"/>
             <wp:effectExtent l="0" t="0" r="0" b="0"/>
-            <wp:docPr id="254092261" name="Picture 1" descr="A screenshot of a video game&#10;&#10;AI-generated content may be incorrect."/>
+            <wp:wrapSquare wrapText="largest"/>
+            <wp:docPr id="1" name="Image2" descr=""/>
             <wp:cNvGraphicFramePr>
               <a:graphicFrameLocks xmlns:a="http://schemas.openxmlformats.org/drawingml/2006/main" noChangeAspect="1"/>
             </wp:cNvGraphicFramePr>
@@ -695,19 +755,683 @@
               <a:graphicData uri="http://schemas.openxmlformats.org/drawingml/2006/picture">
                 <pic:pic xmlns:pic="http://schemas.openxmlformats.org/drawingml/2006/picture">
                   <pic:nvPicPr>
-                    <pic:cNvPr id="254092261" name="Picture 1" descr="A screenshot of a video game&#10;&#10;AI-generated content may be incorrect."/>
-                    <pic:cNvPicPr/>
+                    <pic:cNvPr id="1" name="Image2" descr=""/>
+                    <pic:cNvPicPr>
+                      <a:picLocks noChangeAspect="1" noChangeArrowheads="1"/>
+                    </pic:cNvPicPr>
                   </pic:nvPicPr>
                   <pic:blipFill>
-                    <a:blip r:embed="rId5"/>
+                    <a:blip r:embed="rId2"/>
                     <a:stretch>
                       <a:fillRect/>
                     </a:stretch>
                   </pic:blipFill>
-                  <pic:spPr>
+                  <pic:spPr bwMode="auto">
                     <a:xfrm>
                       <a:off x="0" y="0"/>
-                      <a:ext cx="2743200" cy="1544851"/>
+                      <a:ext cx="4028440" cy="2924810"/>
+                    </a:xfrm>
+                    <a:prstGeom prst="rect">
+                      <a:avLst/>
+                    </a:prstGeom>
+                  </pic:spPr>
+                </pic:pic>
+              </a:graphicData>
+            </a:graphic>
+          </wp:anchor>
+        </w:drawing>
+        <w:drawing>
+          <wp:anchor behindDoc="0" distT="0" distB="0" distL="0" distR="0" simplePos="0" locked="0" layoutInCell="1" allowOverlap="1" relativeHeight="3">
+            <wp:simplePos x="0" y="0"/>
+            <wp:positionH relativeFrom="column">
+              <wp:posOffset>-163830</wp:posOffset>
+            </wp:positionH>
+            <wp:positionV relativeFrom="paragraph">
+              <wp:posOffset>42545</wp:posOffset>
+            </wp:positionV>
+            <wp:extent cx="3232150" cy="2950845"/>
+            <wp:effectExtent l="0" t="0" r="0" b="0"/>
+            <wp:wrapSquare wrapText="largest"/>
+            <wp:docPr id="2" name="Image3" descr=""/>
+            <wp:cNvGraphicFramePr>
+              <a:graphicFrameLocks xmlns:a="http://schemas.openxmlformats.org/drawingml/2006/main" noChangeAspect="1"/>
+            </wp:cNvGraphicFramePr>
+            <a:graphic xmlns:a="http://schemas.openxmlformats.org/drawingml/2006/main">
+              <a:graphicData uri="http://schemas.openxmlformats.org/drawingml/2006/picture">
+                <pic:pic xmlns:pic="http://schemas.openxmlformats.org/drawingml/2006/picture">
+                  <pic:nvPicPr>
+                    <pic:cNvPr id="2" name="Image3" descr=""/>
+                    <pic:cNvPicPr>
+                      <a:picLocks noChangeAspect="1" noChangeArrowheads="1"/>
+                    </pic:cNvPicPr>
+                  </pic:nvPicPr>
+                  <pic:blipFill>
+                    <a:blip r:embed="rId3"/>
+                    <a:stretch>
+                      <a:fillRect/>
+                    </a:stretch>
+                  </pic:blipFill>
+                  <pic:spPr bwMode="auto">
+                    <a:xfrm>
+                      <a:off x="0" y="0"/>
+                      <a:ext cx="3232150" cy="2950845"/>
+                    </a:xfrm>
+                    <a:prstGeom prst="rect">
+                      <a:avLst/>
+                    </a:prstGeom>
+                  </pic:spPr>
+                </pic:pic>
+              </a:graphicData>
+            </a:graphic>
+          </wp:anchor>
+        </w:drawing>
+      </w:r>
+    </w:p>
+    <w:p>
+      <w:pPr>
+        <w:pStyle w:val="Normal"/>
+        <w:rPr>
+          <w:b/>
+          <w:b/>
+          <w:sz w:val="22"/>
+        </w:rPr>
+      </w:pPr>
+      <w:r>
+        <w:rPr>
+          <w:b/>
+          <w:sz w:val="22"/>
+        </w:rPr>
+      </w:r>
+    </w:p>
+    <w:p>
+      <w:pPr>
+        <w:pStyle w:val="ListParagraph"/>
+        <w:numPr>
+          <w:ilvl w:val="0"/>
+          <w:numId w:val="0"/>
+        </w:numPr>
+        <w:ind w:left="1520" w:hanging="0"/>
+        <w:rPr/>
+      </w:pPr>
+      <w:r>
+        <w:rPr>
+          <w:bCs/>
+          <w:sz w:val="22"/>
+        </w:rPr>
+        <w:t xml:space="preserve">1. </w:t>
+      </w:r>
+      <w:r>
+        <w:rPr>
+          <w:bCs/>
+          <w:sz w:val="22"/>
+        </w:rPr>
+        <w:t xml:space="preserve">몹 생성 시 랜덤하게 주변 점 몇개를 뽑아서 </w:t>
+      </w:r>
+      <w:r>
+        <w:rPr>
+          <w:bCs/>
+          <w:sz w:val="22"/>
+        </w:rPr>
+        <w:t>Patrol</w:t>
+      </w:r>
+      <w:r>
+        <w:rPr>
+          <w:bCs/>
+          <w:sz w:val="22"/>
+        </w:rPr>
+        <w:t>하게 함</w:t>
+      </w:r>
+      <w:r>
+        <w:rPr>
+          <w:bCs/>
+          <w:sz w:val="22"/>
+        </w:rPr>
+        <w:t xml:space="preserve">, </w:t>
+      </w:r>
+      <w:r>
+        <w:rPr>
+          <w:bCs/>
+          <w:sz w:val="22"/>
+        </w:rPr>
+        <w:t>이때 이 지속시간 과 주기 거리를 랜덤으로 설정해서 불규칙하게 하여 자연스럽게 함</w:t>
+      </w:r>
+    </w:p>
+    <w:p>
+      <w:pPr>
+        <w:pStyle w:val="ListParagraph"/>
+        <w:numPr>
+          <w:ilvl w:val="0"/>
+          <w:numId w:val="0"/>
+        </w:numPr>
+        <w:ind w:left="1520" w:hanging="0"/>
+        <w:rPr/>
+      </w:pPr>
+      <w:r>
+        <w:rPr>
+          <w:bCs/>
+          <w:sz w:val="22"/>
+        </w:rPr>
+        <w:t xml:space="preserve">2. </w:t>
+      </w:r>
+      <w:r>
+        <w:rPr>
+          <w:bCs/>
+          <w:sz w:val="22"/>
+        </w:rPr>
+        <w:t>침입 파티퀘스트 추가</w:t>
+      </w:r>
+      <w:r>
+        <w:rPr>
+          <w:bCs/>
+          <w:sz w:val="22"/>
+        </w:rPr>
+        <w:t xml:space="preserve">, </w:t>
+      </w:r>
+      <w:r>
+        <w:rPr>
+          <w:bCs/>
+          <w:sz w:val="22"/>
+        </w:rPr>
+        <w:t>정찰하는 몬스터의 시야에 걸리지않고 목적지까지 가는 것이 목표인 퀘스트</w:t>
+      </w:r>
+      <w:r>
+        <w:rPr>
+          <w:bCs/>
+          <w:sz w:val="22"/>
+        </w:rPr>
+        <w:t xml:space="preserve">. </w:t>
+      </w:r>
+      <w:r>
+        <w:rPr>
+          <w:bCs/>
+          <w:sz w:val="22"/>
+        </w:rPr>
+        <w:t>시야에 걸릴경우 원위치에서 다시 시작하게 된다</w:t>
+      </w:r>
+      <w:r>
+        <w:rPr>
+          <w:bCs/>
+          <w:sz w:val="22"/>
+        </w:rPr>
+        <w:t xml:space="preserve">. </w:t>
+      </w:r>
+      <w:r>
+        <w:rPr>
+          <w:bCs/>
+          <w:sz w:val="22"/>
+        </w:rPr>
+        <w:t>또한 해당 사진 말고도 다른 여러 파티퀘스트를 추가</w:t>
+      </w:r>
+    </w:p>
+    <w:p>
+      <w:pPr>
+        <w:pStyle w:val="ListParagraph"/>
+        <w:numPr>
+          <w:ilvl w:val="0"/>
+          <w:numId w:val="0"/>
+        </w:numPr>
+        <w:ind w:left="1520" w:hanging="0"/>
+        <w:rPr/>
+      </w:pPr>
+      <w:r>
+        <w:rPr>
+          <w:bCs/>
+          <w:sz w:val="22"/>
+        </w:rPr>
+        <w:t>3. json</w:t>
+      </w:r>
+      <w:r>
+        <w:rPr>
+          <w:bCs/>
+          <w:sz w:val="22"/>
+        </w:rPr>
+        <w:t>에 스탯항목을 추가하여 이를 읽어 실제 인게임 내에 해당 수치가 반영되도록 함</w:t>
+      </w:r>
+      <w:r>
+        <w:rPr>
+          <w:bCs/>
+          <w:sz w:val="22"/>
+        </w:rPr>
+        <w:t xml:space="preserve">, </w:t>
+      </w:r>
+      <w:r>
+        <w:rPr>
+          <w:bCs/>
+          <w:sz w:val="22"/>
+        </w:rPr>
+        <w:t>이때 공격 적용시 모든 장비의 가상함수를 전부 호출해서 특수능력 같은 것이 있다면 적용되도록 함</w:t>
+      </w:r>
+      <w:r>
+        <w:rPr>
+          <w:bCs/>
+          <w:sz w:val="22"/>
+        </w:rPr>
+        <w:t>(</w:t>
+      </w:r>
+      <w:r>
+        <w:rPr>
+          <w:bCs/>
+          <w:sz w:val="22"/>
+        </w:rPr>
+        <w:t>예</w:t>
+      </w:r>
+      <w:r>
+        <w:rPr>
+          <w:bCs/>
+          <w:sz w:val="22"/>
+        </w:rPr>
+        <w:t xml:space="preserve">: </w:t>
+      </w:r>
+      <w:r>
+        <w:rPr>
+          <w:bCs/>
+          <w:sz w:val="22"/>
+        </w:rPr>
+        <w:t>넉백</w:t>
+      </w:r>
+      <w:r>
+        <w:rPr>
+          <w:bCs/>
+          <w:sz w:val="22"/>
+        </w:rPr>
+        <w:t>)</w:t>
+      </w:r>
+    </w:p>
+    <w:p>
+      <w:pPr>
+        <w:pStyle w:val="ListParagraph"/>
+        <w:numPr>
+          <w:ilvl w:val="0"/>
+          <w:numId w:val="0"/>
+        </w:numPr>
+        <w:ind w:left="1520" w:hanging="0"/>
+        <w:rPr>
+          <w:bCs/>
+          <w:sz w:val="22"/>
+        </w:rPr>
+      </w:pPr>
+      <w:r>
+        <w:rPr>
+          <w:bCs/>
+          <w:sz w:val="22"/>
+        </w:rPr>
+      </w:r>
+    </w:p>
+    <w:p>
+      <w:pPr>
+        <w:pStyle w:val="ListParagraph"/>
+        <w:numPr>
+          <w:ilvl w:val="0"/>
+          <w:numId w:val="1"/>
+        </w:numPr>
+        <w:rPr/>
+      </w:pPr>
+      <w:r>
+        <w:rPr>
+          <w:bCs/>
+          <w:sz w:val="22"/>
+        </w:rPr>
+        <w:t>김도엽</w:t>
+      </w:r>
+      <w:r>
+        <w:rPr>
+          <w:bCs/>
+          <w:sz w:val="22"/>
+        </w:rPr>
+        <w:t>:</w:t>
+      </w:r>
+    </w:p>
+    <w:p>
+      <w:pPr>
+        <w:pStyle w:val="ListParagraph"/>
+        <w:numPr>
+          <w:ilvl w:val="1"/>
+          <w:numId w:val="1"/>
+        </w:numPr>
+        <w:rPr>
+          <w:bCs/>
+          <w:szCs w:val="20"/>
+        </w:rPr>
+      </w:pPr>
+      <w:r>
+        <w:rPr>
+          <w:bCs/>
+          <w:szCs w:val="20"/>
+        </w:rPr>
+        <w:t xml:space="preserve">메쉬 </w:t>
+      </w:r>
+      <w:r>
+        <w:rPr>
+          <w:bCs/>
+          <w:szCs w:val="20"/>
+        </w:rPr>
+        <w:t xml:space="preserve">/ </w:t>
+      </w:r>
+      <w:r>
+        <w:rPr>
+          <w:bCs/>
+          <w:szCs w:val="20"/>
+        </w:rPr>
+        <w:t>텍스처 업로드 버퍼 단일화</w:t>
+      </w:r>
+    </w:p>
+    <w:p>
+      <w:pPr>
+        <w:pStyle w:val="ListParagraph"/>
+        <w:numPr>
+          <w:ilvl w:val="2"/>
+          <w:numId w:val="1"/>
+        </w:numPr>
+        <w:rPr>
+          <w:bCs/>
+          <w:szCs w:val="20"/>
+        </w:rPr>
+      </w:pPr>
+      <w:r>
+        <w:rPr>
+          <w:bCs/>
+          <w:szCs w:val="20"/>
+        </w:rPr>
+        <w:t xml:space="preserve">게임을 시작하기 앞서 리소스를 불러올 때 메쉬 </w:t>
+      </w:r>
+      <w:r>
+        <w:rPr>
+          <w:bCs/>
+          <w:szCs w:val="20"/>
+        </w:rPr>
+        <w:t xml:space="preserve">/ </w:t>
+      </w:r>
+      <w:r>
+        <w:rPr>
+          <w:bCs/>
+          <w:szCs w:val="20"/>
+        </w:rPr>
+        <w:t>텍스처 하나당 업로드 버퍼를 각각 할당하는 기존의 방식에서</w:t>
+      </w:r>
+      <w:r>
+        <w:rPr>
+          <w:bCs/>
+          <w:szCs w:val="20"/>
+        </w:rPr>
+        <w:t xml:space="preserve">, </w:t>
+      </w:r>
+      <w:r>
+        <w:rPr>
+          <w:bCs/>
+          <w:szCs w:val="20"/>
+        </w:rPr>
+        <w:t>전역적으로 버퍼를 하나 할당하고</w:t>
+      </w:r>
+      <w:r>
+        <w:rPr>
+          <w:bCs/>
+          <w:szCs w:val="20"/>
+        </w:rPr>
+        <w:t xml:space="preserve">(scalable) </w:t>
+      </w:r>
+      <w:r>
+        <w:rPr>
+          <w:bCs/>
+          <w:szCs w:val="20"/>
+        </w:rPr>
+        <w:t xml:space="preserve">모든 리소스를 순회하면서 정보를 </w:t>
+      </w:r>
+      <w:r>
+        <w:rPr>
+          <w:bCs/>
+          <w:szCs w:val="20"/>
+        </w:rPr>
+        <w:t>GPU</w:t>
+      </w:r>
+      <w:r>
+        <w:rPr>
+          <w:bCs/>
+          <w:szCs w:val="20"/>
+        </w:rPr>
+        <w:t>에 업로드</w:t>
+      </w:r>
+      <w:r>
+        <w:rPr>
+          <w:bCs/>
+          <w:szCs w:val="20"/>
+        </w:rPr>
+        <w:t>.</w:t>
+      </w:r>
+    </w:p>
+    <w:p>
+      <w:pPr>
+        <w:pStyle w:val="ListParagraph"/>
+        <w:numPr>
+          <w:ilvl w:val="2"/>
+          <w:numId w:val="1"/>
+        </w:numPr>
+        <w:rPr>
+          <w:bCs/>
+          <w:szCs w:val="20"/>
+        </w:rPr>
+      </w:pPr>
+      <w:r>
+        <w:rPr>
+          <w:bCs/>
+          <w:szCs w:val="20"/>
+        </w:rPr>
+        <w:t xml:space="preserve">리소스를 모두 준비하고 </w:t>
+      </w:r>
+      <w:r>
+        <w:rPr>
+          <w:bCs/>
+          <w:szCs w:val="20"/>
+        </w:rPr>
+        <w:t>GPU Upload</w:t>
+      </w:r>
+      <w:r>
+        <w:rPr>
+          <w:bCs/>
+          <w:szCs w:val="20"/>
+        </w:rPr>
+        <w:t xml:space="preserve">에 대해 </w:t>
+      </w:r>
+      <w:r>
+        <w:rPr>
+          <w:bCs/>
+          <w:szCs w:val="20"/>
+        </w:rPr>
+        <w:t>DirectX12 CommandQueue</w:t>
+      </w:r>
+      <w:r>
+        <w:rPr>
+          <w:bCs/>
+          <w:szCs w:val="20"/>
+        </w:rPr>
+        <w:t xml:space="preserve">를 </w:t>
+      </w:r>
+      <w:r>
+        <w:rPr>
+          <w:bCs/>
+          <w:szCs w:val="20"/>
+        </w:rPr>
+        <w:t xml:space="preserve">Execute </w:t>
+      </w:r>
+      <w:r>
+        <w:rPr>
+          <w:bCs/>
+          <w:szCs w:val="20"/>
+        </w:rPr>
+        <w:t>하는 것이 아닌</w:t>
+      </w:r>
+      <w:r>
+        <w:rPr>
+          <w:bCs/>
+          <w:szCs w:val="20"/>
+        </w:rPr>
+        <w:t xml:space="preserve">, </w:t>
+      </w:r>
+      <w:r>
+        <w:rPr>
+          <w:bCs/>
+          <w:szCs w:val="20"/>
+        </w:rPr>
+        <w:t xml:space="preserve">리소스 하나를 </w:t>
+      </w:r>
+      <w:r>
+        <w:rPr>
+          <w:bCs/>
+          <w:szCs w:val="20"/>
+        </w:rPr>
+        <w:t>GPU</w:t>
+      </w:r>
+      <w:r>
+        <w:rPr>
+          <w:bCs/>
+          <w:szCs w:val="20"/>
+        </w:rPr>
+        <w:t xml:space="preserve">에 업로드할 때 마다 </w:t>
+      </w:r>
+      <w:r>
+        <w:rPr>
+          <w:bCs/>
+          <w:szCs w:val="20"/>
+        </w:rPr>
+        <w:t>CommandQueue</w:t>
+      </w:r>
+      <w:r>
+        <w:rPr>
+          <w:bCs/>
+          <w:szCs w:val="20"/>
+        </w:rPr>
+        <w:t xml:space="preserve">를 </w:t>
+      </w:r>
+      <w:r>
+        <w:rPr>
+          <w:bCs/>
+          <w:szCs w:val="20"/>
+        </w:rPr>
+        <w:t>Execute</w:t>
+      </w:r>
+      <w:r>
+        <w:rPr>
+          <w:bCs/>
+          <w:szCs w:val="20"/>
+        </w:rPr>
+        <w:t>하는 것으로 변경</w:t>
+      </w:r>
+      <w:r>
+        <w:rPr>
+          <w:bCs/>
+          <w:szCs w:val="20"/>
+        </w:rPr>
+        <w:t>.</w:t>
+      </w:r>
+    </w:p>
+    <w:p>
+      <w:pPr>
+        <w:pStyle w:val="ListParagraph"/>
+        <w:numPr>
+          <w:ilvl w:val="2"/>
+          <w:numId w:val="1"/>
+        </w:numPr>
+        <w:rPr>
+          <w:bCs/>
+          <w:szCs w:val="20"/>
+        </w:rPr>
+      </w:pPr>
+      <w:r>
+        <w:rPr>
+          <w:bCs/>
+          <w:szCs w:val="20"/>
+        </w:rPr>
+        <w:t xml:space="preserve">기존 리소스 불러오기 단계에서 </w:t>
+      </w:r>
+      <w:r>
+        <w:rPr>
+          <w:bCs/>
+          <w:szCs w:val="20"/>
+        </w:rPr>
+        <w:t>GPU Memory</w:t>
+      </w:r>
+      <w:r>
+        <w:rPr>
+          <w:bCs/>
+          <w:szCs w:val="20"/>
+        </w:rPr>
+        <w:t>를 두 배까지 차지하는 현상을 해결</w:t>
+      </w:r>
+      <w:r>
+        <w:rPr>
+          <w:bCs/>
+          <w:szCs w:val="20"/>
+        </w:rPr>
+        <w:t>.</w:t>
+      </w:r>
+    </w:p>
+    <w:p>
+      <w:pPr>
+        <w:pStyle w:val="ListParagraph"/>
+        <w:numPr>
+          <w:ilvl w:val="1"/>
+          <w:numId w:val="1"/>
+        </w:numPr>
+        <w:rPr>
+          <w:bCs/>
+          <w:szCs w:val="20"/>
+        </w:rPr>
+      </w:pPr>
+      <w:r>
+        <w:rPr>
+          <w:bCs/>
+          <w:szCs w:val="20"/>
+        </w:rPr>
+        <w:t xml:space="preserve">파티 퀘스트 </w:t>
+      </w:r>
+      <w:r>
+        <w:rPr>
+          <w:bCs/>
+          <w:szCs w:val="20"/>
+        </w:rPr>
+        <w:t>UI</w:t>
+      </w:r>
+    </w:p>
+    <w:p>
+      <w:pPr>
+        <w:pStyle w:val="ListParagraph"/>
+        <w:numPr>
+          <w:ilvl w:val="1"/>
+          <w:numId w:val="1"/>
+        </w:numPr>
+        <w:rPr>
+          <w:bCs/>
+          <w:szCs w:val="20"/>
+        </w:rPr>
+      </w:pPr>
+      <w:r>
+        <w:rPr/>
+        <w:drawing>
+          <wp:inline distT="0" distB="0" distL="0" distR="0">
+            <wp:extent cx="2743200" cy="1544955"/>
+            <wp:effectExtent l="0" t="0" r="0" b="0"/>
+            <wp:docPr id="3" name="Picture 1" descr="A screenshot of a video game&#10;&#10;AI-generated content may be incorrect."/>
+            <wp:cNvGraphicFramePr>
+              <a:graphicFrameLocks xmlns:a="http://schemas.openxmlformats.org/drawingml/2006/main" noChangeAspect="1"/>
+            </wp:cNvGraphicFramePr>
+            <a:graphic xmlns:a="http://schemas.openxmlformats.org/drawingml/2006/main">
+              <a:graphicData uri="http://schemas.openxmlformats.org/drawingml/2006/picture">
+                <pic:pic xmlns:pic="http://schemas.openxmlformats.org/drawingml/2006/picture">
+                  <pic:nvPicPr>
+                    <pic:cNvPr id="3" name="Picture 1" descr="A screenshot of a video game&#10;&#10;AI-generated content may be incorrect."/>
+                    <pic:cNvPicPr>
+                      <a:picLocks noChangeAspect="1" noChangeArrowheads="1"/>
+                    </pic:cNvPicPr>
+                  </pic:nvPicPr>
+                  <pic:blipFill>
+                    <a:blip r:embed="rId4"/>
+                    <a:stretch>
+                      <a:fillRect/>
+                    </a:stretch>
+                  </pic:blipFill>
+                  <pic:spPr bwMode="auto">
+                    <a:xfrm>
+                      <a:off x="0" y="0"/>
+                      <a:ext cx="2743200" cy="1544955"/>
                     </a:xfrm>
                     <a:prstGeom prst="rect">
                       <a:avLst/>
@@ -721,21 +1445,18 @@
       </w:r>
       <w:r>
         <w:rPr>
-          <w:rFonts w:hint="eastAsia"/>
           <w:bCs/>
           <w:szCs w:val="20"/>
         </w:rPr>
         <w:t xml:space="preserve"> </w:t>
       </w:r>
       <w:r>
-        <w:rPr>
-          <w:noProof/>
-        </w:rPr>
+        <w:rPr/>
         <w:drawing>
-          <wp:inline distT="0" distB="0" distL="0" distR="0" wp14:anchorId="7B867075" wp14:editId="5834891C">
-            <wp:extent cx="2743200" cy="1544852"/>
+          <wp:inline distT="0" distB="0" distL="0" distR="0">
+            <wp:extent cx="2743200" cy="1544955"/>
             <wp:effectExtent l="0" t="0" r="0" b="0"/>
-            <wp:docPr id="867508055" name="Picture 1" descr="A screenshot of a video game&#10;&#10;AI-generated content may be incorrect."/>
+            <wp:docPr id="4" name="Image1" descr="A screenshot of a video game&#10;&#10;AI-generated content may be incorrect."/>
             <wp:cNvGraphicFramePr>
               <a:graphicFrameLocks xmlns:a="http://schemas.openxmlformats.org/drawingml/2006/main" noChangeAspect="1"/>
             </wp:cNvGraphicFramePr>
@@ -743,19 +1464,21 @@
               <a:graphicData uri="http://schemas.openxmlformats.org/drawingml/2006/picture">
                 <pic:pic xmlns:pic="http://schemas.openxmlformats.org/drawingml/2006/picture">
                   <pic:nvPicPr>
-                    <pic:cNvPr id="867508055" name="Picture 1" descr="A screenshot of a video game&#10;&#10;AI-generated content may be incorrect."/>
-                    <pic:cNvPicPr/>
+                    <pic:cNvPr id="4" name="Image1" descr="A screenshot of a video game&#10;&#10;AI-generated content may be incorrect."/>
+                    <pic:cNvPicPr>
+                      <a:picLocks noChangeAspect="1" noChangeArrowheads="1"/>
+                    </pic:cNvPicPr>
                   </pic:nvPicPr>
                   <pic:blipFill>
-                    <a:blip r:embed="rId6"/>
+                    <a:blip r:embed="rId5"/>
                     <a:stretch>
                       <a:fillRect/>
                     </a:stretch>
                   </pic:blipFill>
-                  <pic:spPr>
+                  <pic:spPr bwMode="auto">
                     <a:xfrm>
                       <a:off x="0" y="0"/>
-                      <a:ext cx="2743200" cy="1544852"/>
+                      <a:ext cx="2743200" cy="1544955"/>
                     </a:xfrm>
                     <a:prstGeom prst="rect">
                       <a:avLst/>
@@ -782,11 +1505,17 @@
       </w:pPr>
       <w:r>
         <w:rPr>
-          <w:rFonts w:hint="eastAsia"/>
-          <w:bCs/>
-          <w:szCs w:val="20"/>
-        </w:rPr>
-        <w:t>파티 찾기를 수행할 때 찾고자 하는 퀘스트를 기준으로 파티 목록을 나열하여 파티를 입장할 수 있는 UI.</w:t>
+          <w:bCs/>
+          <w:szCs w:val="20"/>
+        </w:rPr>
+        <w:t xml:space="preserve">파티 찾기를 수행할 때 찾고자 하는 퀘스트를 기준으로 파티 목록을 나열하여 파티를 입장할 수 있는 </w:t>
+      </w:r>
+      <w:r>
+        <w:rPr>
+          <w:bCs/>
+          <w:szCs w:val="20"/>
+        </w:rPr>
+        <w:t>UI.</w:t>
       </w:r>
     </w:p>
     <w:p>
@@ -803,11 +1532,24 @@
       </w:pPr>
       <w:r>
         <w:rPr>
-          <w:rFonts w:hint="eastAsia"/>
-          <w:bCs/>
-          <w:szCs w:val="20"/>
-        </w:rPr>
-        <w:t>스택 기반 UI Push / Pop 시스템</w:t>
+          <w:bCs/>
+          <w:szCs w:val="20"/>
+        </w:rPr>
+        <w:t xml:space="preserve">스택 기반 </w:t>
+      </w:r>
+      <w:r>
+        <w:rPr>
+          <w:bCs/>
+          <w:szCs w:val="20"/>
+        </w:rPr>
+        <w:t xml:space="preserve">UI Push / Pop </w:t>
+      </w:r>
+      <w:r>
+        <w:rPr>
+          <w:bCs/>
+          <w:szCs w:val="20"/>
+        </w:rPr>
+        <w:t>시스템</w:t>
       </w:r>
     </w:p>
     <w:p>
@@ -824,11 +1566,59 @@
       </w:pPr>
       <w:r>
         <w:rPr>
-          <w:rFonts w:hint="eastAsia"/>
-          <w:bCs/>
-          <w:szCs w:val="20"/>
-        </w:rPr>
-        <w:t>상용 게임에서 편의성을 위해 존재하는 시스템을 차용하여, 활성화한 UI들을 Esc 키를 통해 차례대로 비활성화 시키는 시스템 구현.</w:t>
+          <w:bCs/>
+          <w:szCs w:val="20"/>
+        </w:rPr>
+        <w:t>상용 게임에서 편의성을 위해 존재하는 시스템을 차용하여</w:t>
+      </w:r>
+      <w:r>
+        <w:rPr>
+          <w:bCs/>
+          <w:szCs w:val="20"/>
+        </w:rPr>
+        <w:t xml:space="preserve">, </w:t>
+      </w:r>
+      <w:r>
+        <w:rPr>
+          <w:bCs/>
+          <w:szCs w:val="20"/>
+        </w:rPr>
+        <w:t xml:space="preserve">활성화한 </w:t>
+      </w:r>
+      <w:r>
+        <w:rPr>
+          <w:bCs/>
+          <w:szCs w:val="20"/>
+        </w:rPr>
+        <w:t>UI</w:t>
+      </w:r>
+      <w:r>
+        <w:rPr>
+          <w:bCs/>
+          <w:szCs w:val="20"/>
+        </w:rPr>
+        <w:t xml:space="preserve">들을 </w:t>
+      </w:r>
+      <w:r>
+        <w:rPr>
+          <w:bCs/>
+          <w:szCs w:val="20"/>
+        </w:rPr>
+        <w:t xml:space="preserve">Esc </w:t>
+      </w:r>
+      <w:r>
+        <w:rPr>
+          <w:bCs/>
+          <w:szCs w:val="20"/>
+        </w:rPr>
+        <w:t>키를 통해 차례대로 비활성화 시키는 시스템 구현</w:t>
+      </w:r>
+      <w:r>
+        <w:rPr>
+          <w:bCs/>
+          <w:szCs w:val="20"/>
+        </w:rPr>
+        <w:t>.</w:t>
       </w:r>
     </w:p>
     <w:p>
@@ -845,11 +1635,31 @@
       </w:pPr>
       <w:r>
         <w:rPr>
-          <w:rFonts w:hint="eastAsia"/>
-          <w:bCs/>
-          <w:szCs w:val="20"/>
-        </w:rPr>
-        <w:t>모든 UI를 비활성화시켰을 때만 카메라 회전 가능.</w:t>
+          <w:bCs/>
+          <w:szCs w:val="20"/>
+        </w:rPr>
+        <w:t xml:space="preserve">모든 </w:t>
+      </w:r>
+      <w:r>
+        <w:rPr>
+          <w:bCs/>
+          <w:szCs w:val="20"/>
+        </w:rPr>
+        <w:t>UI</w:t>
+      </w:r>
+      <w:r>
+        <w:rPr>
+          <w:bCs/>
+          <w:szCs w:val="20"/>
+        </w:rPr>
+        <w:t>를 비활성화시켰을 때만 카메라 회전 가능</w:t>
+      </w:r>
+      <w:r>
+        <w:rPr>
+          <w:bCs/>
+          <w:szCs w:val="20"/>
+        </w:rPr>
+        <w:t>.</w:t>
       </w:r>
     </w:p>
     <w:p>
@@ -866,11 +1676,31 @@
       </w:pPr>
       <w:r>
         <w:rPr>
-          <w:rFonts w:hint="eastAsia"/>
-          <w:bCs/>
-          <w:szCs w:val="20"/>
-        </w:rPr>
-        <w:t>Screen Space Ambient Occlusion 의 Blur Pass를 캐시 지역성을 활용하여 수행시간 개선</w:t>
+          <w:bCs/>
+          <w:szCs w:val="20"/>
+        </w:rPr>
+        <w:t xml:space="preserve">Screen Space Ambient Occlusion </w:t>
+      </w:r>
+      <w:r>
+        <w:rPr>
+          <w:bCs/>
+          <w:szCs w:val="20"/>
+        </w:rPr>
+        <w:t xml:space="preserve">의 </w:t>
+      </w:r>
+      <w:r>
+        <w:rPr>
+          <w:bCs/>
+          <w:szCs w:val="20"/>
+        </w:rPr>
+        <w:t>Blur Pass</w:t>
+      </w:r>
+      <w:r>
+        <w:rPr>
+          <w:bCs/>
+          <w:szCs w:val="20"/>
+        </w:rPr>
+        <w:t>를 캐시 지역성을 활용하여 수행시간 개선</w:t>
       </w:r>
     </w:p>
     <w:p>
@@ -887,48 +1717,41 @@
       </w:pPr>
       <w:r>
         <w:rPr>
-          <w:rFonts w:hint="eastAsia"/>
-          <w:bCs/>
-          <w:szCs w:val="20"/>
-        </w:rPr>
-        <w:lastRenderedPageBreak/>
-        <w:t>3440 * 1440 기준</w:t>
-      </w:r>
-      <w:r>
-        <w:rPr>
-          <w:rFonts w:hint="eastAsia"/>
-          <w:bCs/>
-          <w:szCs w:val="20"/>
-        </w:rPr>
-        <w:t xml:space="preserve"> 수행시간</w:t>
-      </w:r>
-      <w:r>
-        <w:rPr>
-          <w:rFonts w:hint="eastAsia"/>
-          <w:bCs/>
-          <w:szCs w:val="20"/>
-        </w:rPr>
-        <w:t xml:space="preserve"> 2ms </w:t>
-      </w:r>
-      <w:r>
-        <w:rPr>
-          <w:rFonts w:hint="eastAsia"/>
-          <w:bCs/>
-          <w:szCs w:val="20"/>
-        </w:rPr>
-        <w:t>에서</w:t>
-      </w:r>
-      <w:r>
-        <w:rPr>
-          <w:rFonts w:hint="eastAsia"/>
-          <w:bCs/>
-          <w:szCs w:val="20"/>
-        </w:rPr>
-        <w:t xml:space="preserve"> 1.5ms</w:t>
-      </w:r>
-      <w:r>
-        <w:rPr>
-          <w:rFonts w:hint="eastAsia"/>
+          <w:bCs/>
+          <w:szCs w:val="20"/>
+        </w:rPr>
+        <w:t xml:space="preserve">3440 * 1440 </w:t>
+      </w:r>
+      <w:r>
+        <w:rPr>
+          <w:bCs/>
+          <w:szCs w:val="20"/>
+        </w:rPr>
+        <w:t xml:space="preserve">기준 수행시간 </w:t>
+      </w:r>
+      <w:r>
+        <w:rPr>
+          <w:bCs/>
+          <w:szCs w:val="20"/>
+        </w:rPr>
+        <w:t xml:space="preserve">2ms </w:t>
+      </w:r>
+      <w:r>
+        <w:rPr>
+          <w:bCs/>
+          <w:szCs w:val="20"/>
+        </w:rPr>
+        <w:t xml:space="preserve">에서 </w:t>
+      </w:r>
+      <w:r>
+        <w:rPr>
+          <w:bCs/>
+          <w:szCs w:val="20"/>
+        </w:rPr>
+        <w:t>1.5ms</w:t>
+      </w:r>
+      <w:r>
+        <w:rPr>
           <w:bCs/>
           <w:szCs w:val="20"/>
         </w:rPr>
@@ -952,52 +1775,84 @@
           <w:bCs/>
           <w:sz w:val="22"/>
         </w:rPr>
-        <w:t xml:space="preserve">김나현: </w:t>
+        <w:t>김나현</w:t>
+      </w:r>
+      <w:r>
+        <w:rPr>
+          <w:bCs/>
+          <w:sz w:val="22"/>
+        </w:rPr>
+        <w:t xml:space="preserve">: </w:t>
       </w:r>
     </w:p>
     <w:p>
       <w:pPr>
-        <w:rPr>
-          <w:bCs/>
-          <w:sz w:val="22"/>
-        </w:rPr>
-      </w:pPr>
+        <w:pStyle w:val="Normal"/>
+        <w:rPr>
+          <w:bCs/>
+          <w:sz w:val="22"/>
+        </w:rPr>
+      </w:pPr>
+      <w:r>
+        <w:rPr>
+          <w:bCs/>
+          <w:sz w:val="22"/>
+        </w:rPr>
+      </w:r>
     </w:p>
     <w:p>
       <w:pPr>
-        <w:rPr>
-          <w:bCs/>
-          <w:sz w:val="22"/>
-        </w:rPr>
-      </w:pPr>
+        <w:pStyle w:val="Normal"/>
+        <w:rPr>
+          <w:bCs/>
+          <w:sz w:val="22"/>
+        </w:rPr>
+      </w:pPr>
+      <w:r>
+        <w:rPr>
+          <w:bCs/>
+          <w:sz w:val="22"/>
+        </w:rPr>
+      </w:r>
     </w:p>
     <w:tbl>
       <w:tblPr>
         <w:tblStyle w:val="10"/>
         <w:tblW w:w="10456" w:type="dxa"/>
-        <w:tblLook w:val="04A0" w:firstRow="1" w:lastRow="0" w:firstColumn="1" w:lastColumn="0" w:noHBand="0" w:noVBand="1"/>
+        <w:jc w:val="left"/>
+        <w:tblInd w:w="0" w:type="dxa"/>
+        <w:tblCellMar>
+          <w:top w:w="0" w:type="dxa"/>
+          <w:left w:w="108" w:type="dxa"/>
+          <w:bottom w:w="0" w:type="dxa"/>
+          <w:right w:w="108" w:type="dxa"/>
+        </w:tblCellMar>
+        <w:tblLook w:firstRow="1" w:noVBand="1" w:lastRow="0" w:firstColumn="1" w:lastColumn="0" w:noHBand="0" w:val="04a0"/>
       </w:tblPr>
       <w:tblGrid>
-        <w:gridCol w:w="1553"/>
-        <w:gridCol w:w="3968"/>
-        <w:gridCol w:w="1558"/>
-        <w:gridCol w:w="3377"/>
+        <w:gridCol w:w="1550"/>
+        <w:gridCol w:w="3967"/>
+        <w:gridCol w:w="1557"/>
+        <w:gridCol w:w="3381"/>
       </w:tblGrid>
       <w:tr>
         <w:trPr>
-          <w:trHeight w:val="875"/>
+          <w:trHeight w:val="875" w:hRule="atLeast"/>
         </w:trPr>
         <w:tc>
           <w:tcPr>
-            <w:tcW w:w="1552" w:type="dxa"/>
-            <w:shd w:val="clear" w:color="auto" w:fill="auto"/>
+            <w:tcW w:w="1550" w:type="dxa"/>
+            <w:tcBorders/>
+            <w:shd w:color="auto" w:fill="auto" w:val="clear"/>
             <w:vAlign w:val="center"/>
           </w:tcPr>
           <w:p>
             <w:pPr>
-              <w:spacing w:after="0" w:line="240" w:lineRule="auto"/>
+              <w:pStyle w:val="Normal"/>
+              <w:spacing w:lineRule="auto" w:line="240" w:before="0" w:after="0"/>
               <w:jc w:val="center"/>
               <w:rPr>
+                <w:b/>
                 <w:b/>
                 <w:sz w:val="22"/>
               </w:rPr>
@@ -1014,31 +1869,41 @@
         </w:tc>
         <w:tc>
           <w:tcPr>
-            <w:tcW w:w="3968" w:type="dxa"/>
-            <w:shd w:val="clear" w:color="auto" w:fill="auto"/>
+            <w:tcW w:w="3967" w:type="dxa"/>
+            <w:tcBorders/>
+            <w:shd w:color="auto" w:fill="auto" w:val="clear"/>
             <w:vAlign w:val="center"/>
           </w:tcPr>
           <w:p>
             <w:pPr>
-              <w:spacing w:after="0" w:line="240" w:lineRule="auto"/>
+              <w:pStyle w:val="Normal"/>
+              <w:spacing w:lineRule="auto" w:line="240" w:before="0" w:after="0"/>
               <w:jc w:val="left"/>
               <w:rPr>
                 <w:color w:val="605E5C"/>
               </w:rPr>
             </w:pPr>
+            <w:r>
+              <w:rPr>
+                <w:color w:val="605E5C"/>
+              </w:rPr>
+            </w:r>
           </w:p>
         </w:tc>
         <w:tc>
           <w:tcPr>
-            <w:tcW w:w="1558" w:type="dxa"/>
-            <w:shd w:val="clear" w:color="auto" w:fill="auto"/>
+            <w:tcW w:w="1557" w:type="dxa"/>
+            <w:tcBorders/>
+            <w:shd w:color="auto" w:fill="auto" w:val="clear"/>
             <w:vAlign w:val="center"/>
           </w:tcPr>
           <w:p>
             <w:pPr>
-              <w:spacing w:after="0" w:line="240" w:lineRule="auto"/>
+              <w:pStyle w:val="Normal"/>
+              <w:spacing w:lineRule="auto" w:line="240" w:before="0" w:after="0"/>
               <w:jc w:val="center"/>
               <w:rPr>
+                <w:b/>
                 <w:b/>
                 <w:sz w:val="22"/>
               </w:rPr>
@@ -1055,36 +1920,46 @@
         </w:tc>
         <w:tc>
           <w:tcPr>
-            <w:tcW w:w="3377" w:type="dxa"/>
-            <w:shd w:val="clear" w:color="auto" w:fill="auto"/>
+            <w:tcW w:w="3381" w:type="dxa"/>
+            <w:tcBorders/>
+            <w:shd w:color="auto" w:fill="auto" w:val="clear"/>
             <w:vAlign w:val="center"/>
           </w:tcPr>
           <w:p>
             <w:pPr>
-              <w:spacing w:after="0" w:line="240" w:lineRule="auto"/>
+              <w:pStyle w:val="Normal"/>
+              <w:spacing w:lineRule="auto" w:line="240" w:before="0" w:after="0"/>
               <w:jc w:val="left"/>
               <w:rPr>
                 <w:color w:val="605E5C"/>
               </w:rPr>
             </w:pPr>
+            <w:r>
+              <w:rPr>
+                <w:color w:val="605E5C"/>
+              </w:rPr>
+            </w:r>
           </w:p>
         </w:tc>
       </w:tr>
       <w:tr>
         <w:trPr>
-          <w:trHeight w:val="590"/>
+          <w:trHeight w:val="590" w:hRule="atLeast"/>
         </w:trPr>
         <w:tc>
           <w:tcPr>
-            <w:tcW w:w="1552" w:type="dxa"/>
-            <w:shd w:val="clear" w:color="auto" w:fill="auto"/>
+            <w:tcW w:w="1550" w:type="dxa"/>
+            <w:tcBorders/>
+            <w:shd w:color="auto" w:fill="auto" w:val="clear"/>
             <w:vAlign w:val="center"/>
           </w:tcPr>
           <w:p>
             <w:pPr>
-              <w:spacing w:after="0" w:line="240" w:lineRule="auto"/>
+              <w:pStyle w:val="Normal"/>
+              <w:spacing w:lineRule="auto" w:line="240" w:before="0" w:after="0"/>
               <w:jc w:val="center"/>
               <w:rPr>
+                <w:b/>
                 <w:b/>
                 <w:sz w:val="22"/>
               </w:rPr>
@@ -1101,15 +1976,18 @@
         </w:tc>
         <w:tc>
           <w:tcPr>
-            <w:tcW w:w="3968" w:type="dxa"/>
-            <w:shd w:val="clear" w:color="auto" w:fill="auto"/>
+            <w:tcW w:w="3967" w:type="dxa"/>
+            <w:tcBorders/>
+            <w:shd w:color="auto" w:fill="auto" w:val="clear"/>
             <w:vAlign w:val="center"/>
           </w:tcPr>
           <w:p>
             <w:pPr>
-              <w:spacing w:after="0" w:line="240" w:lineRule="auto"/>
+              <w:pStyle w:val="Normal"/>
+              <w:spacing w:lineRule="auto" w:line="240" w:before="0" w:after="0"/>
               <w:jc w:val="center"/>
               <w:rPr>
+                <w:b/>
                 <w:b/>
                 <w:color w:val="605E5C"/>
                 <w:sz w:val="22"/>
@@ -1127,15 +2005,18 @@
         </w:tc>
         <w:tc>
           <w:tcPr>
-            <w:tcW w:w="1558" w:type="dxa"/>
-            <w:shd w:val="clear" w:color="auto" w:fill="auto"/>
+            <w:tcW w:w="1557" w:type="dxa"/>
+            <w:tcBorders/>
+            <w:shd w:color="auto" w:fill="auto" w:val="clear"/>
             <w:vAlign w:val="center"/>
           </w:tcPr>
           <w:p>
             <w:pPr>
-              <w:spacing w:after="0" w:line="240" w:lineRule="auto"/>
+              <w:pStyle w:val="Normal"/>
+              <w:spacing w:lineRule="auto" w:line="240" w:before="0" w:after="0"/>
               <w:jc w:val="center"/>
               <w:rPr>
+                <w:b/>
                 <w:b/>
                 <w:sz w:val="22"/>
               </w:rPr>
@@ -1152,15 +2033,18 @@
         </w:tc>
         <w:tc>
           <w:tcPr>
-            <w:tcW w:w="3377" w:type="dxa"/>
-            <w:shd w:val="clear" w:color="auto" w:fill="auto"/>
+            <w:tcW w:w="3381" w:type="dxa"/>
+            <w:tcBorders/>
+            <w:shd w:color="auto" w:fill="auto" w:val="clear"/>
             <w:vAlign w:val="center"/>
           </w:tcPr>
           <w:p>
             <w:pPr>
-              <w:spacing w:after="0" w:line="240" w:lineRule="auto"/>
+              <w:pStyle w:val="Normal"/>
+              <w:spacing w:lineRule="auto" w:line="240" w:before="0" w:after="0"/>
               <w:jc w:val="center"/>
               <w:rPr>
+                <w:b/>
                 <w:b/>
                 <w:color w:val="605E5C"/>
               </w:rPr>
@@ -1177,19 +2061,22 @@
       </w:tr>
       <w:tr>
         <w:trPr>
-          <w:trHeight w:val="1520"/>
+          <w:trHeight w:val="1520" w:hRule="atLeast"/>
         </w:trPr>
         <w:tc>
           <w:tcPr>
-            <w:tcW w:w="1552" w:type="dxa"/>
-            <w:shd w:val="clear" w:color="auto" w:fill="auto"/>
+            <w:tcW w:w="1550" w:type="dxa"/>
+            <w:tcBorders/>
+            <w:shd w:color="auto" w:fill="auto" w:val="clear"/>
             <w:vAlign w:val="center"/>
           </w:tcPr>
           <w:p>
             <w:pPr>
-              <w:spacing w:after="0" w:line="240" w:lineRule="auto"/>
+              <w:pStyle w:val="Normal"/>
+              <w:spacing w:lineRule="auto" w:line="240" w:before="0" w:after="0"/>
               <w:jc w:val="center"/>
               <w:rPr>
+                <w:b/>
                 <w:b/>
                 <w:sz w:val="22"/>
               </w:rPr>
@@ -1206,46 +2093,81 @@
         </w:tc>
         <w:tc>
           <w:tcPr>
-            <w:tcW w:w="8903" w:type="dxa"/>
+            <w:tcW w:w="8905" w:type="dxa"/>
             <w:gridSpan w:val="3"/>
-            <w:shd w:val="clear" w:color="auto" w:fill="auto"/>
+            <w:tcBorders/>
+            <w:shd w:color="auto" w:fill="auto" w:val="clear"/>
             <w:vAlign w:val="center"/>
           </w:tcPr>
           <w:p>
             <w:pPr>
-              <w:spacing w:after="0" w:line="240" w:lineRule="auto"/>
-              <w:rPr>
-                <w:rFonts w:hint="eastAsia"/>
+              <w:pStyle w:val="Normal"/>
+              <w:spacing w:lineRule="auto" w:line="240" w:before="0" w:after="0"/>
+              <w:rPr/>
+            </w:pPr>
+            <w:r>
+              <w:rPr>
                 <w:color w:val="605E5C"/>
                 <w:szCs w:val="20"/>
               </w:rPr>
+              <w:t xml:space="preserve">Main / Game </w:t>
+            </w:r>
+            <w:r>
+              <w:rPr>
+                <w:color w:val="605E5C"/>
+                <w:szCs w:val="20"/>
+              </w:rPr>
+              <w:t>씬 분리</w:t>
+            </w:r>
+            <w:r>
+              <w:rPr>
+                <w:color w:val="605E5C"/>
+                <w:szCs w:val="20"/>
+              </w:rPr>
+              <w:t xml:space="preserve">, </w:t>
+            </w:r>
+            <w:r>
+              <w:rPr>
+                <w:color w:val="605E5C"/>
+                <w:szCs w:val="20"/>
+              </w:rPr>
+              <w:t>던전 맵 이동 로직 구현</w:t>
+            </w:r>
+          </w:p>
+          <w:p>
+            <w:pPr>
+              <w:pStyle w:val="Normal"/>
+              <w:spacing w:lineRule="auto" w:line="240" w:before="0" w:after="0"/>
+              <w:rPr/>
             </w:pPr>
             <w:r>
               <w:rPr>
-                <w:rFonts w:hint="eastAsia"/>
                 <w:color w:val="605E5C"/>
                 <w:szCs w:val="20"/>
               </w:rPr>
-              <w:t>Main / Game 씬 분리, 던전 맵 이동 로직 구현</w:t>
+              <w:t>파티퀘스트 스타팅포인트</w:t>
             </w:r>
           </w:p>
         </w:tc>
       </w:tr>
       <w:tr>
         <w:trPr>
-          <w:trHeight w:val="1963"/>
+          <w:trHeight w:val="1963" w:hRule="atLeast"/>
         </w:trPr>
         <w:tc>
           <w:tcPr>
-            <w:tcW w:w="1552" w:type="dxa"/>
-            <w:shd w:val="clear" w:color="auto" w:fill="F2F2F2"/>
+            <w:tcW w:w="1550" w:type="dxa"/>
+            <w:tcBorders/>
+            <w:shd w:color="auto" w:fill="F2F2F2" w:val="clear"/>
             <w:vAlign w:val="center"/>
           </w:tcPr>
           <w:p>
             <w:pPr>
-              <w:spacing w:after="0" w:line="240" w:lineRule="auto"/>
+              <w:pStyle w:val="Normal"/>
+              <w:spacing w:lineRule="auto" w:line="240" w:before="0" w:after="0"/>
               <w:jc w:val="center"/>
               <w:rPr>
+                <w:b/>
                 <w:b/>
                 <w:sz w:val="22"/>
               </w:rPr>
@@ -1261,9 +2183,11 @@
           </w:p>
           <w:p>
             <w:pPr>
-              <w:spacing w:after="0" w:line="240" w:lineRule="auto"/>
+              <w:pStyle w:val="Normal"/>
+              <w:spacing w:lineRule="auto" w:line="240" w:before="0" w:after="0"/>
               <w:jc w:val="center"/>
               <w:rPr>
+                <w:b/>
                 <w:b/>
                 <w:sz w:val="22"/>
               </w:rPr>
@@ -1280,41 +2204,59 @@
         </w:tc>
         <w:tc>
           <w:tcPr>
-            <w:tcW w:w="8903" w:type="dxa"/>
+            <w:tcW w:w="8905" w:type="dxa"/>
             <w:gridSpan w:val="3"/>
-            <w:shd w:val="clear" w:color="auto" w:fill="F2F2F2"/>
+            <w:tcBorders/>
+            <w:shd w:color="auto" w:fill="F2F2F2" w:val="clear"/>
             <w:vAlign w:val="center"/>
           </w:tcPr>
           <w:p>
             <w:pPr>
-              <w:spacing w:after="0" w:line="240" w:lineRule="auto"/>
+              <w:pStyle w:val="Normal"/>
+              <w:spacing w:lineRule="auto" w:line="240" w:before="0" w:after="0"/>
               <w:jc w:val="left"/>
               <w:rPr>
                 <w:color w:val="605E5C"/>
               </w:rPr>
             </w:pPr>
+            <w:r>
+              <w:rPr>
+                <w:color w:val="605E5C"/>
+              </w:rPr>
+            </w:r>
           </w:p>
         </w:tc>
       </w:tr>
     </w:tbl>
-    <w:p/>
+    <w:p>
+      <w:pPr>
+        <w:pStyle w:val="Normal"/>
+        <w:widowControl w:val="false"/>
+        <w:bidi w:val="0"/>
+        <w:spacing w:lineRule="auto" w:line="259" w:before="0" w:after="160"/>
+        <w:jc w:val="both"/>
+        <w:rPr/>
+      </w:pPr>
+      <w:r>
+        <w:rPr/>
+      </w:r>
+    </w:p>
     <w:sectPr>
+      <w:type w:val="nextPage"/>
       <w:pgSz w:w="11906" w:h="16838"/>
-      <w:pgMar w:top="720" w:right="720" w:bottom="720" w:left="720" w:header="0" w:footer="0" w:gutter="0"/>
-      <w:cols w:space="720"/>
-      <w:formProt w:val="0"/>
-      <w:docGrid w:linePitch="360" w:charSpace="8192"/>
+      <w:pgMar w:left="720" w:right="720" w:header="0" w:top="720" w:footer="0" w:bottom="720" w:gutter="0"/>
+      <w:pgNumType w:fmt="decimal"/>
+      <w:formProt w:val="false"/>
+      <w:textDirection w:val="lrTb"/>
+      <w:docGrid w:type="default" w:linePitch="360" w:charSpace="16384"/>
     </w:sectPr>
   </w:body>
 </w:document>
 </file>
 
 <file path=word/numbering.xml><?xml version="1.0" encoding="utf-8"?>
-<w:numbering xmlns:wpc="http://schemas.microsoft.com/office/word/2010/wordprocessingCanvas" xmlns:cx="http://schemas.microsoft.com/office/drawing/2014/chartex" xmlns:cx1="http://schemas.microsoft.com/office/drawing/2015/9/8/chartex" xmlns:cx2="http://schemas.microsoft.com/office/drawing/2015/10/21/chartex" xmlns:cx3="http://schemas.microsoft.com/office/drawing/2016/5/9/chartex" xmlns:cx4="http://schemas.microsoft.com/office/drawing/2016/5/10/chartex" xmlns:cx5="http://schemas.microsoft.com/office/drawing/2016/5/11/chartex" xmlns:cx6="http://schemas.microsoft.com/office/drawing/2016/5/12/chartex" xmlns:cx7="http://schemas.microsoft.com/office/drawing/2016/5/13/chartex" xmlns:cx8="http://schemas.microsoft.com/office/drawing/2016/5/14/chartex" xmlns:mc="http://schemas.openxmlformats.org/markup-compatibility/2006" xmlns:aink="http://schemas.microsoft.com/office/drawing/2016/ink" xmlns:am3d="http://schemas.microsoft.com/office/drawing/2017/model3d" xmlns:o="urn:schemas-microsoft-com:office:office" xmlns:oel="http://schemas.microsoft.com/office/2019/extlst" xmlns:r="http://schemas.openxmlformats.org/officeDocument/2006/relationships" xmlns:m="http://schemas.openxmlformats.org/officeDocument/2006/math" xmlns:v="urn:schemas-microsoft-com:vml" xmlns:wp14="http://schemas.microsoft.com/office/word/2010/wordprocessingDrawing" xmlns:wp="http://schemas.openxmlformats.org/drawingml/2006/wordprocessingDrawing" xmlns:w10="urn:schemas-microsoft-com:office:word" xmlns:w="http://schemas.openxmlformats.org/wordprocessingml/2006/main" xmlns:w14="http://schemas.microsoft.com/office/word/2010/wordml" xmlns:w15="http://schemas.microsoft.com/office/word/2012/wordml" xmlns:w16cex="http://schemas.microsoft.com/office/word/2018/wordml/cex" xmlns:w16cid="http://schemas.microsoft.com/office/word/2016/wordml/cid" xmlns:w16="http://schemas.microsoft.com/office/word/2018/wordml" xmlns:w16du="http://schemas.microsoft.com/office/word/2023/wordml/word16du" xmlns:w16sdtdh="http://schemas.microsoft.com/office/word/2020/wordml/sdtdatahash" xmlns:w16sdtfl="http://schemas.microsoft.com/office/word/2024/wordml/sdtformatlock" xmlns:w16se="http://schemas.microsoft.com/office/word/2015/wordml/symex" xmlns:wpg="http://schemas.microsoft.com/office/word/2010/wordprocessingGroup" xmlns:wpi="http://schemas.microsoft.com/office/word/2010/wordprocessingInk" xmlns:wne="http://schemas.microsoft.com/office/word/2006/wordml" xmlns:wps="http://schemas.microsoft.com/office/word/2010/wordprocessingShape" mc:Ignorable="w14 w15 w16se w16cid w16 w16cex w16sdtdh w16sdtfl w16du wp14">
-  <w:abstractNum w:abstractNumId="0" w15:restartNumberingAfterBreak="0">
-    <w:nsid w:val="34805B5E"/>
-    <w:multiLevelType w:val="multilevel"/>
-    <w:tmpl w:val="F7F88FC2"/>
+<w:numbering xmlns:w="http://schemas.openxmlformats.org/wordprocessingml/2006/main" xmlns:o="urn:schemas-microsoft-com:office:office" xmlns:r="http://schemas.openxmlformats.org/officeDocument/2006/relationships" xmlns:v="urn:schemas-microsoft-com:vml">
+  <w:abstractNum w:abstractNumId="1">
     <w:lvl w:ilvl="0">
       <w:start w:val="1"/>
       <w:numFmt w:val="bullet"/>
@@ -1325,8 +2267,9 @@
       </w:pPr>
       <w:rPr>
         <w:rFonts w:ascii="Symbol" w:hAnsi="Symbol" w:cs="Symbol" w:hint="default"/>
+        <w:sz w:val="22"/>
         <w:b/>
-        <w:sz w:val="22"/>
+        <w:rFonts w:cs="Symbol"/>
       </w:rPr>
     </w:lvl>
     <w:lvl w:ilvl="1">
@@ -1339,8 +2282,9 @@
       </w:pPr>
       <w:rPr>
         <w:rFonts w:ascii="Courier New" w:hAnsi="Courier New" w:cs="Courier New" w:hint="default"/>
+        <w:sz w:val="22"/>
         <w:b/>
-        <w:sz w:val="22"/>
+        <w:rFonts w:cs="Courier New"/>
       </w:rPr>
     </w:lvl>
     <w:lvl w:ilvl="2">
@@ -1353,6 +2297,8 @@
       </w:pPr>
       <w:rPr>
         <w:rFonts w:ascii="Wingdings" w:hAnsi="Wingdings" w:cs="Wingdings" w:hint="default"/>
+        <w:b/>
+        <w:rFonts w:cs="Wingdings"/>
       </w:rPr>
     </w:lvl>
     <w:lvl w:ilvl="3">
@@ -1365,6 +2311,7 @@
       </w:pPr>
       <w:rPr>
         <w:rFonts w:ascii="Symbol" w:hAnsi="Symbol" w:cs="Symbol" w:hint="default"/>
+        <w:rFonts w:cs="Symbol"/>
       </w:rPr>
     </w:lvl>
     <w:lvl w:ilvl="4">
@@ -1377,6 +2324,7 @@
       </w:pPr>
       <w:rPr>
         <w:rFonts w:ascii="Courier New" w:hAnsi="Courier New" w:cs="Courier New" w:hint="default"/>
+        <w:rFonts w:cs="Courier New"/>
       </w:rPr>
     </w:lvl>
     <w:lvl w:ilvl="5">
@@ -1389,6 +2337,7 @@
       </w:pPr>
       <w:rPr>
         <w:rFonts w:ascii="Wingdings" w:hAnsi="Wingdings" w:cs="Wingdings" w:hint="default"/>
+        <w:rFonts w:cs="Wingdings"/>
       </w:rPr>
     </w:lvl>
     <w:lvl w:ilvl="6">
@@ -1401,6 +2350,7 @@
       </w:pPr>
       <w:rPr>
         <w:rFonts w:ascii="Symbol" w:hAnsi="Symbol" w:cs="Symbol" w:hint="default"/>
+        <w:rFonts w:cs="Symbol"/>
       </w:rPr>
     </w:lvl>
     <w:lvl w:ilvl="7">
@@ -1413,6 +2363,7 @@
       </w:pPr>
       <w:rPr>
         <w:rFonts w:ascii="Courier New" w:hAnsi="Courier New" w:cs="Courier New" w:hint="default"/>
+        <w:rFonts w:cs="Courier New"/>
       </w:rPr>
     </w:lvl>
     <w:lvl w:ilvl="8">
@@ -1425,13 +2376,11 @@
       </w:pPr>
       <w:rPr>
         <w:rFonts w:ascii="Wingdings" w:hAnsi="Wingdings" w:cs="Wingdings" w:hint="default"/>
+        <w:rFonts w:cs="Wingdings"/>
       </w:rPr>
     </w:lvl>
   </w:abstractNum>
-  <w:abstractNum w:abstractNumId="1" w15:restartNumberingAfterBreak="0">
-    <w:nsid w:val="60363D65"/>
-    <w:multiLevelType w:val="multilevel"/>
-    <w:tmpl w:val="1398FF14"/>
+  <w:abstractNum w:abstractNumId="2">
     <w:lvl w:ilvl="0">
       <w:start w:val="1"/>
       <w:numFmt w:val="none"/>
@@ -1439,7 +2388,7 @@
       <w:lvlText w:val=""/>
       <w:lvlJc w:val="left"/>
       <w:pPr>
-        <w:ind w:left="0" w:firstLine="0"/>
+        <w:ind w:left="0" w:hanging="0"/>
       </w:pPr>
     </w:lvl>
     <w:lvl w:ilvl="1">
@@ -1449,7 +2398,7 @@
       <w:lvlText w:val=""/>
       <w:lvlJc w:val="left"/>
       <w:pPr>
-        <w:ind w:left="0" w:firstLine="0"/>
+        <w:ind w:left="0" w:hanging="0"/>
       </w:pPr>
     </w:lvl>
     <w:lvl w:ilvl="2">
@@ -1459,7 +2408,7 @@
       <w:lvlText w:val=""/>
       <w:lvlJc w:val="left"/>
       <w:pPr>
-        <w:ind w:left="0" w:firstLine="0"/>
+        <w:ind w:left="0" w:hanging="0"/>
       </w:pPr>
     </w:lvl>
     <w:lvl w:ilvl="3">
@@ -1469,7 +2418,7 @@
       <w:lvlText w:val=""/>
       <w:lvlJc w:val="left"/>
       <w:pPr>
-        <w:ind w:left="0" w:firstLine="0"/>
+        <w:ind w:left="0" w:hanging="0"/>
       </w:pPr>
     </w:lvl>
     <w:lvl w:ilvl="4">
@@ -1479,7 +2428,7 @@
       <w:lvlText w:val=""/>
       <w:lvlJc w:val="left"/>
       <w:pPr>
-        <w:ind w:left="0" w:firstLine="0"/>
+        <w:ind w:left="0" w:hanging="0"/>
       </w:pPr>
     </w:lvl>
     <w:lvl w:ilvl="5">
@@ -1489,7 +2438,7 @@
       <w:lvlText w:val=""/>
       <w:lvlJc w:val="left"/>
       <w:pPr>
-        <w:ind w:left="0" w:firstLine="0"/>
+        <w:ind w:left="0" w:hanging="0"/>
       </w:pPr>
     </w:lvl>
     <w:lvl w:ilvl="6">
@@ -1499,7 +2448,7 @@
       <w:lvlText w:val=""/>
       <w:lvlJc w:val="left"/>
       <w:pPr>
-        <w:ind w:left="0" w:firstLine="0"/>
+        <w:ind w:left="0" w:hanging="0"/>
       </w:pPr>
     </w:lvl>
     <w:lvl w:ilvl="7">
@@ -1509,7 +2458,7 @@
       <w:lvlText w:val=""/>
       <w:lvlJc w:val="left"/>
       <w:pPr>
-        <w:ind w:left="0" w:firstLine="0"/>
+        <w:ind w:left="0" w:hanging="0"/>
       </w:pPr>
     </w:lvl>
     <w:lvl w:ilvl="8">
@@ -1519,43 +2468,45 @@
       <w:lvlText w:val=""/>
       <w:lvlJc w:val="left"/>
       <w:pPr>
-        <w:ind w:left="0" w:firstLine="0"/>
+        <w:ind w:left="0" w:hanging="0"/>
       </w:pPr>
     </w:lvl>
   </w:abstractNum>
-  <w:num w:numId="1" w16cid:durableId="1702896034">
-    <w:abstractNumId w:val="0"/>
+  <w:num w:numId="1">
+    <w:abstractNumId w:val="1"/>
   </w:num>
-  <w:num w:numId="2" w16cid:durableId="554590504">
-    <w:abstractNumId w:val="1"/>
+  <w:num w:numId="2">
+    <w:abstractNumId w:val="2"/>
   </w:num>
 </w:numbering>
 </file>
 
 <file path=word/styles.xml><?xml version="1.0" encoding="utf-8"?>
-<w:styles xmlns:mc="http://schemas.openxmlformats.org/markup-compatibility/2006" xmlns:r="http://schemas.openxmlformats.org/officeDocument/2006/relationships" xmlns:w="http://schemas.openxmlformats.org/wordprocessingml/2006/main" xmlns:w14="http://schemas.microsoft.com/office/word/2010/wordml" xmlns:w15="http://schemas.microsoft.com/office/word/2012/wordml" xmlns:w16cex="http://schemas.microsoft.com/office/word/2018/wordml/cex" xmlns:w16cid="http://schemas.microsoft.com/office/word/2016/wordml/cid" xmlns:w16="http://schemas.microsoft.com/office/word/2018/wordml" xmlns:w16du="http://schemas.microsoft.com/office/word/2023/wordml/word16du" xmlns:w16sdtdh="http://schemas.microsoft.com/office/word/2020/wordml/sdtdatahash" xmlns:w16sdtfl="http://schemas.microsoft.com/office/word/2024/wordml/sdtformatlock" xmlns:w16se="http://schemas.microsoft.com/office/word/2015/wordml/symex" mc:Ignorable="w14 w15 w16se w16cid w16 w16cex w16sdtdh w16sdtfl w16du">
+<w:styles xmlns:w="http://schemas.openxmlformats.org/wordprocessingml/2006/main" xmlns:w14="http://schemas.microsoft.com/office/word/2010/wordml" xmlns:mc="http://schemas.openxmlformats.org/markup-compatibility/2006" mc:Ignorable="w14">
   <w:docDefaults>
     <w:rPrDefault>
       <w:rPr>
-        <w:rFonts w:asciiTheme="minorHAnsi" w:eastAsiaTheme="minorEastAsia" w:hAnsiTheme="minorHAnsi" w:cstheme="minorBidi"/>
+        <w:rFonts w:ascii="맑은 고딕" w:hAnsi="맑은 고딕" w:eastAsia="맑은 고딕" w:cs="Arial" w:asciiTheme="minorHAnsi" w:cstheme="minorBidi" w:eastAsiaTheme="minorEastAsia" w:hAnsiTheme="minorHAnsi"/>
         <w:kern w:val="2"/>
         <w:szCs w:val="22"/>
         <w:lang w:val="en-US" w:eastAsia="ko-KR" w:bidi="ar-SA"/>
       </w:rPr>
     </w:rPrDefault>
-    <w:pPrDefault/>
+    <w:pPrDefault>
+      <w:pPr/>
+    </w:pPrDefault>
   </w:docDefaults>
   <w:latentStyles w:defLockedState="0" w:defUIPriority="0" w:defSemiHidden="0" w:defUnhideWhenUsed="0" w:defQFormat="0" w:count="376">
     <w:lsdException w:name="Normal" w:qFormat="1"/>
     <w:lsdException w:name="heading 1" w:uiPriority="9" w:qFormat="1"/>
-    <w:lsdException w:name="heading 2" w:semiHidden="1" w:uiPriority="9" w:unhideWhenUsed="1" w:qFormat="1"/>
-    <w:lsdException w:name="heading 3" w:semiHidden="1" w:uiPriority="9" w:unhideWhenUsed="1" w:qFormat="1"/>
-    <w:lsdException w:name="heading 4" w:semiHidden="1" w:uiPriority="9" w:unhideWhenUsed="1" w:qFormat="1"/>
-    <w:lsdException w:name="heading 5" w:semiHidden="1" w:uiPriority="9" w:unhideWhenUsed="1" w:qFormat="1"/>
-    <w:lsdException w:name="heading 6" w:semiHidden="1" w:uiPriority="9" w:unhideWhenUsed="1" w:qFormat="1"/>
-    <w:lsdException w:name="heading 7" w:semiHidden="1" w:uiPriority="9" w:unhideWhenUsed="1" w:qFormat="1"/>
-    <w:lsdException w:name="heading 8" w:semiHidden="1" w:uiPriority="9" w:unhideWhenUsed="1" w:qFormat="1"/>
-    <w:lsdException w:name="heading 9" w:semiHidden="1" w:uiPriority="9" w:unhideWhenUsed="1" w:qFormat="1"/>
+    <w:lsdException w:name="heading 2" w:uiPriority="9" w:semiHidden="1" w:unhideWhenUsed="1" w:qFormat="1"/>
+    <w:lsdException w:name="heading 3" w:uiPriority="9" w:semiHidden="1" w:unhideWhenUsed="1" w:qFormat="1"/>
+    <w:lsdException w:name="heading 4" w:uiPriority="9" w:semiHidden="1" w:unhideWhenUsed="1" w:qFormat="1"/>
+    <w:lsdException w:name="heading 5" w:uiPriority="9" w:semiHidden="1" w:unhideWhenUsed="1" w:qFormat="1"/>
+    <w:lsdException w:name="heading 6" w:uiPriority="9" w:semiHidden="1" w:unhideWhenUsed="1" w:qFormat="1"/>
+    <w:lsdException w:name="heading 7" w:uiPriority="9" w:semiHidden="1" w:unhideWhenUsed="1" w:qFormat="1"/>
+    <w:lsdException w:name="heading 8" w:uiPriority="9" w:semiHidden="1" w:unhideWhenUsed="1" w:qFormat="1"/>
+    <w:lsdException w:name="heading 9" w:uiPriority="9" w:semiHidden="1" w:unhideWhenUsed="1" w:qFormat="1"/>
     <w:lsdException w:name="index 1" w:semiHidden="1" w:unhideWhenUsed="1"/>
     <w:lsdException w:name="index 2" w:semiHidden="1" w:unhideWhenUsed="1"/>
     <w:lsdException w:name="index 3" w:semiHidden="1" w:unhideWhenUsed="1"/>
@@ -1611,7 +2562,7 @@
     <w:lsdException w:name="Title" w:qFormat="1"/>
     <w:lsdException w:name="Closing" w:semiHidden="1" w:unhideWhenUsed="1"/>
     <w:lsdException w:name="Signature" w:semiHidden="1" w:unhideWhenUsed="1"/>
-    <w:lsdException w:name="Default Paragraph Font" w:semiHidden="1" w:uiPriority="1" w:unhideWhenUsed="1"/>
+    <w:lsdException w:name="Default Paragraph Font" w:uiPriority="1" w:semiHidden="1" w:unhideWhenUsed="1"/>
     <w:lsdException w:name="Body Text" w:semiHidden="1" w:unhideWhenUsed="1"/>
     <w:lsdException w:name="Body Text Indent" w:semiHidden="1" w:unhideWhenUsed="1"/>
     <w:lsdException w:name="List Continue" w:semiHidden="1" w:unhideWhenUsed="1"/>
@@ -1818,20 +2769,551 @@
     <w:lsdException w:name="Unresolved Mention" w:semiHidden="1" w:unhideWhenUsed="1"/>
     <w:lsdException w:name="Smart Link" w:semiHidden="1" w:unhideWhenUsed="1"/>
   </w:latentStyles>
-  <w:style w:type="paragraph" w:default="1" w:styleId="Normal">
+  <w:style w:type="paragraph" w:styleId="Normal" w:default="1">
     <w:name w:val="Normal"/>
     <w:qFormat/>
     <w:pPr>
-      <w:widowControl w:val="0"/>
-      <w:spacing w:after="160" w:line="259" w:lineRule="auto"/>
+      <w:widowControl w:val="false"/>
+      <w:bidi w:val="0"/>
+      <w:spacing w:lineRule="auto" w:line="259" w:before="0" w:after="160"/>
       <w:jc w:val="both"/>
     </w:pPr>
-  </w:style>
-  <w:style w:type="character" w:default="1" w:styleId="DefaultParagraphFont">
+    <w:rPr>
+      <w:rFonts w:ascii="맑은 고딕" w:hAnsi="맑은 고딕" w:eastAsia="맑은 고딕" w:cs="Arial" w:asciiTheme="minorHAnsi" w:cstheme="minorBidi" w:eastAsiaTheme="minorEastAsia" w:hAnsiTheme="minorHAnsi"/>
+      <w:color w:val="auto"/>
+      <w:kern w:val="2"/>
+      <w:sz w:val="20"/>
+      <w:szCs w:val="22"/>
+      <w:lang w:val="en-US" w:eastAsia="ko-KR" w:bidi="ar-SA"/>
+    </w:rPr>
+  </w:style>
+  <w:style w:type="character" w:styleId="DefaultParagraphFont" w:default="1">
     <w:name w:val="Default Paragraph Font"/>
     <w:uiPriority w:val="1"/>
     <w:semiHidden/>
     <w:unhideWhenUsed/>
+    <w:qFormat/>
+    <w:rPr/>
+  </w:style>
+  <w:style w:type="character" w:styleId="HeaderChar" w:customStyle="1">
+    <w:name w:val="Header Char"/>
+    <w:basedOn w:val="DefaultParagraphFont"/>
+    <w:link w:val="Header"/>
+    <w:uiPriority w:val="99"/>
+    <w:qFormat/>
+    <w:rPr/>
+  </w:style>
+  <w:style w:type="character" w:styleId="FooterChar" w:customStyle="1">
+    <w:name w:val="Footer Char"/>
+    <w:basedOn w:val="DefaultParagraphFont"/>
+    <w:link w:val="Footer"/>
+    <w:uiPriority w:val="99"/>
+    <w:qFormat/>
+    <w:rPr/>
+  </w:style>
+  <w:style w:type="character" w:styleId="InternetLink" w:customStyle="1">
+    <w:name w:val="Internet Link"/>
+    <w:basedOn w:val="DefaultParagraphFont"/>
+    <w:unhideWhenUsed/>
+    <w:rPr>
+      <w:color w:val="0563C1"/>
+      <w:u w:val="single"/>
+    </w:rPr>
+  </w:style>
+  <w:style w:type="character" w:styleId="1" w:customStyle="1">
+    <w:name w:val="확인되지 않은 멘션1"/>
+    <w:basedOn w:val="DefaultParagraphFont"/>
+    <w:semiHidden/>
+    <w:unhideWhenUsed/>
+    <w:qFormat/>
+    <w:rPr>
+      <w:color w:val="605E5C"/>
+      <w:shd w:fill="E1DFDD" w:val="clear"/>
+    </w:rPr>
+  </w:style>
+  <w:style w:type="character" w:styleId="ListLabel1" w:customStyle="1">
+    <w:name w:val="ListLabel 1"/>
+    <w:qFormat/>
+    <w:rPr>
+      <w:rFonts w:cs="Courier New"/>
+      <w:b/>
+      <w:sz w:val="22"/>
+    </w:rPr>
+  </w:style>
+  <w:style w:type="character" w:styleId="ListLabel2" w:customStyle="1">
+    <w:name w:val="ListLabel 2"/>
+    <w:qFormat/>
+    <w:rPr>
+      <w:rFonts w:cs="Courier New"/>
+    </w:rPr>
+  </w:style>
+  <w:style w:type="character" w:styleId="ListLabel3" w:customStyle="1">
+    <w:name w:val="ListLabel 3"/>
+    <w:qFormat/>
+    <w:rPr>
+      <w:rFonts w:cs="Courier New"/>
+    </w:rPr>
+  </w:style>
+  <w:style w:type="character" w:styleId="ListLabel4" w:customStyle="1">
+    <w:name w:val="ListLabel 4"/>
+    <w:qFormat/>
+    <w:rPr>
+      <w:rFonts w:cs="Symbol"/>
+      <w:b/>
+      <w:sz w:val="22"/>
+    </w:rPr>
+  </w:style>
+  <w:style w:type="character" w:styleId="ListLabel5" w:customStyle="1">
+    <w:name w:val="ListLabel 5"/>
+    <w:qFormat/>
+    <w:rPr>
+      <w:rFonts w:cs="Courier New"/>
+      <w:b/>
+      <w:sz w:val="22"/>
+    </w:rPr>
+  </w:style>
+  <w:style w:type="character" w:styleId="ListLabel6" w:customStyle="1">
+    <w:name w:val="ListLabel 6"/>
+    <w:qFormat/>
+    <w:rPr>
+      <w:rFonts w:cs="Wingdings"/>
+    </w:rPr>
+  </w:style>
+  <w:style w:type="character" w:styleId="ListLabel7" w:customStyle="1">
+    <w:name w:val="ListLabel 7"/>
+    <w:qFormat/>
+    <w:rPr>
+      <w:rFonts w:cs="Symbol"/>
+    </w:rPr>
+  </w:style>
+  <w:style w:type="character" w:styleId="ListLabel8" w:customStyle="1">
+    <w:name w:val="ListLabel 8"/>
+    <w:qFormat/>
+    <w:rPr>
+      <w:rFonts w:cs="Courier New"/>
+    </w:rPr>
+  </w:style>
+  <w:style w:type="character" w:styleId="ListLabel9" w:customStyle="1">
+    <w:name w:val="ListLabel 9"/>
+    <w:qFormat/>
+    <w:rPr>
+      <w:rFonts w:cs="Wingdings"/>
+    </w:rPr>
+  </w:style>
+  <w:style w:type="character" w:styleId="ListLabel10" w:customStyle="1">
+    <w:name w:val="ListLabel 10"/>
+    <w:qFormat/>
+    <w:rPr>
+      <w:rFonts w:cs="Symbol"/>
+    </w:rPr>
+  </w:style>
+  <w:style w:type="character" w:styleId="ListLabel11" w:customStyle="1">
+    <w:name w:val="ListLabel 11"/>
+    <w:qFormat/>
+    <w:rPr>
+      <w:rFonts w:cs="Courier New"/>
+    </w:rPr>
+  </w:style>
+  <w:style w:type="character" w:styleId="ListLabel12" w:customStyle="1">
+    <w:name w:val="ListLabel 12"/>
+    <w:qFormat/>
+    <w:rPr>
+      <w:rFonts w:cs="Wingdings"/>
+    </w:rPr>
+  </w:style>
+  <w:style w:type="character" w:styleId="ListLabel13" w:customStyle="1">
+    <w:name w:val="ListLabel 13"/>
+    <w:qFormat/>
+    <w:rPr>
+      <w:rFonts w:cs="Symbol"/>
+      <w:b/>
+      <w:sz w:val="22"/>
+    </w:rPr>
+  </w:style>
+  <w:style w:type="character" w:styleId="ListLabel14" w:customStyle="1">
+    <w:name w:val="ListLabel 14"/>
+    <w:qFormat/>
+    <w:rPr>
+      <w:rFonts w:cs="Courier New"/>
+      <w:b/>
+      <w:sz w:val="22"/>
+    </w:rPr>
+  </w:style>
+  <w:style w:type="character" w:styleId="ListLabel15" w:customStyle="1">
+    <w:name w:val="ListLabel 15"/>
+    <w:qFormat/>
+    <w:rPr>
+      <w:rFonts w:cs="Wingdings"/>
+    </w:rPr>
+  </w:style>
+  <w:style w:type="character" w:styleId="ListLabel16" w:customStyle="1">
+    <w:name w:val="ListLabel 16"/>
+    <w:qFormat/>
+    <w:rPr>
+      <w:rFonts w:cs="Symbol"/>
+    </w:rPr>
+  </w:style>
+  <w:style w:type="character" w:styleId="ListLabel17" w:customStyle="1">
+    <w:name w:val="ListLabel 17"/>
+    <w:qFormat/>
+    <w:rPr>
+      <w:rFonts w:cs="Courier New"/>
+    </w:rPr>
+  </w:style>
+  <w:style w:type="character" w:styleId="ListLabel18" w:customStyle="1">
+    <w:name w:val="ListLabel 18"/>
+    <w:qFormat/>
+    <w:rPr>
+      <w:rFonts w:cs="Wingdings"/>
+    </w:rPr>
+  </w:style>
+  <w:style w:type="character" w:styleId="ListLabel19" w:customStyle="1">
+    <w:name w:val="ListLabel 19"/>
+    <w:qFormat/>
+    <w:rPr>
+      <w:rFonts w:cs="Symbol"/>
+    </w:rPr>
+  </w:style>
+  <w:style w:type="character" w:styleId="ListLabel20" w:customStyle="1">
+    <w:name w:val="ListLabel 20"/>
+    <w:qFormat/>
+    <w:rPr>
+      <w:rFonts w:cs="Courier New"/>
+    </w:rPr>
+  </w:style>
+  <w:style w:type="character" w:styleId="ListLabel21" w:customStyle="1">
+    <w:name w:val="ListLabel 21"/>
+    <w:qFormat/>
+    <w:rPr>
+      <w:rFonts w:cs="Wingdings"/>
+    </w:rPr>
+  </w:style>
+  <w:style w:type="character" w:styleId="ListLabel22">
+    <w:name w:val="ListLabel 22"/>
+    <w:qFormat/>
+    <w:rPr>
+      <w:rFonts w:cs="Symbol"/>
+      <w:b/>
+      <w:sz w:val="22"/>
+    </w:rPr>
+  </w:style>
+  <w:style w:type="character" w:styleId="ListLabel23">
+    <w:name w:val="ListLabel 23"/>
+    <w:qFormat/>
+    <w:rPr>
+      <w:rFonts w:cs="Courier New"/>
+      <w:b/>
+      <w:sz w:val="22"/>
+    </w:rPr>
+  </w:style>
+  <w:style w:type="character" w:styleId="ListLabel24">
+    <w:name w:val="ListLabel 24"/>
+    <w:qFormat/>
+    <w:rPr>
+      <w:rFonts w:cs="Wingdings"/>
+      <w:b/>
+    </w:rPr>
+  </w:style>
+  <w:style w:type="character" w:styleId="ListLabel25">
+    <w:name w:val="ListLabel 25"/>
+    <w:qFormat/>
+    <w:rPr>
+      <w:rFonts w:cs="Symbol"/>
+    </w:rPr>
+  </w:style>
+  <w:style w:type="character" w:styleId="ListLabel26">
+    <w:name w:val="ListLabel 26"/>
+    <w:qFormat/>
+    <w:rPr>
+      <w:rFonts w:cs="Courier New"/>
+    </w:rPr>
+  </w:style>
+  <w:style w:type="character" w:styleId="ListLabel27">
+    <w:name w:val="ListLabel 27"/>
+    <w:qFormat/>
+    <w:rPr>
+      <w:rFonts w:cs="Wingdings"/>
+    </w:rPr>
+  </w:style>
+  <w:style w:type="character" w:styleId="ListLabel28">
+    <w:name w:val="ListLabel 28"/>
+    <w:qFormat/>
+    <w:rPr>
+      <w:rFonts w:cs="Symbol"/>
+    </w:rPr>
+  </w:style>
+  <w:style w:type="character" w:styleId="ListLabel29">
+    <w:name w:val="ListLabel 29"/>
+    <w:qFormat/>
+    <w:rPr>
+      <w:rFonts w:cs="Courier New"/>
+    </w:rPr>
+  </w:style>
+  <w:style w:type="character" w:styleId="ListLabel30">
+    <w:name w:val="ListLabel 30"/>
+    <w:qFormat/>
+    <w:rPr>
+      <w:rFonts w:cs="Wingdings"/>
+    </w:rPr>
+  </w:style>
+  <w:style w:type="character" w:styleId="ListLabel31">
+    <w:name w:val="ListLabel 31"/>
+    <w:qFormat/>
+    <w:rPr>
+      <w:rFonts w:cs="Symbol"/>
+      <w:b/>
+      <w:sz w:val="22"/>
+    </w:rPr>
+  </w:style>
+  <w:style w:type="character" w:styleId="ListLabel32">
+    <w:name w:val="ListLabel 32"/>
+    <w:qFormat/>
+    <w:rPr>
+      <w:rFonts w:cs="Courier New"/>
+      <w:b/>
+      <w:sz w:val="22"/>
+    </w:rPr>
+  </w:style>
+  <w:style w:type="character" w:styleId="ListLabel33">
+    <w:name w:val="ListLabel 33"/>
+    <w:qFormat/>
+    <w:rPr>
+      <w:rFonts w:cs="Wingdings"/>
+      <w:b/>
+    </w:rPr>
+  </w:style>
+  <w:style w:type="character" w:styleId="ListLabel34">
+    <w:name w:val="ListLabel 34"/>
+    <w:qFormat/>
+    <w:rPr>
+      <w:rFonts w:cs="Symbol"/>
+    </w:rPr>
+  </w:style>
+  <w:style w:type="character" w:styleId="ListLabel35">
+    <w:name w:val="ListLabel 35"/>
+    <w:qFormat/>
+    <w:rPr>
+      <w:rFonts w:cs="Courier New"/>
+    </w:rPr>
+  </w:style>
+  <w:style w:type="character" w:styleId="ListLabel36">
+    <w:name w:val="ListLabel 36"/>
+    <w:qFormat/>
+    <w:rPr>
+      <w:rFonts w:cs="Wingdings"/>
+    </w:rPr>
+  </w:style>
+  <w:style w:type="character" w:styleId="ListLabel37">
+    <w:name w:val="ListLabel 37"/>
+    <w:qFormat/>
+    <w:rPr>
+      <w:rFonts w:cs="Symbol"/>
+    </w:rPr>
+  </w:style>
+  <w:style w:type="character" w:styleId="ListLabel38">
+    <w:name w:val="ListLabel 38"/>
+    <w:qFormat/>
+    <w:rPr>
+      <w:rFonts w:cs="Courier New"/>
+    </w:rPr>
+  </w:style>
+  <w:style w:type="character" w:styleId="ListLabel39">
+    <w:name w:val="ListLabel 39"/>
+    <w:qFormat/>
+    <w:rPr>
+      <w:rFonts w:cs="Wingdings"/>
+    </w:rPr>
+  </w:style>
+  <w:style w:type="character" w:styleId="ListLabel40">
+    <w:name w:val="ListLabel 40"/>
+    <w:qFormat/>
+    <w:rPr>
+      <w:rFonts w:cs="Symbol"/>
+      <w:b/>
+      <w:sz w:val="22"/>
+    </w:rPr>
+  </w:style>
+  <w:style w:type="character" w:styleId="ListLabel41">
+    <w:name w:val="ListLabel 41"/>
+    <w:qFormat/>
+    <w:rPr>
+      <w:rFonts w:cs="Courier New"/>
+      <w:b/>
+      <w:sz w:val="22"/>
+    </w:rPr>
+  </w:style>
+  <w:style w:type="character" w:styleId="ListLabel42">
+    <w:name w:val="ListLabel 42"/>
+    <w:qFormat/>
+    <w:rPr>
+      <w:rFonts w:cs="Wingdings"/>
+      <w:b/>
+    </w:rPr>
+  </w:style>
+  <w:style w:type="character" w:styleId="ListLabel43">
+    <w:name w:val="ListLabel 43"/>
+    <w:qFormat/>
+    <w:rPr>
+      <w:rFonts w:cs="Symbol"/>
+    </w:rPr>
+  </w:style>
+  <w:style w:type="character" w:styleId="ListLabel44">
+    <w:name w:val="ListLabel 44"/>
+    <w:qFormat/>
+    <w:rPr>
+      <w:rFonts w:cs="Courier New"/>
+    </w:rPr>
+  </w:style>
+  <w:style w:type="character" w:styleId="ListLabel45">
+    <w:name w:val="ListLabel 45"/>
+    <w:qFormat/>
+    <w:rPr>
+      <w:rFonts w:cs="Wingdings"/>
+    </w:rPr>
+  </w:style>
+  <w:style w:type="character" w:styleId="ListLabel46">
+    <w:name w:val="ListLabel 46"/>
+    <w:qFormat/>
+    <w:rPr>
+      <w:rFonts w:cs="Symbol"/>
+    </w:rPr>
+  </w:style>
+  <w:style w:type="character" w:styleId="ListLabel47">
+    <w:name w:val="ListLabel 47"/>
+    <w:qFormat/>
+    <w:rPr>
+      <w:rFonts w:cs="Courier New"/>
+    </w:rPr>
+  </w:style>
+  <w:style w:type="character" w:styleId="ListLabel48">
+    <w:name w:val="ListLabel 48"/>
+    <w:qFormat/>
+    <w:rPr>
+      <w:rFonts w:cs="Wingdings"/>
+    </w:rPr>
+  </w:style>
+  <w:style w:type="paragraph" w:styleId="Heading" w:customStyle="1">
+    <w:name w:val="Heading"/>
+    <w:basedOn w:val="Normal"/>
+    <w:next w:val="TextBody"/>
+    <w:qFormat/>
+    <w:pPr>
+      <w:keepNext w:val="true"/>
+      <w:spacing w:before="240" w:after="120"/>
+    </w:pPr>
+    <w:rPr>
+      <w:rFonts w:ascii="Arial" w:hAnsi="Arial" w:eastAsia="바탕" w:cs="Arial"/>
+      <w:sz w:val="28"/>
+      <w:szCs w:val="28"/>
+    </w:rPr>
+  </w:style>
+  <w:style w:type="paragraph" w:styleId="TextBody">
+    <w:name w:val="Body Text"/>
+    <w:basedOn w:val="Normal"/>
+    <w:pPr>
+      <w:spacing w:lineRule="auto" w:line="276" w:before="0" w:after="140"/>
+    </w:pPr>
+    <w:rPr/>
+  </w:style>
+  <w:style w:type="paragraph" w:styleId="List">
+    <w:name w:val="List"/>
+    <w:basedOn w:val="TextBody"/>
+    <w:pPr/>
+    <w:rPr>
+      <w:rFonts w:cs="Arial"/>
+    </w:rPr>
+  </w:style>
+  <w:style w:type="paragraph" w:styleId="Caption">
+    <w:name w:val="Caption"/>
+    <w:basedOn w:val="Normal"/>
+    <w:qFormat/>
+    <w:pPr>
+      <w:suppressLineNumbers/>
+      <w:spacing w:before="120" w:after="120"/>
+    </w:pPr>
+    <w:rPr>
+      <w:rFonts w:cs="Arial"/>
+      <w:i/>
+      <w:iCs/>
+      <w:sz w:val="24"/>
+      <w:szCs w:val="24"/>
+    </w:rPr>
+  </w:style>
+  <w:style w:type="paragraph" w:styleId="Index" w:customStyle="1">
+    <w:name w:val="Index"/>
+    <w:basedOn w:val="Normal"/>
+    <w:qFormat/>
+    <w:pPr>
+      <w:suppressLineNumbers/>
+    </w:pPr>
+    <w:rPr>
+      <w:rFonts w:cs="Arial"/>
+    </w:rPr>
+  </w:style>
+  <w:style w:type="paragraph" w:styleId="Caption1">
+    <w:name w:val="caption"/>
+    <w:basedOn w:val="Normal"/>
+    <w:qFormat/>
+    <w:pPr>
+      <w:suppressLineNumbers/>
+      <w:spacing w:before="120" w:after="120"/>
+    </w:pPr>
+    <w:rPr>
+      <w:rFonts w:cs="Arial"/>
+      <w:i/>
+      <w:iCs/>
+      <w:sz w:val="24"/>
+      <w:szCs w:val="24"/>
+    </w:rPr>
+  </w:style>
+  <w:style w:type="paragraph" w:styleId="ListParagraph">
+    <w:name w:val="List Paragraph"/>
+    <w:basedOn w:val="Normal"/>
+    <w:uiPriority w:val="34"/>
+    <w:qFormat/>
+    <w:pPr>
+      <w:ind w:left="800" w:hanging="0"/>
+    </w:pPr>
+    <w:rPr/>
+  </w:style>
+  <w:style w:type="paragraph" w:styleId="Header">
+    <w:name w:val="Header"/>
+    <w:basedOn w:val="Normal"/>
+    <w:link w:val="HeaderChar"/>
+    <w:uiPriority w:val="99"/>
+    <w:unhideWhenUsed/>
+    <w:pPr>
+      <w:tabs>
+        <w:tab w:val="clear" w:pos="800"/>
+        <w:tab w:val="center" w:pos="4513" w:leader="none"/>
+        <w:tab w:val="right" w:pos="9026" w:leader="none"/>
+      </w:tabs>
+      <w:snapToGrid w:val="false"/>
+    </w:pPr>
+    <w:rPr/>
+  </w:style>
+  <w:style w:type="paragraph" w:styleId="Footer">
+    <w:name w:val="Footer"/>
+    <w:basedOn w:val="Normal"/>
+    <w:link w:val="FooterChar"/>
+    <w:uiPriority w:val="99"/>
+    <w:unhideWhenUsed/>
+    <w:pPr>
+      <w:tabs>
+        <w:tab w:val="clear" w:pos="800"/>
+        <w:tab w:val="center" w:pos="4513" w:leader="none"/>
+        <w:tab w:val="right" w:pos="9026" w:leader="none"/>
+      </w:tabs>
+      <w:snapToGrid w:val="false"/>
+    </w:pPr>
+    <w:rPr/>
+  </w:style>
+  <w:style w:type="numbering" w:styleId="NoList" w:default="1">
+    <w:name w:val="No List"/>
+    <w:uiPriority w:val="99"/>
+    <w:semiHidden/>
+    <w:unhideWhenUsed/>
+    <w:qFormat/>
   </w:style>
   <w:style w:type="table" w:default="1" w:styleId="TableNormal">
     <w:name w:val="Normal Table"/>
@@ -1848,308 +3330,18 @@
       </w:tblCellMar>
     </w:tblPr>
   </w:style>
-  <w:style w:type="numbering" w:default="1" w:styleId="NoList">
-    <w:name w:val="No List"/>
-    <w:uiPriority w:val="99"/>
-    <w:semiHidden/>
-    <w:unhideWhenUsed/>
-  </w:style>
-  <w:style w:type="character" w:customStyle="1" w:styleId="HeaderChar">
-    <w:name w:val="Header Char"/>
-    <w:basedOn w:val="DefaultParagraphFont"/>
-    <w:link w:val="Header"/>
-    <w:uiPriority w:val="99"/>
-    <w:qFormat/>
-  </w:style>
-  <w:style w:type="character" w:customStyle="1" w:styleId="FooterChar">
-    <w:name w:val="Footer Char"/>
-    <w:basedOn w:val="DefaultParagraphFont"/>
-    <w:link w:val="Footer"/>
-    <w:uiPriority w:val="99"/>
-    <w:qFormat/>
-  </w:style>
-  <w:style w:type="character" w:customStyle="1" w:styleId="InternetLink">
-    <w:name w:val="Internet Link"/>
-    <w:basedOn w:val="DefaultParagraphFont"/>
-    <w:unhideWhenUsed/>
-    <w:rPr>
-      <w:color w:val="0563C1"/>
-      <w:u w:val="single"/>
-    </w:rPr>
-  </w:style>
-  <w:style w:type="character" w:customStyle="1" w:styleId="1">
-    <w:name w:val="확인되지 않은 멘션1"/>
-    <w:basedOn w:val="DefaultParagraphFont"/>
-    <w:semiHidden/>
-    <w:unhideWhenUsed/>
-    <w:qFormat/>
-    <w:rPr>
-      <w:color w:val="605E5C"/>
-      <w:shd w:val="clear" w:color="auto" w:fill="E1DFDD"/>
-    </w:rPr>
-  </w:style>
-  <w:style w:type="character" w:customStyle="1" w:styleId="ListLabel1">
-    <w:name w:val="ListLabel 1"/>
-    <w:qFormat/>
-    <w:rPr>
-      <w:rFonts w:cs="Courier New"/>
-      <w:b/>
-      <w:sz w:val="22"/>
-    </w:rPr>
-  </w:style>
-  <w:style w:type="character" w:customStyle="1" w:styleId="ListLabel2">
-    <w:name w:val="ListLabel 2"/>
-    <w:qFormat/>
-    <w:rPr>
-      <w:rFonts w:cs="Courier New"/>
-    </w:rPr>
-  </w:style>
-  <w:style w:type="character" w:customStyle="1" w:styleId="ListLabel3">
-    <w:name w:val="ListLabel 3"/>
-    <w:qFormat/>
-    <w:rPr>
-      <w:rFonts w:cs="Courier New"/>
-    </w:rPr>
-  </w:style>
-  <w:style w:type="character" w:customStyle="1" w:styleId="ListLabel4">
-    <w:name w:val="ListLabel 4"/>
-    <w:qFormat/>
-    <w:rPr>
-      <w:rFonts w:cs="Symbol"/>
-      <w:b/>
-      <w:sz w:val="22"/>
-    </w:rPr>
-  </w:style>
-  <w:style w:type="character" w:customStyle="1" w:styleId="ListLabel5">
-    <w:name w:val="ListLabel 5"/>
-    <w:qFormat/>
-    <w:rPr>
-      <w:rFonts w:cs="Courier New"/>
-      <w:b/>
-      <w:sz w:val="22"/>
-    </w:rPr>
-  </w:style>
-  <w:style w:type="character" w:customStyle="1" w:styleId="ListLabel6">
-    <w:name w:val="ListLabel 6"/>
-    <w:qFormat/>
-    <w:rPr>
-      <w:rFonts w:cs="Wingdings"/>
-    </w:rPr>
-  </w:style>
-  <w:style w:type="character" w:customStyle="1" w:styleId="ListLabel7">
-    <w:name w:val="ListLabel 7"/>
-    <w:qFormat/>
-    <w:rPr>
-      <w:rFonts w:cs="Symbol"/>
-    </w:rPr>
-  </w:style>
-  <w:style w:type="character" w:customStyle="1" w:styleId="ListLabel8">
-    <w:name w:val="ListLabel 8"/>
-    <w:qFormat/>
-    <w:rPr>
-      <w:rFonts w:cs="Courier New"/>
-    </w:rPr>
-  </w:style>
-  <w:style w:type="character" w:customStyle="1" w:styleId="ListLabel9">
-    <w:name w:val="ListLabel 9"/>
-    <w:qFormat/>
-    <w:rPr>
-      <w:rFonts w:cs="Wingdings"/>
-    </w:rPr>
-  </w:style>
-  <w:style w:type="character" w:customStyle="1" w:styleId="ListLabel10">
-    <w:name w:val="ListLabel 10"/>
-    <w:qFormat/>
-    <w:rPr>
-      <w:rFonts w:cs="Symbol"/>
-    </w:rPr>
-  </w:style>
-  <w:style w:type="character" w:customStyle="1" w:styleId="ListLabel11">
-    <w:name w:val="ListLabel 11"/>
-    <w:qFormat/>
-    <w:rPr>
-      <w:rFonts w:cs="Courier New"/>
-    </w:rPr>
-  </w:style>
-  <w:style w:type="character" w:customStyle="1" w:styleId="ListLabel12">
-    <w:name w:val="ListLabel 12"/>
-    <w:qFormat/>
-    <w:rPr>
-      <w:rFonts w:cs="Wingdings"/>
-    </w:rPr>
-  </w:style>
-  <w:style w:type="character" w:customStyle="1" w:styleId="ListLabel13">
-    <w:name w:val="ListLabel 13"/>
-    <w:qFormat/>
-    <w:rPr>
-      <w:rFonts w:cs="Symbol"/>
-      <w:b/>
-      <w:sz w:val="22"/>
-    </w:rPr>
-  </w:style>
-  <w:style w:type="character" w:customStyle="1" w:styleId="ListLabel14">
-    <w:name w:val="ListLabel 14"/>
-    <w:qFormat/>
-    <w:rPr>
-      <w:rFonts w:cs="Courier New"/>
-      <w:b/>
-      <w:sz w:val="22"/>
-    </w:rPr>
-  </w:style>
-  <w:style w:type="character" w:customStyle="1" w:styleId="ListLabel15">
-    <w:name w:val="ListLabel 15"/>
-    <w:qFormat/>
-    <w:rPr>
-      <w:rFonts w:cs="Wingdings"/>
-    </w:rPr>
-  </w:style>
-  <w:style w:type="character" w:customStyle="1" w:styleId="ListLabel16">
-    <w:name w:val="ListLabel 16"/>
-    <w:qFormat/>
-    <w:rPr>
-      <w:rFonts w:cs="Symbol"/>
-    </w:rPr>
-  </w:style>
-  <w:style w:type="character" w:customStyle="1" w:styleId="ListLabel17">
-    <w:name w:val="ListLabel 17"/>
-    <w:qFormat/>
-    <w:rPr>
-      <w:rFonts w:cs="Courier New"/>
-    </w:rPr>
-  </w:style>
-  <w:style w:type="character" w:customStyle="1" w:styleId="ListLabel18">
-    <w:name w:val="ListLabel 18"/>
-    <w:qFormat/>
-    <w:rPr>
-      <w:rFonts w:cs="Wingdings"/>
-    </w:rPr>
-  </w:style>
-  <w:style w:type="character" w:customStyle="1" w:styleId="ListLabel19">
-    <w:name w:val="ListLabel 19"/>
-    <w:qFormat/>
-    <w:rPr>
-      <w:rFonts w:cs="Symbol"/>
-    </w:rPr>
-  </w:style>
-  <w:style w:type="character" w:customStyle="1" w:styleId="ListLabel20">
-    <w:name w:val="ListLabel 20"/>
-    <w:qFormat/>
-    <w:rPr>
-      <w:rFonts w:cs="Courier New"/>
-    </w:rPr>
-  </w:style>
-  <w:style w:type="character" w:customStyle="1" w:styleId="ListLabel21">
-    <w:name w:val="ListLabel 21"/>
-    <w:qFormat/>
-    <w:rPr>
-      <w:rFonts w:cs="Wingdings"/>
-    </w:rPr>
-  </w:style>
-  <w:style w:type="paragraph" w:customStyle="1" w:styleId="Heading">
-    <w:name w:val="Heading"/>
-    <w:basedOn w:val="Normal"/>
-    <w:next w:val="BodyText"/>
-    <w:qFormat/>
-    <w:pPr>
-      <w:keepNext/>
-      <w:spacing w:before="240" w:after="120"/>
-    </w:pPr>
-    <w:rPr>
-      <w:rFonts w:ascii="Arial" w:eastAsia="바탕" w:hAnsi="Arial" w:cs="Arial"/>
-      <w:sz w:val="28"/>
-      <w:szCs w:val="28"/>
-    </w:rPr>
-  </w:style>
-  <w:style w:type="paragraph" w:styleId="BodyText">
-    <w:name w:val="Body Text"/>
-    <w:basedOn w:val="Normal"/>
-    <w:pPr>
-      <w:spacing w:after="140" w:line="276" w:lineRule="auto"/>
-    </w:pPr>
-  </w:style>
-  <w:style w:type="paragraph" w:styleId="List">
-    <w:name w:val="List"/>
-    <w:basedOn w:val="BodyText"/>
-    <w:rPr>
-      <w:rFonts w:cs="Arial"/>
-    </w:rPr>
-  </w:style>
-  <w:style w:type="paragraph" w:styleId="Caption">
-    <w:name w:val="caption"/>
-    <w:basedOn w:val="Normal"/>
-    <w:qFormat/>
-    <w:pPr>
-      <w:suppressLineNumbers/>
-      <w:spacing w:before="120" w:after="120"/>
-    </w:pPr>
-    <w:rPr>
-      <w:rFonts w:cs="Arial"/>
-      <w:i/>
-      <w:iCs/>
-      <w:sz w:val="24"/>
-      <w:szCs w:val="24"/>
-    </w:rPr>
-  </w:style>
-  <w:style w:type="paragraph" w:customStyle="1" w:styleId="Index">
-    <w:name w:val="Index"/>
-    <w:basedOn w:val="Normal"/>
-    <w:qFormat/>
-    <w:pPr>
-      <w:suppressLineNumbers/>
-    </w:pPr>
-    <w:rPr>
-      <w:rFonts w:cs="Arial"/>
-    </w:rPr>
-  </w:style>
-  <w:style w:type="paragraph" w:styleId="ListParagraph">
-    <w:name w:val="List Paragraph"/>
-    <w:basedOn w:val="Normal"/>
-    <w:uiPriority w:val="34"/>
-    <w:qFormat/>
-    <w:pPr>
-      <w:ind w:left="800"/>
-    </w:pPr>
-  </w:style>
-  <w:style w:type="paragraph" w:styleId="Header">
-    <w:name w:val="header"/>
-    <w:basedOn w:val="Normal"/>
-    <w:link w:val="HeaderChar"/>
-    <w:uiPriority w:val="99"/>
-    <w:unhideWhenUsed/>
-    <w:pPr>
-      <w:tabs>
-        <w:tab w:val="center" w:pos="4513"/>
-        <w:tab w:val="right" w:pos="9026"/>
-      </w:tabs>
-      <w:snapToGrid w:val="0"/>
-    </w:pPr>
-  </w:style>
-  <w:style w:type="paragraph" w:styleId="Footer">
-    <w:name w:val="footer"/>
-    <w:basedOn w:val="Normal"/>
-    <w:link w:val="FooterChar"/>
-    <w:uiPriority w:val="99"/>
-    <w:unhideWhenUsed/>
-    <w:pPr>
-      <w:tabs>
-        <w:tab w:val="center" w:pos="4513"/>
-        <w:tab w:val="right" w:pos="9026"/>
-      </w:tabs>
-      <w:snapToGrid w:val="0"/>
-    </w:pPr>
-  </w:style>
   <w:style w:type="table" w:customStyle="1" w:styleId="10">
     <w:name w:val="표 구분선1"/>
     <w:basedOn w:val="TableNormal"/>
     <w:uiPriority w:val="39"/>
     <w:tblPr>
       <w:tblBorders>
-        <w:top w:val="single" w:sz="4" w:space="0" w:color="auto"/>
-        <w:left w:val="single" w:sz="4" w:space="0" w:color="auto"/>
-        <w:bottom w:val="single" w:sz="4" w:space="0" w:color="auto"/>
-        <w:right w:val="single" w:sz="4" w:space="0" w:color="auto"/>
-        <w:insideH w:val="single" w:sz="4" w:space="0" w:color="auto"/>
-        <w:insideV w:val="single" w:sz="4" w:space="0" w:color="auto"/>
+        <w:top w:val="single" w:color="auto" w:sz="4" w:space="0"/>
+        <w:left w:val="single" w:color="auto" w:sz="4" w:space="0"/>
+        <w:bottom w:val="single" w:color="auto" w:sz="4" w:space="0"/>
+        <w:right w:val="single" w:color="auto" w:sz="4" w:space="0"/>
+        <w:insideH w:val="single" w:color="auto" w:sz="4" w:space="0"/>
+        <w:insideV w:val="single" w:color="auto" w:sz="4" w:space="0"/>
       </w:tblBorders>
     </w:tblPr>
   </w:style>
@@ -2158,12 +3350,12 @@
     <w:basedOn w:val="TableNormal"/>
     <w:tblPr>
       <w:tblBorders>
-        <w:top w:val="single" w:sz="4" w:space="0" w:color="auto"/>
-        <w:left w:val="single" w:sz="4" w:space="0" w:color="auto"/>
-        <w:bottom w:val="single" w:sz="4" w:space="0" w:color="auto"/>
-        <w:right w:val="single" w:sz="4" w:space="0" w:color="auto"/>
-        <w:insideH w:val="single" w:sz="4" w:space="0" w:color="auto"/>
-        <w:insideV w:val="single" w:sz="4" w:space="0" w:color="auto"/>
+        <w:top w:val="single" w:color="auto" w:sz="4" w:space="0"/>
+        <w:left w:val="single" w:color="auto" w:sz="4" w:space="0"/>
+        <w:bottom w:val="single" w:color="auto" w:sz="4" w:space="0"/>
+        <w:right w:val="single" w:color="auto" w:sz="4" w:space="0"/>
+        <w:insideH w:val="single" w:color="auto" w:sz="4" w:space="0"/>
+        <w:insideV w:val="single" w:color="auto" w:sz="4" w:space="0"/>
       </w:tblBorders>
     </w:tblPr>
   </w:style>
